--- a/20260909_Table1_2016.docx
+++ b/20260909_Table1_2016.docx
@@ -33,18 +33,17 @@
         <w:tblLook w:firstColumn="1" w:firstRow="1" w:lastColumn="0" w:lastRow="0" w:noHBand="0" w:noVBand="1" w:val="04A0"/>
       </w:tblPr>
       <w:tblGrid>
-        <w:gridCol w:w="1224"/>
-        <w:gridCol w:w="1224"/>
-        <w:gridCol w:w="1224"/>
-        <w:gridCol w:w="1224"/>
-        <w:gridCol w:w="1224"/>
-        <w:gridCol w:w="1224"/>
-        <w:gridCol w:w="1224"/>
-        <w:gridCol w:w="1224"/>
-        <w:gridCol w:w="1224"/>
-        <w:gridCol w:w="1224"/>
-        <w:gridCol w:w="1224"/>
-        <w:gridCol w:w="1224"/>
+        <w:gridCol w:w="1335"/>
+        <w:gridCol w:w="1335"/>
+        <w:gridCol w:w="1335"/>
+        <w:gridCol w:w="1335"/>
+        <w:gridCol w:w="1335"/>
+        <w:gridCol w:w="1335"/>
+        <w:gridCol w:w="1335"/>
+        <w:gridCol w:w="1335"/>
+        <w:gridCol w:w="1335"/>
+        <w:gridCol w:w="1335"/>
+        <w:gridCol w:w="1335"/>
       </w:tblGrid>
       <w:tr>
         <w:trPr>
@@ -52,7 +51,7 @@
         </w:trPr>
         <w:tc>
           <w:tcPr>
-            <w:tcW w:type="dxa" w:w="1224"/>
+            <w:tcW w:type="dxa" w:w="1335"/>
             <w:vAlign w:val="center"/>
           </w:tcPr>
           <w:p>
@@ -71,7 +70,7 @@
         </w:tc>
         <w:tc>
           <w:tcPr>
-            <w:tcW w:type="dxa" w:w="1224"/>
+            <w:tcW w:type="dxa" w:w="1335"/>
             <w:vAlign w:val="center"/>
           </w:tcPr>
           <w:p>
@@ -90,7 +89,7 @@
         </w:tc>
         <w:tc>
           <w:tcPr>
-            <w:tcW w:type="dxa" w:w="1224"/>
+            <w:tcW w:type="dxa" w:w="1335"/>
             <w:vAlign w:val="center"/>
           </w:tcPr>
           <w:p>
@@ -109,7 +108,7 @@
         </w:tc>
         <w:tc>
           <w:tcPr>
-            <w:tcW w:type="dxa" w:w="1224"/>
+            <w:tcW w:type="dxa" w:w="1335"/>
             <w:vAlign w:val="center"/>
           </w:tcPr>
           <w:p>
@@ -128,7 +127,7 @@
         </w:tc>
         <w:tc>
           <w:tcPr>
-            <w:tcW w:type="dxa" w:w="1224"/>
+            <w:tcW w:type="dxa" w:w="1335"/>
             <w:vAlign w:val="center"/>
           </w:tcPr>
           <w:p>
@@ -147,7 +146,7 @@
         </w:tc>
         <w:tc>
           <w:tcPr>
-            <w:tcW w:type="dxa" w:w="1224"/>
+            <w:tcW w:type="dxa" w:w="1335"/>
             <w:vAlign w:val="center"/>
           </w:tcPr>
           <w:p>
@@ -166,26 +165,7 @@
         </w:tc>
         <w:tc>
           <w:tcPr>
-            <w:tcW w:type="dxa" w:w="1224"/>
-            <w:vAlign w:val="center"/>
-          </w:tcPr>
-          <w:p>
-            <w:pPr>
-              <w:jc w:val="center"/>
-            </w:pPr>
-            <w:r>
-              <w:rPr>
-                <w:b/>
-                <w:color w:val="FFFFFF"/>
-                <w:sz w:val="14"/>
-              </w:rPr>
-              <w:t>Binary model</w:t>
-            </w:r>
-          </w:p>
-        </w:tc>
-        <w:tc>
-          <w:tcPr>
-            <w:tcW w:type="dxa" w:w="1224"/>
+            <w:tcW w:type="dxa" w:w="1335"/>
             <w:vAlign w:val="center"/>
           </w:tcPr>
           <w:p>
@@ -204,7 +184,7 @@
         </w:tc>
         <w:tc>
           <w:tcPr>
-            <w:tcW w:type="dxa" w:w="1224"/>
+            <w:tcW w:type="dxa" w:w="1335"/>
             <w:vAlign w:val="center"/>
           </w:tcPr>
           <w:p>
@@ -223,7 +203,7 @@
         </w:tc>
         <w:tc>
           <w:tcPr>
-            <w:tcW w:type="dxa" w:w="1224"/>
+            <w:tcW w:type="dxa" w:w="1335"/>
             <w:vAlign w:val="center"/>
           </w:tcPr>
           <w:p>
@@ -242,7 +222,7 @@
         </w:tc>
         <w:tc>
           <w:tcPr>
-            <w:tcW w:type="dxa" w:w="1224"/>
+            <w:tcW w:type="dxa" w:w="1335"/>
             <w:vAlign w:val="center"/>
           </w:tcPr>
           <w:p>
@@ -261,7 +241,7 @@
         </w:tc>
         <w:tc>
           <w:tcPr>
-            <w:tcW w:type="dxa" w:w="1224"/>
+            <w:tcW w:type="dxa" w:w="1335"/>
             <w:vAlign w:val="center"/>
           </w:tcPr>
           <w:p>
@@ -285,7 +265,7 @@
         </w:trPr>
         <w:tc>
           <w:tcPr>
-            <w:tcW w:type="dxa" w:w="1224"/>
+            <w:tcW w:type="dxa" w:w="1335"/>
             <w:vAlign w:val="center"/>
           </w:tcPr>
           <w:p>
@@ -304,7 +284,7 @@
         </w:tc>
         <w:tc>
           <w:tcPr>
-            <w:tcW w:type="dxa" w:w="1224"/>
+            <w:tcW w:type="dxa" w:w="1335"/>
             <w:vAlign w:val="center"/>
           </w:tcPr>
           <w:p>
@@ -323,7 +303,7 @@
         </w:tc>
         <w:tc>
           <w:tcPr>
-            <w:tcW w:type="dxa" w:w="1224"/>
+            <w:tcW w:type="dxa" w:w="1335"/>
             <w:vAlign w:val="center"/>
           </w:tcPr>
           <w:p>
@@ -342,7 +322,7 @@
         </w:tc>
         <w:tc>
           <w:tcPr>
-            <w:tcW w:type="dxa" w:w="1224"/>
+            <w:tcW w:type="dxa" w:w="1335"/>
             <w:vAlign w:val="center"/>
           </w:tcPr>
           <w:p>
@@ -361,7 +341,7 @@
         </w:tc>
         <w:tc>
           <w:tcPr>
-            <w:tcW w:type="dxa" w:w="1224"/>
+            <w:tcW w:type="dxa" w:w="1335"/>
             <w:vAlign w:val="center"/>
           </w:tcPr>
           <w:p>
@@ -380,7 +360,7 @@
         </w:tc>
         <w:tc>
           <w:tcPr>
-            <w:tcW w:type="dxa" w:w="1224"/>
+            <w:tcW w:type="dxa" w:w="1335"/>
             <w:vAlign w:val="center"/>
           </w:tcPr>
           <w:p>
@@ -399,26 +379,7 @@
         </w:tc>
         <w:tc>
           <w:tcPr>
-            <w:tcW w:type="dxa" w:w="1224"/>
-            <w:vAlign w:val="center"/>
-          </w:tcPr>
-          <w:p>
-            <w:pPr>
-              <w:jc w:val="center"/>
-            </w:pPr>
-            <w:r>
-              <w:rPr>
-                <w:b/>
-                <w:color w:val="FFFFFF"/>
-                <w:sz w:val="14"/>
-              </w:rPr>
-              <w:t>Logistic regression</w:t>
-            </w:r>
-          </w:p>
-        </w:tc>
-        <w:tc>
-          <w:tcPr>
-            <w:tcW w:type="dxa" w:w="1224"/>
+            <w:tcW w:type="dxa" w:w="1335"/>
             <w:vAlign w:val="center"/>
           </w:tcPr>
           <w:p>
@@ -437,7 +398,7 @@
         </w:tc>
         <w:tc>
           <w:tcPr>
-            <w:tcW w:type="dxa" w:w="1224"/>
+            <w:tcW w:type="dxa" w:w="1335"/>
             <w:vAlign w:val="center"/>
           </w:tcPr>
           <w:p>
@@ -456,7 +417,7 @@
         </w:tc>
         <w:tc>
           <w:tcPr>
-            <w:tcW w:type="dxa" w:w="1224"/>
+            <w:tcW w:type="dxa" w:w="1335"/>
             <w:vAlign w:val="center"/>
           </w:tcPr>
           <w:p>
@@ -475,7 +436,7 @@
         </w:tc>
         <w:tc>
           <w:tcPr>
-            <w:tcW w:type="dxa" w:w="1224"/>
+            <w:tcW w:type="dxa" w:w="1335"/>
             <w:vAlign w:val="center"/>
           </w:tcPr>
           <w:p>
@@ -494,7 +455,7 @@
         </w:tc>
         <w:tc>
           <w:tcPr>
-            <w:tcW w:type="dxa" w:w="1224"/>
+            <w:tcW w:type="dxa" w:w="1335"/>
             <w:vAlign w:val="center"/>
           </w:tcPr>
           <w:p>
@@ -515,7 +476,7 @@
       <w:tr>
         <w:tc>
           <w:tcPr>
-            <w:tcW w:type="dxa" w:w="1224"/>
+            <w:tcW w:type="dxa" w:w="1335"/>
             <w:vAlign w:val="center"/>
           </w:tcPr>
           <w:p>
@@ -533,7 +494,7 @@
         </w:tc>
         <w:tc>
           <w:tcPr>
-            <w:tcW w:type="dxa" w:w="1224"/>
+            <w:tcW w:type="dxa" w:w="1335"/>
             <w:vAlign w:val="center"/>
           </w:tcPr>
           <w:p>
@@ -551,7 +512,7 @@
         </w:tc>
         <w:tc>
           <w:tcPr>
-            <w:tcW w:type="dxa" w:w="1224"/>
+            <w:tcW w:type="dxa" w:w="1335"/>
             <w:vAlign w:val="center"/>
           </w:tcPr>
           <w:p>
@@ -569,7 +530,7 @@
         </w:tc>
         <w:tc>
           <w:tcPr>
-            <w:tcW w:type="dxa" w:w="1224"/>
+            <w:tcW w:type="dxa" w:w="1335"/>
             <w:vAlign w:val="center"/>
           </w:tcPr>
           <w:p>
@@ -587,7 +548,7 @@
         </w:tc>
         <w:tc>
           <w:tcPr>
-            <w:tcW w:type="dxa" w:w="1224"/>
+            <w:tcW w:type="dxa" w:w="1335"/>
             <w:vAlign w:val="center"/>
           </w:tcPr>
           <w:p>
@@ -605,7 +566,7 @@
         </w:tc>
         <w:tc>
           <w:tcPr>
-            <w:tcW w:type="dxa" w:w="1224"/>
+            <w:tcW w:type="dxa" w:w="1335"/>
             <w:vAlign w:val="center"/>
           </w:tcPr>
           <w:p>
@@ -623,25 +584,7 @@
         </w:tc>
         <w:tc>
           <w:tcPr>
-            <w:tcW w:type="dxa" w:w="1224"/>
-            <w:vAlign w:val="center"/>
-          </w:tcPr>
-          <w:p>
-            <w:pPr>
-              <w:jc w:val="center"/>
-            </w:pPr>
-            <w:r>
-              <w:rPr>
-                <w:b w:val="0"/>
-                <w:sz w:val="14"/>
-              </w:rPr>
-              <w:t>Logistic regression</w:t>
-            </w:r>
-          </w:p>
-        </w:tc>
-        <w:tc>
-          <w:tcPr>
-            <w:tcW w:type="dxa" w:w="1224"/>
+            <w:tcW w:type="dxa" w:w="1335"/>
             <w:vAlign w:val="center"/>
           </w:tcPr>
           <w:p>
@@ -659,7 +602,7 @@
         </w:tc>
         <w:tc>
           <w:tcPr>
-            <w:tcW w:type="dxa" w:w="1224"/>
+            <w:tcW w:type="dxa" w:w="1335"/>
             <w:vAlign w:val="center"/>
           </w:tcPr>
           <w:p>
@@ -677,7 +620,7 @@
         </w:tc>
         <w:tc>
           <w:tcPr>
-            <w:tcW w:type="dxa" w:w="1224"/>
+            <w:tcW w:type="dxa" w:w="1335"/>
             <w:vAlign w:val="center"/>
           </w:tcPr>
           <w:p>
@@ -695,7 +638,7 @@
         </w:tc>
         <w:tc>
           <w:tcPr>
-            <w:tcW w:type="dxa" w:w="1224"/>
+            <w:tcW w:type="dxa" w:w="1335"/>
             <w:vAlign w:val="center"/>
           </w:tcPr>
           <w:p>
@@ -713,7 +656,7 @@
         </w:tc>
         <w:tc>
           <w:tcPr>
-            <w:tcW w:type="dxa" w:w="1224"/>
+            <w:tcW w:type="dxa" w:w="1335"/>
             <w:vAlign w:val="center"/>
           </w:tcPr>
           <w:p>
@@ -736,7 +679,7 @@
         </w:trPr>
         <w:tc>
           <w:tcPr>
-            <w:tcW w:type="dxa" w:w="1224"/>
+            <w:tcW w:type="dxa" w:w="1335"/>
             <w:vAlign w:val="center"/>
           </w:tcPr>
           <w:p>
@@ -754,7 +697,7 @@
         </w:tc>
         <w:tc>
           <w:tcPr>
-            <w:tcW w:type="dxa" w:w="1224"/>
+            <w:tcW w:type="dxa" w:w="1335"/>
             <w:vAlign w:val="center"/>
           </w:tcPr>
           <w:p>
@@ -772,7 +715,7 @@
         </w:tc>
         <w:tc>
           <w:tcPr>
-            <w:tcW w:type="dxa" w:w="1224"/>
+            <w:tcW w:type="dxa" w:w="1335"/>
             <w:vAlign w:val="center"/>
           </w:tcPr>
           <w:p>
@@ -790,7 +733,7 @@
         </w:tc>
         <w:tc>
           <w:tcPr>
-            <w:tcW w:type="dxa" w:w="1224"/>
+            <w:tcW w:type="dxa" w:w="1335"/>
             <w:vAlign w:val="center"/>
           </w:tcPr>
           <w:p>
@@ -808,7 +751,7 @@
         </w:tc>
         <w:tc>
           <w:tcPr>
-            <w:tcW w:type="dxa" w:w="1224"/>
+            <w:tcW w:type="dxa" w:w="1335"/>
             <w:vAlign w:val="center"/>
           </w:tcPr>
           <w:p>
@@ -826,7 +769,7 @@
         </w:tc>
         <w:tc>
           <w:tcPr>
-            <w:tcW w:type="dxa" w:w="1224"/>
+            <w:tcW w:type="dxa" w:w="1335"/>
             <w:vAlign w:val="center"/>
           </w:tcPr>
           <w:p>
@@ -844,25 +787,7 @@
         </w:tc>
         <w:tc>
           <w:tcPr>
-            <w:tcW w:type="dxa" w:w="1224"/>
-            <w:vAlign w:val="center"/>
-          </w:tcPr>
-          <w:p>
-            <w:pPr>
-              <w:jc w:val="center"/>
-            </w:pPr>
-            <w:r>
-              <w:rPr>
-                <w:b w:val="0"/>
-                <w:sz w:val="14"/>
-              </w:rPr>
-              <w:t>Logistic regression</w:t>
-            </w:r>
-          </w:p>
-        </w:tc>
-        <w:tc>
-          <w:tcPr>
-            <w:tcW w:type="dxa" w:w="1224"/>
+            <w:tcW w:type="dxa" w:w="1335"/>
             <w:vAlign w:val="center"/>
           </w:tcPr>
           <w:p>
@@ -880,7 +805,7 @@
         </w:tc>
         <w:tc>
           <w:tcPr>
-            <w:tcW w:type="dxa" w:w="1224"/>
+            <w:tcW w:type="dxa" w:w="1335"/>
             <w:vAlign w:val="center"/>
           </w:tcPr>
           <w:p>
@@ -898,7 +823,7 @@
         </w:tc>
         <w:tc>
           <w:tcPr>
-            <w:tcW w:type="dxa" w:w="1224"/>
+            <w:tcW w:type="dxa" w:w="1335"/>
             <w:vAlign w:val="center"/>
           </w:tcPr>
           <w:p>
@@ -916,7 +841,7 @@
         </w:tc>
         <w:tc>
           <w:tcPr>
-            <w:tcW w:type="dxa" w:w="1224"/>
+            <w:tcW w:type="dxa" w:w="1335"/>
             <w:vAlign w:val="center"/>
           </w:tcPr>
           <w:p>
@@ -934,7 +859,7 @@
         </w:tc>
         <w:tc>
           <w:tcPr>
-            <w:tcW w:type="dxa" w:w="1224"/>
+            <w:tcW w:type="dxa" w:w="1335"/>
             <w:vAlign w:val="center"/>
           </w:tcPr>
           <w:p>
@@ -954,7 +879,7 @@
       <w:tr>
         <w:tc>
           <w:tcPr>
-            <w:tcW w:type="dxa" w:w="1224"/>
+            <w:tcW w:type="dxa" w:w="1335"/>
             <w:vAlign w:val="center"/>
           </w:tcPr>
           <w:p>
@@ -972,7 +897,7 @@
         </w:tc>
         <w:tc>
           <w:tcPr>
-            <w:tcW w:type="dxa" w:w="1224"/>
+            <w:tcW w:type="dxa" w:w="1335"/>
             <w:vAlign w:val="center"/>
           </w:tcPr>
           <w:p>
@@ -990,7 +915,7 @@
         </w:tc>
         <w:tc>
           <w:tcPr>
-            <w:tcW w:type="dxa" w:w="1224"/>
+            <w:tcW w:type="dxa" w:w="1335"/>
             <w:vAlign w:val="center"/>
           </w:tcPr>
           <w:p>
@@ -1008,7 +933,7 @@
         </w:tc>
         <w:tc>
           <w:tcPr>
-            <w:tcW w:type="dxa" w:w="1224"/>
+            <w:tcW w:type="dxa" w:w="1335"/>
             <w:vAlign w:val="center"/>
           </w:tcPr>
           <w:p>
@@ -1026,7 +951,7 @@
         </w:tc>
         <w:tc>
           <w:tcPr>
-            <w:tcW w:type="dxa" w:w="1224"/>
+            <w:tcW w:type="dxa" w:w="1335"/>
             <w:vAlign w:val="center"/>
           </w:tcPr>
           <w:p>
@@ -1044,7 +969,7 @@
         </w:tc>
         <w:tc>
           <w:tcPr>
-            <w:tcW w:type="dxa" w:w="1224"/>
+            <w:tcW w:type="dxa" w:w="1335"/>
             <w:vAlign w:val="center"/>
           </w:tcPr>
           <w:p>
@@ -1062,25 +987,7 @@
         </w:tc>
         <w:tc>
           <w:tcPr>
-            <w:tcW w:type="dxa" w:w="1224"/>
-            <w:vAlign w:val="center"/>
-          </w:tcPr>
-          <w:p>
-            <w:pPr>
-              <w:jc w:val="center"/>
-            </w:pPr>
-            <w:r>
-              <w:rPr>
-                <w:b w:val="0"/>
-                <w:sz w:val="14"/>
-              </w:rPr>
-              <w:t>Logistic regression</w:t>
-            </w:r>
-          </w:p>
-        </w:tc>
-        <w:tc>
-          <w:tcPr>
-            <w:tcW w:type="dxa" w:w="1224"/>
+            <w:tcW w:type="dxa" w:w="1335"/>
             <w:vAlign w:val="center"/>
           </w:tcPr>
           <w:p>
@@ -1098,7 +1005,7 @@
         </w:tc>
         <w:tc>
           <w:tcPr>
-            <w:tcW w:type="dxa" w:w="1224"/>
+            <w:tcW w:type="dxa" w:w="1335"/>
             <w:vAlign w:val="center"/>
           </w:tcPr>
           <w:p>
@@ -1116,7 +1023,7 @@
         </w:tc>
         <w:tc>
           <w:tcPr>
-            <w:tcW w:type="dxa" w:w="1224"/>
+            <w:tcW w:type="dxa" w:w="1335"/>
             <w:vAlign w:val="center"/>
           </w:tcPr>
           <w:p>
@@ -1134,7 +1041,7 @@
         </w:tc>
         <w:tc>
           <w:tcPr>
-            <w:tcW w:type="dxa" w:w="1224"/>
+            <w:tcW w:type="dxa" w:w="1335"/>
             <w:vAlign w:val="center"/>
           </w:tcPr>
           <w:p>
@@ -1152,7 +1059,7 @@
         </w:tc>
         <w:tc>
           <w:tcPr>
-            <w:tcW w:type="dxa" w:w="1224"/>
+            <w:tcW w:type="dxa" w:w="1335"/>
             <w:vAlign w:val="center"/>
           </w:tcPr>
           <w:p>
@@ -1175,7 +1082,7 @@
         </w:trPr>
         <w:tc>
           <w:tcPr>
-            <w:tcW w:type="dxa" w:w="1224"/>
+            <w:tcW w:type="dxa" w:w="1335"/>
             <w:vAlign w:val="center"/>
           </w:tcPr>
           <w:p>
@@ -1193,7 +1100,7 @@
         </w:tc>
         <w:tc>
           <w:tcPr>
-            <w:tcW w:type="dxa" w:w="1224"/>
+            <w:tcW w:type="dxa" w:w="1335"/>
             <w:vAlign w:val="center"/>
           </w:tcPr>
           <w:p>
@@ -1211,7 +1118,7 @@
         </w:tc>
         <w:tc>
           <w:tcPr>
-            <w:tcW w:type="dxa" w:w="1224"/>
+            <w:tcW w:type="dxa" w:w="1335"/>
             <w:vAlign w:val="center"/>
           </w:tcPr>
           <w:p>
@@ -1229,7 +1136,7 @@
         </w:tc>
         <w:tc>
           <w:tcPr>
-            <w:tcW w:type="dxa" w:w="1224"/>
+            <w:tcW w:type="dxa" w:w="1335"/>
             <w:vAlign w:val="center"/>
           </w:tcPr>
           <w:p>
@@ -1247,7 +1154,7 @@
         </w:tc>
         <w:tc>
           <w:tcPr>
-            <w:tcW w:type="dxa" w:w="1224"/>
+            <w:tcW w:type="dxa" w:w="1335"/>
             <w:vAlign w:val="center"/>
           </w:tcPr>
           <w:p>
@@ -1265,7 +1172,7 @@
         </w:tc>
         <w:tc>
           <w:tcPr>
-            <w:tcW w:type="dxa" w:w="1224"/>
+            <w:tcW w:type="dxa" w:w="1335"/>
             <w:vAlign w:val="center"/>
           </w:tcPr>
           <w:p>
@@ -1283,25 +1190,7 @@
         </w:tc>
         <w:tc>
           <w:tcPr>
-            <w:tcW w:type="dxa" w:w="1224"/>
-            <w:vAlign w:val="center"/>
-          </w:tcPr>
-          <w:p>
-            <w:pPr>
-              <w:jc w:val="center"/>
-            </w:pPr>
-            <w:r>
-              <w:rPr>
-                <w:b w:val="0"/>
-                <w:sz w:val="14"/>
-              </w:rPr>
-              <w:t>Logistic regression</w:t>
-            </w:r>
-          </w:p>
-        </w:tc>
-        <w:tc>
-          <w:tcPr>
-            <w:tcW w:type="dxa" w:w="1224"/>
+            <w:tcW w:type="dxa" w:w="1335"/>
             <w:vAlign w:val="center"/>
           </w:tcPr>
           <w:p>
@@ -1319,7 +1208,7 @@
         </w:tc>
         <w:tc>
           <w:tcPr>
-            <w:tcW w:type="dxa" w:w="1224"/>
+            <w:tcW w:type="dxa" w:w="1335"/>
             <w:vAlign w:val="center"/>
           </w:tcPr>
           <w:p>
@@ -1337,7 +1226,7 @@
         </w:tc>
         <w:tc>
           <w:tcPr>
-            <w:tcW w:type="dxa" w:w="1224"/>
+            <w:tcW w:type="dxa" w:w="1335"/>
             <w:vAlign w:val="center"/>
           </w:tcPr>
           <w:p>
@@ -1355,7 +1244,7 @@
         </w:tc>
         <w:tc>
           <w:tcPr>
-            <w:tcW w:type="dxa" w:w="1224"/>
+            <w:tcW w:type="dxa" w:w="1335"/>
             <w:vAlign w:val="center"/>
           </w:tcPr>
           <w:p>
@@ -1373,7 +1262,7 @@
         </w:tc>
         <w:tc>
           <w:tcPr>
-            <w:tcW w:type="dxa" w:w="1224"/>
+            <w:tcW w:type="dxa" w:w="1335"/>
             <w:vAlign w:val="center"/>
           </w:tcPr>
           <w:p>
@@ -1393,7 +1282,7 @@
       <w:tr>
         <w:tc>
           <w:tcPr>
-            <w:tcW w:type="dxa" w:w="1224"/>
+            <w:tcW w:type="dxa" w:w="1335"/>
             <w:vAlign w:val="center"/>
           </w:tcPr>
           <w:p>
@@ -1411,7 +1300,7 @@
         </w:tc>
         <w:tc>
           <w:tcPr>
-            <w:tcW w:type="dxa" w:w="1224"/>
+            <w:tcW w:type="dxa" w:w="1335"/>
             <w:vAlign w:val="center"/>
           </w:tcPr>
           <w:p>
@@ -1429,7 +1318,7 @@
         </w:tc>
         <w:tc>
           <w:tcPr>
-            <w:tcW w:type="dxa" w:w="1224"/>
+            <w:tcW w:type="dxa" w:w="1335"/>
             <w:vAlign w:val="center"/>
           </w:tcPr>
           <w:p>
@@ -1447,7 +1336,7 @@
         </w:tc>
         <w:tc>
           <w:tcPr>
-            <w:tcW w:type="dxa" w:w="1224"/>
+            <w:tcW w:type="dxa" w:w="1335"/>
             <w:vAlign w:val="center"/>
           </w:tcPr>
           <w:p>
@@ -1465,7 +1354,7 @@
         </w:tc>
         <w:tc>
           <w:tcPr>
-            <w:tcW w:type="dxa" w:w="1224"/>
+            <w:tcW w:type="dxa" w:w="1335"/>
             <w:vAlign w:val="center"/>
           </w:tcPr>
           <w:p>
@@ -1483,7 +1372,7 @@
         </w:tc>
         <w:tc>
           <w:tcPr>
-            <w:tcW w:type="dxa" w:w="1224"/>
+            <w:tcW w:type="dxa" w:w="1335"/>
             <w:vAlign w:val="center"/>
           </w:tcPr>
           <w:p>
@@ -1501,25 +1390,7 @@
         </w:tc>
         <w:tc>
           <w:tcPr>
-            <w:tcW w:type="dxa" w:w="1224"/>
-            <w:vAlign w:val="center"/>
-          </w:tcPr>
-          <w:p>
-            <w:pPr>
-              <w:jc w:val="center"/>
-            </w:pPr>
-            <w:r>
-              <w:rPr>
-                <w:b w:val="0"/>
-                <w:sz w:val="14"/>
-              </w:rPr>
-              <w:t>Logistic regression</w:t>
-            </w:r>
-          </w:p>
-        </w:tc>
-        <w:tc>
-          <w:tcPr>
-            <w:tcW w:type="dxa" w:w="1224"/>
+            <w:tcW w:type="dxa" w:w="1335"/>
             <w:vAlign w:val="center"/>
           </w:tcPr>
           <w:p>
@@ -1537,7 +1408,7 @@
         </w:tc>
         <w:tc>
           <w:tcPr>
-            <w:tcW w:type="dxa" w:w="1224"/>
+            <w:tcW w:type="dxa" w:w="1335"/>
             <w:vAlign w:val="center"/>
           </w:tcPr>
           <w:p>
@@ -1555,7 +1426,7 @@
         </w:tc>
         <w:tc>
           <w:tcPr>
-            <w:tcW w:type="dxa" w:w="1224"/>
+            <w:tcW w:type="dxa" w:w="1335"/>
             <w:vAlign w:val="center"/>
           </w:tcPr>
           <w:p>
@@ -1573,7 +1444,7 @@
         </w:tc>
         <w:tc>
           <w:tcPr>
-            <w:tcW w:type="dxa" w:w="1224"/>
+            <w:tcW w:type="dxa" w:w="1335"/>
             <w:vAlign w:val="center"/>
           </w:tcPr>
           <w:p>
@@ -1591,7 +1462,7 @@
         </w:tc>
         <w:tc>
           <w:tcPr>
-            <w:tcW w:type="dxa" w:w="1224"/>
+            <w:tcW w:type="dxa" w:w="1335"/>
             <w:vAlign w:val="center"/>
           </w:tcPr>
           <w:p>
@@ -1614,7 +1485,7 @@
         </w:trPr>
         <w:tc>
           <w:tcPr>
-            <w:tcW w:type="dxa" w:w="1224"/>
+            <w:tcW w:type="dxa" w:w="1335"/>
             <w:vAlign w:val="center"/>
           </w:tcPr>
           <w:p>
@@ -1632,7 +1503,7 @@
         </w:tc>
         <w:tc>
           <w:tcPr>
-            <w:tcW w:type="dxa" w:w="1224"/>
+            <w:tcW w:type="dxa" w:w="1335"/>
             <w:vAlign w:val="center"/>
           </w:tcPr>
           <w:p>
@@ -1650,7 +1521,7 @@
         </w:tc>
         <w:tc>
           <w:tcPr>
-            <w:tcW w:type="dxa" w:w="1224"/>
+            <w:tcW w:type="dxa" w:w="1335"/>
             <w:vAlign w:val="center"/>
           </w:tcPr>
           <w:p>
@@ -1668,7 +1539,7 @@
         </w:tc>
         <w:tc>
           <w:tcPr>
-            <w:tcW w:type="dxa" w:w="1224"/>
+            <w:tcW w:type="dxa" w:w="1335"/>
             <w:vAlign w:val="center"/>
           </w:tcPr>
           <w:p>
@@ -1686,7 +1557,7 @@
         </w:tc>
         <w:tc>
           <w:tcPr>
-            <w:tcW w:type="dxa" w:w="1224"/>
+            <w:tcW w:type="dxa" w:w="1335"/>
             <w:vAlign w:val="center"/>
           </w:tcPr>
           <w:p>
@@ -1704,7 +1575,7 @@
         </w:tc>
         <w:tc>
           <w:tcPr>
-            <w:tcW w:type="dxa" w:w="1224"/>
+            <w:tcW w:type="dxa" w:w="1335"/>
             <w:vAlign w:val="center"/>
           </w:tcPr>
           <w:p>
@@ -1722,7 +1593,7 @@
         </w:tc>
         <w:tc>
           <w:tcPr>
-            <w:tcW w:type="dxa" w:w="1224"/>
+            <w:tcW w:type="dxa" w:w="1335"/>
             <w:vAlign w:val="center"/>
           </w:tcPr>
           <w:p>
@@ -1734,13 +1605,13 @@
                 <w:b w:val="0"/>
                 <w:sz w:val="14"/>
               </w:rPr>
-              <w:t>Random forest</w:t>
+              <w:t>0.598 [0.426, 0.863]</w:t>
             </w:r>
           </w:p>
         </w:tc>
         <w:tc>
           <w:tcPr>
-            <w:tcW w:type="dxa" w:w="1224"/>
+            <w:tcW w:type="dxa" w:w="1335"/>
             <w:vAlign w:val="center"/>
           </w:tcPr>
           <w:p>
@@ -1752,13 +1623,13 @@
                 <w:b w:val="0"/>
                 <w:sz w:val="14"/>
               </w:rPr>
-              <w:t>0.753 [0.520, 0.820]</w:t>
+              <w:t>0.748 [0.593, 0.818]</w:t>
             </w:r>
           </w:p>
         </w:tc>
         <w:tc>
           <w:tcPr>
-            <w:tcW w:type="dxa" w:w="1224"/>
+            <w:tcW w:type="dxa" w:w="1335"/>
             <w:vAlign w:val="center"/>
           </w:tcPr>
           <w:p>
@@ -1770,13 +1641,13 @@
                 <w:b w:val="0"/>
                 <w:sz w:val="14"/>
               </w:rPr>
-              <w:t>0.743 [0.659, 0.881]</w:t>
+              <w:t>0.817 [0.733, 0.944]</w:t>
             </w:r>
           </w:p>
         </w:tc>
         <w:tc>
           <w:tcPr>
-            <w:tcW w:type="dxa" w:w="1224"/>
+            <w:tcW w:type="dxa" w:w="1335"/>
             <w:vAlign w:val="center"/>
           </w:tcPr>
           <w:p>
@@ -1788,13 +1659,13 @@
                 <w:b w:val="0"/>
                 <w:sz w:val="14"/>
               </w:rPr>
-              <w:t>0.860 [0.726, 0.960]</w:t>
+              <w:t>0.783 [0.748, 0.827]</w:t>
             </w:r>
           </w:p>
         </w:tc>
         <w:tc>
           <w:tcPr>
-            <w:tcW w:type="dxa" w:w="1224"/>
+            <w:tcW w:type="dxa" w:w="1335"/>
             <w:vAlign w:val="center"/>
           </w:tcPr>
           <w:p>
@@ -1806,25 +1677,7 @@
                 <w:b w:val="0"/>
                 <w:sz w:val="14"/>
               </w:rPr>
-              <w:t>0.801 [0.774, 0.847]</w:t>
-            </w:r>
-          </w:p>
-        </w:tc>
-        <w:tc>
-          <w:tcPr>
-            <w:tcW w:type="dxa" w:w="1224"/>
-            <w:vAlign w:val="center"/>
-          </w:tcPr>
-          <w:p>
-            <w:pPr>
-              <w:jc w:val="center"/>
-            </w:pPr>
-            <w:r>
-              <w:rPr>
-                <w:b w:val="0"/>
-                <w:sz w:val="14"/>
-              </w:rPr>
-              <w:t>0.760 [0.695, 0.861]</w:t>
+              <w:t>0.758 [0.643, 0.812]</w:t>
             </w:r>
           </w:p>
         </w:tc>
@@ -1832,7 +1685,7 @@
       <w:tr>
         <w:tc>
           <w:tcPr>
-            <w:tcW w:type="dxa" w:w="1224"/>
+            <w:tcW w:type="dxa" w:w="1335"/>
             <w:vAlign w:val="center"/>
           </w:tcPr>
           <w:p>
@@ -1850,7 +1703,7 @@
         </w:tc>
         <w:tc>
           <w:tcPr>
-            <w:tcW w:type="dxa" w:w="1224"/>
+            <w:tcW w:type="dxa" w:w="1335"/>
             <w:vAlign w:val="center"/>
           </w:tcPr>
           <w:p>
@@ -1868,7 +1721,7 @@
         </w:tc>
         <w:tc>
           <w:tcPr>
-            <w:tcW w:type="dxa" w:w="1224"/>
+            <w:tcW w:type="dxa" w:w="1335"/>
             <w:vAlign w:val="center"/>
           </w:tcPr>
           <w:p>
@@ -1886,7 +1739,7 @@
         </w:tc>
         <w:tc>
           <w:tcPr>
-            <w:tcW w:type="dxa" w:w="1224"/>
+            <w:tcW w:type="dxa" w:w="1335"/>
             <w:vAlign w:val="center"/>
           </w:tcPr>
           <w:p>
@@ -1904,7 +1757,7 @@
         </w:tc>
         <w:tc>
           <w:tcPr>
-            <w:tcW w:type="dxa" w:w="1224"/>
+            <w:tcW w:type="dxa" w:w="1335"/>
             <w:vAlign w:val="center"/>
           </w:tcPr>
           <w:p>
@@ -1922,7 +1775,7 @@
         </w:tc>
         <w:tc>
           <w:tcPr>
-            <w:tcW w:type="dxa" w:w="1224"/>
+            <w:tcW w:type="dxa" w:w="1335"/>
             <w:vAlign w:val="center"/>
           </w:tcPr>
           <w:p>
@@ -1940,7 +1793,7 @@
         </w:tc>
         <w:tc>
           <w:tcPr>
-            <w:tcW w:type="dxa" w:w="1224"/>
+            <w:tcW w:type="dxa" w:w="1335"/>
             <w:vAlign w:val="center"/>
           </w:tcPr>
           <w:p>
@@ -1952,13 +1805,13 @@
                 <w:b w:val="0"/>
                 <w:sz w:val="14"/>
               </w:rPr>
-              <w:t>Random forest</w:t>
+              <w:t>0.695 [0.667, 0.929]</w:t>
             </w:r>
           </w:p>
         </w:tc>
         <w:tc>
           <w:tcPr>
-            <w:tcW w:type="dxa" w:w="1224"/>
+            <w:tcW w:type="dxa" w:w="1335"/>
             <w:vAlign w:val="center"/>
           </w:tcPr>
           <w:p>
@@ -1970,13 +1823,13 @@
                 <w:b w:val="0"/>
                 <w:sz w:val="14"/>
               </w:rPr>
-              <w:t>0.733 [0.643, 0.787]</w:t>
+              <w:t>0.720 [0.561, 0.769]</w:t>
             </w:r>
           </w:p>
         </w:tc>
         <w:tc>
           <w:tcPr>
-            <w:tcW w:type="dxa" w:w="1224"/>
+            <w:tcW w:type="dxa" w:w="1335"/>
             <w:vAlign w:val="center"/>
           </w:tcPr>
           <w:p>
@@ -1988,13 +1841,13 @@
                 <w:b w:val="0"/>
                 <w:sz w:val="14"/>
               </w:rPr>
-              <w:t>0.759 [0.693, 0.829]</w:t>
+              <w:t>0.763 [0.685, 0.921]</w:t>
             </w:r>
           </w:p>
         </w:tc>
         <w:tc>
           <w:tcPr>
-            <w:tcW w:type="dxa" w:w="1224"/>
+            <w:tcW w:type="dxa" w:w="1335"/>
             <w:vAlign w:val="center"/>
           </w:tcPr>
           <w:p>
@@ -2006,13 +1859,13 @@
                 <w:b w:val="0"/>
                 <w:sz w:val="14"/>
               </w:rPr>
-              <w:t>0.871 [0.793, 0.948]</w:t>
+              <w:t>0.742 [0.705, 0.788]</w:t>
             </w:r>
           </w:p>
         </w:tc>
         <w:tc>
           <w:tcPr>
-            <w:tcW w:type="dxa" w:w="1224"/>
+            <w:tcW w:type="dxa" w:w="1335"/>
             <w:vAlign w:val="center"/>
           </w:tcPr>
           <w:p>
@@ -2024,25 +1877,7 @@
                 <w:b w:val="0"/>
                 <w:sz w:val="14"/>
               </w:rPr>
-              <w:t>0.815 [0.783, 0.857]</w:t>
-            </w:r>
-          </w:p>
-        </w:tc>
-        <w:tc>
-          <w:tcPr>
-            <w:tcW w:type="dxa" w:w="1224"/>
-            <w:vAlign w:val="center"/>
-          </w:tcPr>
-          <w:p>
-            <w:pPr>
-              <w:jc w:val="center"/>
-            </w:pPr>
-            <w:r>
-              <w:rPr>
-                <w:b w:val="0"/>
-                <w:sz w:val="14"/>
-              </w:rPr>
-              <w:t>0.776 [0.725, 0.833]</w:t>
+              <w:t>0.727 [0.610, 0.773]</w:t>
             </w:r>
           </w:p>
         </w:tc>
@@ -2053,7 +1888,7 @@
         </w:trPr>
         <w:tc>
           <w:tcPr>
-            <w:tcW w:type="dxa" w:w="1224"/>
+            <w:tcW w:type="dxa" w:w="1335"/>
             <w:vAlign w:val="center"/>
           </w:tcPr>
           <w:p>
@@ -2071,7 +1906,7 @@
         </w:tc>
         <w:tc>
           <w:tcPr>
-            <w:tcW w:type="dxa" w:w="1224"/>
+            <w:tcW w:type="dxa" w:w="1335"/>
             <w:vAlign w:val="center"/>
           </w:tcPr>
           <w:p>
@@ -2089,7 +1924,7 @@
         </w:tc>
         <w:tc>
           <w:tcPr>
-            <w:tcW w:type="dxa" w:w="1224"/>
+            <w:tcW w:type="dxa" w:w="1335"/>
             <w:vAlign w:val="center"/>
           </w:tcPr>
           <w:p>
@@ -2107,7 +1942,7 @@
         </w:tc>
         <w:tc>
           <w:tcPr>
-            <w:tcW w:type="dxa" w:w="1224"/>
+            <w:tcW w:type="dxa" w:w="1335"/>
             <w:vAlign w:val="center"/>
           </w:tcPr>
           <w:p>
@@ -2125,7 +1960,7 @@
         </w:tc>
         <w:tc>
           <w:tcPr>
-            <w:tcW w:type="dxa" w:w="1224"/>
+            <w:tcW w:type="dxa" w:w="1335"/>
             <w:vAlign w:val="center"/>
           </w:tcPr>
           <w:p>
@@ -2143,7 +1978,7 @@
         </w:tc>
         <w:tc>
           <w:tcPr>
-            <w:tcW w:type="dxa" w:w="1224"/>
+            <w:tcW w:type="dxa" w:w="1335"/>
             <w:vAlign w:val="center"/>
           </w:tcPr>
           <w:p>
@@ -2161,25 +1996,7 @@
         </w:tc>
         <w:tc>
           <w:tcPr>
-            <w:tcW w:type="dxa" w:w="1224"/>
-            <w:vAlign w:val="center"/>
-          </w:tcPr>
-          <w:p>
-            <w:pPr>
-              <w:jc w:val="center"/>
-            </w:pPr>
-            <w:r>
-              <w:rPr>
-                <w:b w:val="0"/>
-                <w:sz w:val="14"/>
-              </w:rPr>
-              <w:t>Logistic regression</w:t>
-            </w:r>
-          </w:p>
-        </w:tc>
-        <w:tc>
-          <w:tcPr>
-            <w:tcW w:type="dxa" w:w="1224"/>
+            <w:tcW w:type="dxa" w:w="1335"/>
             <w:vAlign w:val="center"/>
           </w:tcPr>
           <w:p>
@@ -2197,7 +2014,7 @@
         </w:tc>
         <w:tc>
           <w:tcPr>
-            <w:tcW w:type="dxa" w:w="1224"/>
+            <w:tcW w:type="dxa" w:w="1335"/>
             <w:vAlign w:val="center"/>
           </w:tcPr>
           <w:p>
@@ -2215,7 +2032,7 @@
         </w:tc>
         <w:tc>
           <w:tcPr>
-            <w:tcW w:type="dxa" w:w="1224"/>
+            <w:tcW w:type="dxa" w:w="1335"/>
             <w:vAlign w:val="center"/>
           </w:tcPr>
           <w:p>
@@ -2233,7 +2050,7 @@
         </w:tc>
         <w:tc>
           <w:tcPr>
-            <w:tcW w:type="dxa" w:w="1224"/>
+            <w:tcW w:type="dxa" w:w="1335"/>
             <w:vAlign w:val="center"/>
           </w:tcPr>
           <w:p>
@@ -2251,7 +2068,7 @@
         </w:tc>
         <w:tc>
           <w:tcPr>
-            <w:tcW w:type="dxa" w:w="1224"/>
+            <w:tcW w:type="dxa" w:w="1335"/>
             <w:vAlign w:val="center"/>
           </w:tcPr>
           <w:p>
@@ -2271,7 +2088,7 @@
       <w:tr>
         <w:tc>
           <w:tcPr>
-            <w:tcW w:type="dxa" w:w="1224"/>
+            <w:tcW w:type="dxa" w:w="1335"/>
             <w:vAlign w:val="center"/>
           </w:tcPr>
           <w:p>
@@ -2289,7 +2106,7 @@
         </w:tc>
         <w:tc>
           <w:tcPr>
-            <w:tcW w:type="dxa" w:w="1224"/>
+            <w:tcW w:type="dxa" w:w="1335"/>
             <w:vAlign w:val="center"/>
           </w:tcPr>
           <w:p>
@@ -2307,7 +2124,7 @@
         </w:tc>
         <w:tc>
           <w:tcPr>
-            <w:tcW w:type="dxa" w:w="1224"/>
+            <w:tcW w:type="dxa" w:w="1335"/>
             <w:vAlign w:val="center"/>
           </w:tcPr>
           <w:p>
@@ -2325,7 +2142,7 @@
         </w:tc>
         <w:tc>
           <w:tcPr>
-            <w:tcW w:type="dxa" w:w="1224"/>
+            <w:tcW w:type="dxa" w:w="1335"/>
             <w:vAlign w:val="center"/>
           </w:tcPr>
           <w:p>
@@ -2343,7 +2160,7 @@
         </w:tc>
         <w:tc>
           <w:tcPr>
-            <w:tcW w:type="dxa" w:w="1224"/>
+            <w:tcW w:type="dxa" w:w="1335"/>
             <w:vAlign w:val="center"/>
           </w:tcPr>
           <w:p>
@@ -2361,7 +2178,7 @@
         </w:tc>
         <w:tc>
           <w:tcPr>
-            <w:tcW w:type="dxa" w:w="1224"/>
+            <w:tcW w:type="dxa" w:w="1335"/>
             <w:vAlign w:val="center"/>
           </w:tcPr>
           <w:p>
@@ -2379,25 +2196,7 @@
         </w:tc>
         <w:tc>
           <w:tcPr>
-            <w:tcW w:type="dxa" w:w="1224"/>
-            <w:vAlign w:val="center"/>
-          </w:tcPr>
-          <w:p>
-            <w:pPr>
-              <w:jc w:val="center"/>
-            </w:pPr>
-            <w:r>
-              <w:rPr>
-                <w:b w:val="0"/>
-                <w:sz w:val="14"/>
-              </w:rPr>
-              <w:t>Logistic regression</w:t>
-            </w:r>
-          </w:p>
-        </w:tc>
-        <w:tc>
-          <w:tcPr>
-            <w:tcW w:type="dxa" w:w="1224"/>
+            <w:tcW w:type="dxa" w:w="1335"/>
             <w:vAlign w:val="center"/>
           </w:tcPr>
           <w:p>
@@ -2415,7 +2214,7 @@
         </w:tc>
         <w:tc>
           <w:tcPr>
-            <w:tcW w:type="dxa" w:w="1224"/>
+            <w:tcW w:type="dxa" w:w="1335"/>
             <w:vAlign w:val="center"/>
           </w:tcPr>
           <w:p>
@@ -2433,7 +2232,7 @@
         </w:tc>
         <w:tc>
           <w:tcPr>
-            <w:tcW w:type="dxa" w:w="1224"/>
+            <w:tcW w:type="dxa" w:w="1335"/>
             <w:vAlign w:val="center"/>
           </w:tcPr>
           <w:p>
@@ -2451,7 +2250,7 @@
         </w:tc>
         <w:tc>
           <w:tcPr>
-            <w:tcW w:type="dxa" w:w="1224"/>
+            <w:tcW w:type="dxa" w:w="1335"/>
             <w:vAlign w:val="center"/>
           </w:tcPr>
           <w:p>
@@ -2469,7 +2268,7 @@
         </w:tc>
         <w:tc>
           <w:tcPr>
-            <w:tcW w:type="dxa" w:w="1224"/>
+            <w:tcW w:type="dxa" w:w="1335"/>
             <w:vAlign w:val="center"/>
           </w:tcPr>
           <w:p>

--- a/20260909_Table1_2016.docx
+++ b/20260909_Table1_2016.docx
@@ -11,7 +11,7 @@
           <w:b/>
           <w:sz w:val="22"/>
         </w:rPr>
-        <w:t>Table 1. Retained five-model stroke PAC summary with scenario-specific Youden cutpoints</w:t>
+        <w:t>Table 1. Retained 20260909 stroke PAC models: binary performance and stable Part 1 predictors</w:t>
       </w:r>
     </w:p>
     <w:p>
@@ -22,7 +22,15 @@
         <w:rPr>
           <w:sz w:val="16"/>
         </w:rPr>
-        <w:t>Cohort: post-acute care stroke rehabilitation patients transferred from the neurology ward; stroke topology, comorbidities, complications, and NIHSS were recorded acutely, and discharge-to-PAC functional assessments included gait speed and the 6-minute walk test.</w:t>
+        <w:t>Panel A summarizes Part 2 IPCW binary classification performance across the retained 20260909 models. Panel B shows Part 1 stable bootstrap LASSO coefficients carried forward from the retained 20260904 models, using the same 20260909 ranks, model labels, publication names, and acronyms.</w:t>
+      </w:r>
+    </w:p>
+    <w:p>
+      <w:r>
+        <w:rPr>
+          <w:b/>
+        </w:rPr>
+        <w:t>Panel A. Part 2 IPCW binary classification performance</w:t>
       </w:r>
     </w:p>
     <w:tbl>
@@ -33,17 +41,19 @@
         <w:tblLook w:firstColumn="1" w:firstRow="1" w:lastColumn="0" w:lastRow="0" w:noHBand="0" w:noVBand="1" w:val="04A0"/>
       </w:tblPr>
       <w:tblGrid>
-        <w:gridCol w:w="1335"/>
-        <w:gridCol w:w="1335"/>
-        <w:gridCol w:w="1335"/>
-        <w:gridCol w:w="1335"/>
-        <w:gridCol w:w="1335"/>
-        <w:gridCol w:w="1335"/>
-        <w:gridCol w:w="1335"/>
-        <w:gridCol w:w="1335"/>
-        <w:gridCol w:w="1335"/>
-        <w:gridCol w:w="1335"/>
-        <w:gridCol w:w="1335"/>
+        <w:gridCol w:w="1130"/>
+        <w:gridCol w:w="1130"/>
+        <w:gridCol w:w="1130"/>
+        <w:gridCol w:w="1130"/>
+        <w:gridCol w:w="1130"/>
+        <w:gridCol w:w="1130"/>
+        <w:gridCol w:w="1130"/>
+        <w:gridCol w:w="1130"/>
+        <w:gridCol w:w="1130"/>
+        <w:gridCol w:w="1130"/>
+        <w:gridCol w:w="1130"/>
+        <w:gridCol w:w="1130"/>
+        <w:gridCol w:w="1130"/>
       </w:tblGrid>
       <w:tr>
         <w:trPr>
@@ -51,7 +61,7 @@
         </w:trPr>
         <w:tc>
           <w:tcPr>
-            <w:tcW w:type="dxa" w:w="1335"/>
+            <w:tcW w:type="dxa" w:w="1130"/>
             <w:vAlign w:val="center"/>
           </w:tcPr>
           <w:p>
@@ -70,7 +80,7 @@
         </w:tc>
         <w:tc>
           <w:tcPr>
-            <w:tcW w:type="dxa" w:w="1335"/>
+            <w:tcW w:type="dxa" w:w="1130"/>
             <w:vAlign w:val="center"/>
           </w:tcPr>
           <w:p>
@@ -89,7 +99,7 @@
         </w:tc>
         <w:tc>
           <w:tcPr>
-            <w:tcW w:type="dxa" w:w="1335"/>
+            <w:tcW w:type="dxa" w:w="1130"/>
             <w:vAlign w:val="center"/>
           </w:tcPr>
           <w:p>
@@ -102,13 +112,13 @@
                 <w:color w:val="FFFFFF"/>
                 <w:sz w:val="14"/>
               </w:rPr>
-              <w:t>Publication-style model name</w:t>
-            </w:r>
-          </w:p>
-        </w:tc>
-        <w:tc>
-          <w:tcPr>
-            <w:tcW w:type="dxa" w:w="1335"/>
+              <w:t>Model</w:t>
+            </w:r>
+          </w:p>
+        </w:tc>
+        <w:tc>
+          <w:tcPr>
+            <w:tcW w:type="dxa" w:w="1130"/>
             <w:vAlign w:val="center"/>
           </w:tcPr>
           <w:p>
@@ -121,13 +131,13 @@
                 <w:color w:val="FFFFFF"/>
                 <w:sz w:val="14"/>
               </w:rPr>
-              <w:t>Source model</w:t>
-            </w:r>
-          </w:p>
-        </w:tc>
-        <w:tc>
-          <w:tcPr>
-            <w:tcW w:type="dxa" w:w="1335"/>
+              <w:t>Publication name</w:t>
+            </w:r>
+          </w:p>
+        </w:tc>
+        <w:tc>
+          <w:tcPr>
+            <w:tcW w:type="dxa" w:w="1130"/>
             <w:vAlign w:val="center"/>
           </w:tcPr>
           <w:p>
@@ -140,13 +150,13 @@
                 <w:color w:val="FFFFFF"/>
                 <w:sz w:val="14"/>
               </w:rPr>
-              <w:t>Predictor summary</w:t>
-            </w:r>
-          </w:p>
-        </w:tc>
-        <w:tc>
-          <w:tcPr>
-            <w:tcW w:type="dxa" w:w="1335"/>
+              <w:t>Input vars</w:t>
+            </w:r>
+          </w:p>
+        </w:tc>
+        <w:tc>
+          <w:tcPr>
+            <w:tcW w:type="dxa" w:w="1130"/>
             <w:vAlign w:val="center"/>
           </w:tcPr>
           <w:p>
@@ -159,13 +169,13 @@
                 <w:color w:val="FFFFFF"/>
                 <w:sz w:val="14"/>
               </w:rPr>
-              <w:t>Scenario</w:t>
-            </w:r>
-          </w:p>
-        </w:tc>
-        <w:tc>
-          <w:tcPr>
-            <w:tcW w:type="dxa" w:w="1335"/>
+              <w:t>Best Acc [95% CI]</w:t>
+            </w:r>
+          </w:p>
+        </w:tc>
+        <w:tc>
+          <w:tcPr>
+            <w:tcW w:type="dxa" w:w="1130"/>
             <w:vAlign w:val="center"/>
           </w:tcPr>
           <w:p>
@@ -178,13 +188,13 @@
                 <w:color w:val="FFFFFF"/>
                 <w:sz w:val="14"/>
               </w:rPr>
-              <w:t>Youden cutpoint [95% CI]</w:t>
-            </w:r>
-          </w:p>
-        </w:tc>
-        <w:tc>
-          <w:tcPr>
-            <w:tcW w:type="dxa" w:w="1335"/>
+              <w:t>Best BalAcc [95% CI]</w:t>
+            </w:r>
+          </w:p>
+        </w:tc>
+        <w:tc>
+          <w:tcPr>
+            <w:tcW w:type="dxa" w:w="1130"/>
             <w:vAlign w:val="center"/>
           </w:tcPr>
           <w:p>
@@ -197,13 +207,13 @@
                 <w:color w:val="FFFFFF"/>
                 <w:sz w:val="14"/>
               </w:rPr>
-              <w:t>Sensitivity [95% CI]</w:t>
-            </w:r>
-          </w:p>
-        </w:tc>
-        <w:tc>
-          <w:tcPr>
-            <w:tcW w:type="dxa" w:w="1335"/>
+              <w:t>Best Se [95% CI]</w:t>
+            </w:r>
+          </w:p>
+        </w:tc>
+        <w:tc>
+          <w:tcPr>
+            <w:tcW w:type="dxa" w:w="1130"/>
             <w:vAlign w:val="center"/>
           </w:tcPr>
           <w:p>
@@ -216,13 +226,13 @@
                 <w:color w:val="FFFFFF"/>
                 <w:sz w:val="14"/>
               </w:rPr>
-              <w:t>Specificity [95% CI]</w:t>
-            </w:r>
-          </w:p>
-        </w:tc>
-        <w:tc>
-          <w:tcPr>
-            <w:tcW w:type="dxa" w:w="1335"/>
+              <w:t>Best Sp [95% CI]</w:t>
+            </w:r>
+          </w:p>
+        </w:tc>
+        <w:tc>
+          <w:tcPr>
+            <w:tcW w:type="dxa" w:w="1130"/>
             <w:vAlign w:val="center"/>
           </w:tcPr>
           <w:p>
@@ -235,13 +245,13 @@
                 <w:color w:val="FFFFFF"/>
                 <w:sz w:val="14"/>
               </w:rPr>
-              <w:t>Balanced accuracy [95% CI]</w:t>
-            </w:r>
-          </w:p>
-        </w:tc>
-        <w:tc>
-          <w:tcPr>
-            <w:tcW w:type="dxa" w:w="1335"/>
+              <w:t>Worst Acc [95% CI]</w:t>
+            </w:r>
+          </w:p>
+        </w:tc>
+        <w:tc>
+          <w:tcPr>
+            <w:tcW w:type="dxa" w:w="1130"/>
             <w:vAlign w:val="center"/>
           </w:tcPr>
           <w:p>
@@ -254,7 +264,45 @@
                 <w:color w:val="FFFFFF"/>
                 <w:sz w:val="14"/>
               </w:rPr>
-              <w:t>Accuracy [95% CI]</w:t>
+              <w:t>Worst BalAcc [95% CI]</w:t>
+            </w:r>
+          </w:p>
+        </w:tc>
+        <w:tc>
+          <w:tcPr>
+            <w:tcW w:type="dxa" w:w="1130"/>
+            <w:vAlign w:val="center"/>
+          </w:tcPr>
+          <w:p>
+            <w:pPr>
+              <w:jc w:val="center"/>
+            </w:pPr>
+            <w:r>
+              <w:rPr>
+                <w:b/>
+                <w:color w:val="FFFFFF"/>
+                <w:sz w:val="14"/>
+              </w:rPr>
+              <w:t>Worst Se [95% CI]</w:t>
+            </w:r>
+          </w:p>
+        </w:tc>
+        <w:tc>
+          <w:tcPr>
+            <w:tcW w:type="dxa" w:w="1130"/>
+            <w:vAlign w:val="center"/>
+          </w:tcPr>
+          <w:p>
+            <w:pPr>
+              <w:jc w:val="center"/>
+            </w:pPr>
+            <w:r>
+              <w:rPr>
+                <w:b/>
+                <w:color w:val="FFFFFF"/>
+                <w:sz w:val="14"/>
+              </w:rPr>
+              <w:t>Worst Sp [95% CI]</w:t>
             </w:r>
           </w:p>
         </w:tc>
@@ -265,7 +313,7 @@
         </w:trPr>
         <w:tc>
           <w:tcPr>
-            <w:tcW w:type="dxa" w:w="1335"/>
+            <w:tcW w:type="dxa" w:w="1130"/>
             <w:vAlign w:val="center"/>
           </w:tcPr>
           <w:p>
@@ -284,7 +332,7 @@
         </w:tc>
         <w:tc>
           <w:tcPr>
-            <w:tcW w:type="dxa" w:w="1335"/>
+            <w:tcW w:type="dxa" w:w="1130"/>
             <w:vAlign w:val="center"/>
           </w:tcPr>
           <w:p>
@@ -303,7 +351,7 @@
         </w:tc>
         <w:tc>
           <w:tcPr>
-            <w:tcW w:type="dxa" w:w="1335"/>
+            <w:tcW w:type="dxa" w:w="1130"/>
             <w:vAlign w:val="center"/>
           </w:tcPr>
           <w:p>
@@ -316,13 +364,13 @@
                 <w:color w:val="FFFFFF"/>
                 <w:sz w:val="14"/>
               </w:rPr>
-              <w:t>REhabilitation STroke Outcome Recovery Estimator</w:t>
-            </w:r>
-          </w:p>
-        </w:tc>
-        <w:tc>
-          <w:tcPr>
-            <w:tcW w:type="dxa" w:w="1335"/>
+              <w:t>Model 5</w:t>
+            </w:r>
+          </w:p>
+        </w:tc>
+        <w:tc>
+          <w:tcPr>
+            <w:tcW w:type="dxa" w:w="1130"/>
             <w:vAlign w:val="center"/>
           </w:tcPr>
           <w:p>
@@ -335,13 +383,13 @@
                 <w:color w:val="FFFFFF"/>
                 <w:sz w:val="14"/>
               </w:rPr>
-              <w:t>Model 5</w:t>
-            </w:r>
-          </w:p>
-        </w:tc>
-        <w:tc>
-          <w:tcPr>
-            <w:tcW w:type="dxa" w:w="1335"/>
+              <w:t>REhabilitation STroke Outcome Recovery Estimator</w:t>
+            </w:r>
+          </w:p>
+        </w:tc>
+        <w:tc>
+          <w:tcPr>
+            <w:tcW w:type="dxa" w:w="1130"/>
             <w:vAlign w:val="center"/>
           </w:tcPr>
           <w:p>
@@ -354,13 +402,13 @@
                 <w:color w:val="FFFFFF"/>
                 <w:sz w:val="14"/>
               </w:rPr>
-              <w:t>21 vars; with gait speed imputed; Demographics=2, Functional T1=10, T1T2 improvement=9</w:t>
-            </w:r>
-          </w:p>
-        </w:tc>
-        <w:tc>
-          <w:tcPr>
-            <w:tcW w:type="dxa" w:w="1335"/>
+              <w:t>21</w:t>
+            </w:r>
+          </w:p>
+        </w:tc>
+        <w:tc>
+          <w:tcPr>
+            <w:tcW w:type="dxa" w:w="1130"/>
             <w:vAlign w:val="center"/>
           </w:tcPr>
           <w:p>
@@ -373,13 +421,13 @@
                 <w:color w:val="FFFFFF"/>
                 <w:sz w:val="14"/>
               </w:rPr>
-              <w:t>Best</w:t>
-            </w:r>
-          </w:p>
-        </w:tc>
-        <w:tc>
-          <w:tcPr>
-            <w:tcW w:type="dxa" w:w="1335"/>
+              <w:t>82.5% [71.6, 88.3]</w:t>
+            </w:r>
+          </w:p>
+        </w:tc>
+        <w:tc>
+          <w:tcPr>
+            <w:tcW w:type="dxa" w:w="1130"/>
             <w:vAlign w:val="center"/>
           </w:tcPr>
           <w:p>
@@ -392,13 +440,13 @@
                 <w:color w:val="FFFFFF"/>
                 <w:sz w:val="14"/>
               </w:rPr>
-              <w:t>0.431 [0.279, 0.667]</w:t>
-            </w:r>
-          </w:p>
-        </w:tc>
-        <w:tc>
-          <w:tcPr>
-            <w:tcW w:type="dxa" w:w="1335"/>
+              <w:t>80.6% [76.5, 86.4]</w:t>
+            </w:r>
+          </w:p>
+        </w:tc>
+        <w:tc>
+          <w:tcPr>
+            <w:tcW w:type="dxa" w:w="1130"/>
             <w:vAlign w:val="center"/>
           </w:tcPr>
           <w:p>
@@ -411,13 +459,13 @@
                 <w:color w:val="FFFFFF"/>
                 <w:sz w:val="14"/>
               </w:rPr>
-              <w:t>0.829 [0.700, 0.896]</w:t>
-            </w:r>
-          </w:p>
-        </w:tc>
-        <w:tc>
-          <w:tcPr>
-            <w:tcW w:type="dxa" w:w="1335"/>
+              <w:t>82.9% [70.0, 89.6]</w:t>
+            </w:r>
+          </w:p>
+        </w:tc>
+        <w:tc>
+          <w:tcPr>
+            <w:tcW w:type="dxa" w:w="1130"/>
             <w:vAlign w:val="center"/>
           </w:tcPr>
           <w:p>
@@ -430,13 +478,13 @@
                 <w:color w:val="FFFFFF"/>
                 <w:sz w:val="14"/>
               </w:rPr>
-              <w:t>0.783 [0.700, 0.933]</w:t>
-            </w:r>
-          </w:p>
-        </w:tc>
-        <w:tc>
-          <w:tcPr>
-            <w:tcW w:type="dxa" w:w="1335"/>
+              <w:t>78.3% [70.0, 93.3]</w:t>
+            </w:r>
+          </w:p>
+        </w:tc>
+        <w:tc>
+          <w:tcPr>
+            <w:tcW w:type="dxa" w:w="1130"/>
             <w:vAlign w:val="center"/>
           </w:tcPr>
           <w:p>
@@ -449,13 +497,13 @@
                 <w:color w:val="FFFFFF"/>
                 <w:sz w:val="14"/>
               </w:rPr>
-              <w:t>0.806 [0.765, 0.864]</w:t>
-            </w:r>
-          </w:p>
-        </w:tc>
-        <w:tc>
-          <w:tcPr>
-            <w:tcW w:type="dxa" w:w="1335"/>
+              <w:t>86.6% [75.0, 89.6]</w:t>
+            </w:r>
+          </w:p>
+        </w:tc>
+        <w:tc>
+          <w:tcPr>
+            <w:tcW w:type="dxa" w:w="1130"/>
             <w:vAlign w:val="center"/>
           </w:tcPr>
           <w:p>
@@ -468,7 +516,45 @@
                 <w:color w:val="FFFFFF"/>
                 <w:sz w:val="14"/>
               </w:rPr>
-              <w:t>0.825 [0.716, 0.883]</w:t>
+              <w:t>82.8% [78.9, 87.1]</w:t>
+            </w:r>
+          </w:p>
+        </w:tc>
+        <w:tc>
+          <w:tcPr>
+            <w:tcW w:type="dxa" w:w="1130"/>
+            <w:vAlign w:val="center"/>
+          </w:tcPr>
+          <w:p>
+            <w:pPr>
+              <w:jc w:val="center"/>
+            </w:pPr>
+            <w:r>
+              <w:rPr>
+                <w:b/>
+                <w:color w:val="FFFFFF"/>
+                <w:sz w:val="14"/>
+              </w:rPr>
+              <w:t>88.1% [72.4, 91.3]</w:t>
+            </w:r>
+          </w:p>
+        </w:tc>
+        <w:tc>
+          <w:tcPr>
+            <w:tcW w:type="dxa" w:w="1130"/>
+            <w:vAlign w:val="center"/>
+          </w:tcPr>
+          <w:p>
+            <w:pPr>
+              <w:jc w:val="center"/>
+            </w:pPr>
+            <w:r>
+              <w:rPr>
+                <w:b/>
+                <w:color w:val="FFFFFF"/>
+                <w:sz w:val="14"/>
+              </w:rPr>
+              <w:t>77.4% [70.4, 90.7]</w:t>
             </w:r>
           </w:p>
         </w:tc>
@@ -476,7 +562,7 @@
       <w:tr>
         <w:tc>
           <w:tcPr>
-            <w:tcW w:type="dxa" w:w="1335"/>
+            <w:tcW w:type="dxa" w:w="1130"/>
             <w:vAlign w:val="center"/>
           </w:tcPr>
           <w:p>
@@ -494,7 +580,7 @@
         </w:tc>
         <w:tc>
           <w:tcPr>
-            <w:tcW w:type="dxa" w:w="1335"/>
+            <w:tcW w:type="dxa" w:w="1130"/>
             <w:vAlign w:val="center"/>
           </w:tcPr>
           <w:p>
@@ -512,7 +598,7 @@
         </w:tc>
         <w:tc>
           <w:tcPr>
-            <w:tcW w:type="dxa" w:w="1335"/>
+            <w:tcW w:type="dxa" w:w="1130"/>
             <w:vAlign w:val="center"/>
           </w:tcPr>
           <w:p>
@@ -524,13 +610,31 @@
                 <w:b w:val="0"/>
                 <w:sz w:val="14"/>
               </w:rPr>
+              <w:t>Model 8</w:t>
+            </w:r>
+          </w:p>
+        </w:tc>
+        <w:tc>
+          <w:tcPr>
+            <w:tcW w:type="dxa" w:w="1130"/>
+            <w:vAlign w:val="center"/>
+          </w:tcPr>
+          <w:p>
+            <w:pPr>
+              <w:jc w:val="center"/>
+            </w:pPr>
+            <w:r>
+              <w:rPr>
+                <w:b w:val="0"/>
+                <w:sz w:val="14"/>
+              </w:rPr>
               <w:t>COMPrehensive Post-Acute Stroke Score</w:t>
             </w:r>
           </w:p>
         </w:tc>
         <w:tc>
           <w:tcPr>
-            <w:tcW w:type="dxa" w:w="1335"/>
+            <w:tcW w:type="dxa" w:w="1130"/>
             <w:vAlign w:val="center"/>
           </w:tcPr>
           <w:p>
@@ -542,13 +646,13 @@
                 <w:b w:val="0"/>
                 <w:sz w:val="14"/>
               </w:rPr>
-              <w:t>Model 8</w:t>
-            </w:r>
-          </w:p>
-        </w:tc>
-        <w:tc>
-          <w:tcPr>
-            <w:tcW w:type="dxa" w:w="1335"/>
+              <w:t>44</w:t>
+            </w:r>
+          </w:p>
+        </w:tc>
+        <w:tc>
+          <w:tcPr>
+            <w:tcW w:type="dxa" w:w="1130"/>
             <w:vAlign w:val="center"/>
           </w:tcPr>
           <w:p>
@@ -560,13 +664,13 @@
                 <w:b w:val="0"/>
                 <w:sz w:val="14"/>
               </w:rPr>
-              <w:t>44 vars; with gait speed imputed; Demographics=2, Stroke info=12, Comorbidities=16, Acute complications=4, Functional T1=10</w:t>
-            </w:r>
-          </w:p>
-        </w:tc>
-        <w:tc>
-          <w:tcPr>
-            <w:tcW w:type="dxa" w:w="1335"/>
+              <w:t>68.7% [63.0, 82.6]</w:t>
+            </w:r>
+          </w:p>
+        </w:tc>
+        <w:tc>
+          <w:tcPr>
+            <w:tcW w:type="dxa" w:w="1130"/>
             <w:vAlign w:val="center"/>
           </w:tcPr>
           <w:p>
@@ -578,13 +682,13 @@
                 <w:b w:val="0"/>
                 <w:sz w:val="14"/>
               </w:rPr>
-              <w:t>Best</w:t>
-            </w:r>
-          </w:p>
-        </w:tc>
-        <w:tc>
-          <w:tcPr>
-            <w:tcW w:type="dxa" w:w="1335"/>
+              <w:t>77.5% [73.8, 82.9]</w:t>
+            </w:r>
+          </w:p>
+        </w:tc>
+        <w:tc>
+          <w:tcPr>
+            <w:tcW w:type="dxa" w:w="1130"/>
             <w:vAlign w:val="center"/>
           </w:tcPr>
           <w:p>
@@ -596,13 +700,13 @@
                 <w:b w:val="0"/>
                 <w:sz w:val="14"/>
               </w:rPr>
-              <w:t>0.799 [0.435, 0.882]</w:t>
-            </w:r>
-          </w:p>
-        </w:tc>
-        <w:tc>
-          <w:tcPr>
-            <w:tcW w:type="dxa" w:w="1335"/>
+              <w:t>66.7% [60.0, 83.4]</w:t>
+            </w:r>
+          </w:p>
+        </w:tc>
+        <w:tc>
+          <w:tcPr>
+            <w:tcW w:type="dxa" w:w="1130"/>
             <w:vAlign w:val="center"/>
           </w:tcPr>
           <w:p>
@@ -614,13 +718,13 @@
                 <w:b w:val="0"/>
                 <w:sz w:val="14"/>
               </w:rPr>
-              <w:t>0.667 [0.600, 0.834]</w:t>
-            </w:r>
-          </w:p>
-        </w:tc>
-        <w:tc>
-          <w:tcPr>
-            <w:tcW w:type="dxa" w:w="1335"/>
+              <w:t>88.3% [71.4, 96.7]</w:t>
+            </w:r>
+          </w:p>
+        </w:tc>
+        <w:tc>
+          <w:tcPr>
+            <w:tcW w:type="dxa" w:w="1130"/>
             <w:vAlign w:val="center"/>
           </w:tcPr>
           <w:p>
@@ -632,13 +736,13 @@
                 <w:b w:val="0"/>
                 <w:sz w:val="14"/>
               </w:rPr>
-              <w:t>0.883 [0.714, 0.967]</w:t>
-            </w:r>
-          </w:p>
-        </w:tc>
-        <w:tc>
-          <w:tcPr>
-            <w:tcW w:type="dxa" w:w="1335"/>
+              <w:t>75.8% [64.3, 81.2]</w:t>
+            </w:r>
+          </w:p>
+        </w:tc>
+        <w:tc>
+          <w:tcPr>
+            <w:tcW w:type="dxa" w:w="1130"/>
             <w:vAlign w:val="center"/>
           </w:tcPr>
           <w:p>
@@ -650,13 +754,13 @@
                 <w:b w:val="0"/>
                 <w:sz w:val="14"/>
               </w:rPr>
-              <w:t>0.775 [0.738, 0.829]</w:t>
-            </w:r>
-          </w:p>
-        </w:tc>
-        <w:tc>
-          <w:tcPr>
-            <w:tcW w:type="dxa" w:w="1335"/>
+              <w:t>78.3% [74.8, 82.7]</w:t>
+            </w:r>
+          </w:p>
+        </w:tc>
+        <w:tc>
+          <w:tcPr>
+            <w:tcW w:type="dxa" w:w="1130"/>
             <w:vAlign w:val="center"/>
           </w:tcPr>
           <w:p>
@@ -668,7 +772,25 @@
                 <w:b w:val="0"/>
                 <w:sz w:val="14"/>
               </w:rPr>
-              <w:t>0.687 [0.630, 0.826]</w:t>
+              <w:t>74.8% [59.3, 81.8]</w:t>
+            </w:r>
+          </w:p>
+        </w:tc>
+        <w:tc>
+          <w:tcPr>
+            <w:tcW w:type="dxa" w:w="1130"/>
+            <w:vAlign w:val="center"/>
+          </w:tcPr>
+          <w:p>
+            <w:pPr>
+              <w:jc w:val="center"/>
+            </w:pPr>
+            <w:r>
+              <w:rPr>
+                <w:b w:val="0"/>
+                <w:sz w:val="14"/>
+              </w:rPr>
+              <w:t>81.7% [73.3, 94.4]</w:t>
             </w:r>
           </w:p>
         </w:tc>
@@ -679,7 +801,7 @@
         </w:trPr>
         <w:tc>
           <w:tcPr>
-            <w:tcW w:type="dxa" w:w="1335"/>
+            <w:tcW w:type="dxa" w:w="1130"/>
             <w:vAlign w:val="center"/>
           </w:tcPr>
           <w:p>
@@ -697,7 +819,7 @@
         </w:tc>
         <w:tc>
           <w:tcPr>
-            <w:tcW w:type="dxa" w:w="1335"/>
+            <w:tcW w:type="dxa" w:w="1130"/>
             <w:vAlign w:val="center"/>
           </w:tcPr>
           <w:p>
@@ -715,7 +837,7 @@
         </w:tc>
         <w:tc>
           <w:tcPr>
-            <w:tcW w:type="dxa" w:w="1335"/>
+            <w:tcW w:type="dxa" w:w="1130"/>
             <w:vAlign w:val="center"/>
           </w:tcPr>
           <w:p>
@@ -727,13 +849,31 @@
                 <w:b w:val="0"/>
                 <w:sz w:val="14"/>
               </w:rPr>
+              <w:t>Model 2</w:t>
+            </w:r>
+          </w:p>
+        </w:tc>
+        <w:tc>
+          <w:tcPr>
+            <w:tcW w:type="dxa" w:w="1130"/>
+            <w:vAlign w:val="center"/>
+          </w:tcPr>
+          <w:p>
+            <w:pPr>
+              <w:jc w:val="center"/>
+            </w:pPr>
+            <w:r>
+              <w:rPr>
+                <w:b w:val="0"/>
+                <w:sz w:val="14"/>
+              </w:rPr>
               <w:t>Clinical And Stroke Complexity Assessment for Discharge Endurance</w:t>
             </w:r>
           </w:p>
         </w:tc>
         <w:tc>
           <w:tcPr>
-            <w:tcW w:type="dxa" w:w="1335"/>
+            <w:tcW w:type="dxa" w:w="1130"/>
             <w:vAlign w:val="center"/>
           </w:tcPr>
           <w:p>
@@ -745,13 +885,13 @@
                 <w:b w:val="0"/>
                 <w:sz w:val="14"/>
               </w:rPr>
-              <w:t>Model 2</w:t>
-            </w:r>
-          </w:p>
-        </w:tc>
-        <w:tc>
-          <w:tcPr>
-            <w:tcW w:type="dxa" w:w="1335"/>
+              <w:t>59</w:t>
+            </w:r>
+          </w:p>
+        </w:tc>
+        <w:tc>
+          <w:tcPr>
+            <w:tcW w:type="dxa" w:w="1130"/>
             <w:vAlign w:val="center"/>
           </w:tcPr>
           <w:p>
@@ -763,13 +903,13 @@
                 <w:b w:val="0"/>
                 <w:sz w:val="14"/>
               </w:rPr>
-              <w:t>59 vars; with gait speed imputed; Demographics=2, Stroke info=12, Comorbidities=16, Acute complications=4, NIHSS out=15, Functional T1=10</w:t>
-            </w:r>
-          </w:p>
-        </w:tc>
-        <w:tc>
-          <w:tcPr>
-            <w:tcW w:type="dxa" w:w="1335"/>
+              <w:t>72.4% [63.7, 80.1]</w:t>
+            </w:r>
+          </w:p>
+        </w:tc>
+        <w:tc>
+          <w:tcPr>
+            <w:tcW w:type="dxa" w:w="1130"/>
             <w:vAlign w:val="center"/>
           </w:tcPr>
           <w:p>
@@ -781,13 +921,13 @@
                 <w:b w:val="0"/>
                 <w:sz w:val="14"/>
               </w:rPr>
-              <w:t>Best</w:t>
-            </w:r>
-          </w:p>
-        </w:tc>
-        <w:tc>
-          <w:tcPr>
-            <w:tcW w:type="dxa" w:w="1335"/>
+              <w:t>78.8% [74.6, 83.8]</w:t>
+            </w:r>
+          </w:p>
+        </w:tc>
+        <w:tc>
+          <w:tcPr>
+            <w:tcW w:type="dxa" w:w="1130"/>
             <w:vAlign w:val="center"/>
           </w:tcPr>
           <w:p>
@@ -799,13 +939,13 @@
                 <w:b w:val="0"/>
                 <w:sz w:val="14"/>
               </w:rPr>
-              <w:t>0.834 [0.658, 0.913]</w:t>
-            </w:r>
-          </w:p>
-        </w:tc>
-        <w:tc>
-          <w:tcPr>
-            <w:tcW w:type="dxa" w:w="1335"/>
+              <w:t>70.9% [60.8, 80.0]</w:t>
+            </w:r>
+          </w:p>
+        </w:tc>
+        <w:tc>
+          <w:tcPr>
+            <w:tcW w:type="dxa" w:w="1130"/>
             <w:vAlign w:val="center"/>
           </w:tcPr>
           <w:p>
@@ -817,13 +957,13 @@
                 <w:b w:val="0"/>
                 <w:sz w:val="14"/>
               </w:rPr>
-              <w:t>0.709 [0.608, 0.800]</w:t>
-            </w:r>
-          </w:p>
-        </w:tc>
-        <w:tc>
-          <w:tcPr>
-            <w:tcW w:type="dxa" w:w="1335"/>
+              <w:t>86.7% [75.5, 96.4]</w:t>
+            </w:r>
+          </w:p>
+        </w:tc>
+        <w:tc>
+          <w:tcPr>
+            <w:tcW w:type="dxa" w:w="1130"/>
             <w:vAlign w:val="center"/>
           </w:tcPr>
           <w:p>
@@ -835,13 +975,13 @@
                 <w:b w:val="0"/>
                 <w:sz w:val="14"/>
               </w:rPr>
-              <w:t>0.867 [0.755, 0.964]</w:t>
-            </w:r>
-          </w:p>
-        </w:tc>
-        <w:tc>
-          <w:tcPr>
-            <w:tcW w:type="dxa" w:w="1335"/>
+              <w:t>72.7% [61.0, 77.3]</w:t>
+            </w:r>
+          </w:p>
+        </w:tc>
+        <w:tc>
+          <w:tcPr>
+            <w:tcW w:type="dxa" w:w="1130"/>
             <w:vAlign w:val="center"/>
           </w:tcPr>
           <w:p>
@@ -853,13 +993,13 @@
                 <w:b w:val="0"/>
                 <w:sz w:val="14"/>
               </w:rPr>
-              <w:t>0.788 [0.746, 0.838]</w:t>
-            </w:r>
-          </w:p>
-        </w:tc>
-        <w:tc>
-          <w:tcPr>
-            <w:tcW w:type="dxa" w:w="1335"/>
+              <w:t>74.2% [70.5, 78.8]</w:t>
+            </w:r>
+          </w:p>
+        </w:tc>
+        <w:tc>
+          <w:tcPr>
+            <w:tcW w:type="dxa" w:w="1130"/>
             <w:vAlign w:val="center"/>
           </w:tcPr>
           <w:p>
@@ -871,7 +1011,25 @@
                 <w:b w:val="0"/>
                 <w:sz w:val="14"/>
               </w:rPr>
-              <w:t>0.724 [0.637, 0.801]</w:t>
+              <w:t>72.0% [56.1, 76.9]</w:t>
+            </w:r>
+          </w:p>
+        </w:tc>
+        <w:tc>
+          <w:tcPr>
+            <w:tcW w:type="dxa" w:w="1130"/>
+            <w:vAlign w:val="center"/>
+          </w:tcPr>
+          <w:p>
+            <w:pPr>
+              <w:jc w:val="center"/>
+            </w:pPr>
+            <w:r>
+              <w:rPr>
+                <w:b w:val="0"/>
+                <w:sz w:val="14"/>
+              </w:rPr>
+              <w:t>76.3% [68.5, 92.1]</w:t>
             </w:r>
           </w:p>
         </w:tc>
@@ -879,7 +1037,7 @@
       <w:tr>
         <w:tc>
           <w:tcPr>
-            <w:tcW w:type="dxa" w:w="1335"/>
+            <w:tcW w:type="dxa" w:w="1130"/>
             <w:vAlign w:val="center"/>
           </w:tcPr>
           <w:p>
@@ -897,7 +1055,7 @@
         </w:tc>
         <w:tc>
           <w:tcPr>
-            <w:tcW w:type="dxa" w:w="1335"/>
+            <w:tcW w:type="dxa" w:w="1130"/>
             <w:vAlign w:val="center"/>
           </w:tcPr>
           <w:p>
@@ -915,7 +1073,7 @@
         </w:tc>
         <w:tc>
           <w:tcPr>
-            <w:tcW w:type="dxa" w:w="1335"/>
+            <w:tcW w:type="dxa" w:w="1130"/>
             <w:vAlign w:val="center"/>
           </w:tcPr>
           <w:p>
@@ -927,13 +1085,31 @@
                 <w:b w:val="0"/>
                 <w:sz w:val="14"/>
               </w:rPr>
+              <w:t>Model 1</w:t>
+            </w:r>
+          </w:p>
+        </w:tc>
+        <w:tc>
+          <w:tcPr>
+            <w:tcW w:type="dxa" w:w="1130"/>
+            <w:vAlign w:val="center"/>
+          </w:tcPr>
+          <w:p>
+            <w:pPr>
+              <w:jc w:val="center"/>
+            </w:pPr>
+            <w:r>
+              <w:rPr>
+                <w:b w:val="0"/>
+                <w:sz w:val="14"/>
+              </w:rPr>
               <w:t>Admission Impairment Mobility Score</w:t>
             </w:r>
           </w:p>
         </w:tc>
         <w:tc>
           <w:tcPr>
-            <w:tcW w:type="dxa" w:w="1335"/>
+            <w:tcW w:type="dxa" w:w="1130"/>
             <w:vAlign w:val="center"/>
           </w:tcPr>
           <w:p>
@@ -945,13 +1121,13 @@
                 <w:b w:val="0"/>
                 <w:sz w:val="14"/>
               </w:rPr>
-              <w:t>Model 1</w:t>
-            </w:r>
-          </w:p>
-        </w:tc>
-        <w:tc>
-          <w:tcPr>
-            <w:tcW w:type="dxa" w:w="1335"/>
+              <w:t>12</w:t>
+            </w:r>
+          </w:p>
+        </w:tc>
+        <w:tc>
+          <w:tcPr>
+            <w:tcW w:type="dxa" w:w="1130"/>
             <w:vAlign w:val="center"/>
           </w:tcPr>
           <w:p>
@@ -963,13 +1139,13 @@
                 <w:b w:val="0"/>
                 <w:sz w:val="14"/>
               </w:rPr>
-              <w:t>12 vars; with gait speed imputed; Demographics=2, Functional T1=10</w:t>
-            </w:r>
-          </w:p>
-        </w:tc>
-        <w:tc>
-          <w:tcPr>
-            <w:tcW w:type="dxa" w:w="1335"/>
+              <w:t>82.0% [69.2, 85.0]</w:t>
+            </w:r>
+          </w:p>
+        </w:tc>
+        <w:tc>
+          <w:tcPr>
+            <w:tcW w:type="dxa" w:w="1130"/>
             <w:vAlign w:val="center"/>
           </w:tcPr>
           <w:p>
@@ -981,13 +1157,13 @@
                 <w:b w:val="0"/>
                 <w:sz w:val="14"/>
               </w:rPr>
-              <w:t>Best</w:t>
-            </w:r>
-          </w:p>
-        </w:tc>
-        <w:tc>
-          <w:tcPr>
-            <w:tcW w:type="dxa" w:w="1335"/>
+              <w:t>81.8% [77.4, 86.8]</w:t>
+            </w:r>
+          </w:p>
+        </w:tc>
+        <w:tc>
+          <w:tcPr>
+            <w:tcW w:type="dxa" w:w="1130"/>
             <w:vAlign w:val="center"/>
           </w:tcPr>
           <w:p>
@@ -999,13 +1175,13 @@
                 <w:b w:val="0"/>
                 <w:sz w:val="14"/>
               </w:rPr>
-              <w:t>0.372 [0.355, 0.618]</w:t>
-            </w:r>
-          </w:p>
-        </w:tc>
-        <w:tc>
-          <w:tcPr>
-            <w:tcW w:type="dxa" w:w="1335"/>
+              <w:t>82.0% [67.0, 85.1]</w:t>
+            </w:r>
+          </w:p>
+        </w:tc>
+        <w:tc>
+          <w:tcPr>
+            <w:tcW w:type="dxa" w:w="1130"/>
             <w:vAlign w:val="center"/>
           </w:tcPr>
           <w:p>
@@ -1017,13 +1193,13 @@
                 <w:b w:val="0"/>
                 <w:sz w:val="14"/>
               </w:rPr>
-              <w:t>0.820 [0.670, 0.851]</w:t>
-            </w:r>
-          </w:p>
-        </w:tc>
-        <w:tc>
-          <w:tcPr>
-            <w:tcW w:type="dxa" w:w="1335"/>
+              <w:t>81.7% [73.8, 94.6]</w:t>
+            </w:r>
+          </w:p>
+        </w:tc>
+        <w:tc>
+          <w:tcPr>
+            <w:tcW w:type="dxa" w:w="1130"/>
             <w:vAlign w:val="center"/>
           </w:tcPr>
           <w:p>
@@ -1035,13 +1211,13 @@
                 <w:b w:val="0"/>
                 <w:sz w:val="14"/>
               </w:rPr>
-              <w:t>0.817 [0.738, 0.946]</w:t>
-            </w:r>
-          </w:p>
-        </w:tc>
-        <w:tc>
-          <w:tcPr>
-            <w:tcW w:type="dxa" w:w="1335"/>
+              <w:t>77.3% [72.8, 86.4]</w:t>
+            </w:r>
+          </w:p>
+        </w:tc>
+        <w:tc>
+          <w:tcPr>
+            <w:tcW w:type="dxa" w:w="1130"/>
             <w:vAlign w:val="center"/>
           </w:tcPr>
           <w:p>
@@ -1053,13 +1229,13 @@
                 <w:b w:val="0"/>
                 <w:sz w:val="14"/>
               </w:rPr>
-              <w:t>0.818 [0.774, 0.868]</w:t>
-            </w:r>
-          </w:p>
-        </w:tc>
-        <w:tc>
-          <w:tcPr>
-            <w:tcW w:type="dxa" w:w="1335"/>
+              <w:t>81.3% [78.1, 85.5]</w:t>
+            </w:r>
+          </w:p>
+        </w:tc>
+        <w:tc>
+          <w:tcPr>
+            <w:tcW w:type="dxa" w:w="1130"/>
             <w:vAlign w:val="center"/>
           </w:tcPr>
           <w:p>
@@ -1071,7 +1247,25 @@
                 <w:b w:val="0"/>
                 <w:sz w:val="14"/>
               </w:rPr>
-              <w:t>0.820 [0.692, 0.850]</w:t>
+              <w:t>75.6% [69.8, 87.6]</w:t>
+            </w:r>
+          </w:p>
+        </w:tc>
+        <w:tc>
+          <w:tcPr>
+            <w:tcW w:type="dxa" w:w="1130"/>
+            <w:vAlign w:val="center"/>
+          </w:tcPr>
+          <w:p>
+            <w:pPr>
+              <w:jc w:val="center"/>
+            </w:pPr>
+            <w:r>
+              <w:rPr>
+                <w:b w:val="0"/>
+                <w:sz w:val="14"/>
+              </w:rPr>
+              <w:t>87.1% [74.7, 94.7]</w:t>
             </w:r>
           </w:p>
         </w:tc>
@@ -1082,7 +1276,7 @@
         </w:trPr>
         <w:tc>
           <w:tcPr>
-            <w:tcW w:type="dxa" w:w="1335"/>
+            <w:tcW w:type="dxa" w:w="1130"/>
             <w:vAlign w:val="center"/>
           </w:tcPr>
           <w:p>
@@ -1100,7 +1294,7 @@
         </w:tc>
         <w:tc>
           <w:tcPr>
-            <w:tcW w:type="dxa" w:w="1335"/>
+            <w:tcW w:type="dxa" w:w="1130"/>
             <w:vAlign w:val="center"/>
           </w:tcPr>
           <w:p>
@@ -1118,7 +1312,7 @@
         </w:tc>
         <w:tc>
           <w:tcPr>
-            <w:tcW w:type="dxa" w:w="1335"/>
+            <w:tcW w:type="dxa" w:w="1130"/>
             <w:vAlign w:val="center"/>
           </w:tcPr>
           <w:p>
@@ -1130,13 +1324,31 @@
                 <w:b w:val="0"/>
                 <w:sz w:val="14"/>
               </w:rPr>
+              <w:t>Model 4</w:t>
+            </w:r>
+          </w:p>
+        </w:tc>
+        <w:tc>
+          <w:tcPr>
+            <w:tcW w:type="dxa" w:w="1130"/>
+            <w:vAlign w:val="center"/>
+          </w:tcPr>
+          <w:p>
+            <w:pPr>
+              <w:jc w:val="center"/>
+            </w:pPr>
+            <w:r>
+              <w:rPr>
+                <w:b w:val="0"/>
+                <w:sz w:val="14"/>
+              </w:rPr>
               <w:t>Balance-Enhanced Demographic Speed Index for Discharge Endurance</w:t>
             </w:r>
           </w:p>
         </w:tc>
         <w:tc>
           <w:tcPr>
-            <w:tcW w:type="dxa" w:w="1335"/>
+            <w:tcW w:type="dxa" w:w="1130"/>
             <w:vAlign w:val="center"/>
           </w:tcPr>
           <w:p>
@@ -1148,13 +1360,13 @@
                 <w:b w:val="0"/>
                 <w:sz w:val="14"/>
               </w:rPr>
-              <w:t>Model 4</w:t>
-            </w:r>
-          </w:p>
-        </w:tc>
-        <w:tc>
-          <w:tcPr>
-            <w:tcW w:type="dxa" w:w="1335"/>
+              <w:t>4</w:t>
+            </w:r>
+          </w:p>
+        </w:tc>
+        <w:tc>
+          <w:tcPr>
+            <w:tcW w:type="dxa" w:w="1130"/>
             <w:vAlign w:val="center"/>
           </w:tcPr>
           <w:p>
@@ -1166,13 +1378,13 @@
                 <w:b w:val="0"/>
                 <w:sz w:val="14"/>
               </w:rPr>
-              <w:t>4 vars; with gait speed imputed; Demographics=2, Functional T1=2</w:t>
-            </w:r>
-          </w:p>
-        </w:tc>
-        <w:tc>
-          <w:tcPr>
-            <w:tcW w:type="dxa" w:w="1335"/>
+              <w:t>76.8% [73.5, 85.8]</w:t>
+            </w:r>
+          </w:p>
+        </w:tc>
+        <w:tc>
+          <w:tcPr>
+            <w:tcW w:type="dxa" w:w="1130"/>
             <w:vAlign w:val="center"/>
           </w:tcPr>
           <w:p>
@@ -1184,13 +1396,13 @@
                 <w:b w:val="0"/>
                 <w:sz w:val="14"/>
               </w:rPr>
-              <w:t>Best</w:t>
-            </w:r>
-          </w:p>
-        </w:tc>
-        <w:tc>
-          <w:tcPr>
-            <w:tcW w:type="dxa" w:w="1335"/>
+              <w:t>82.0% [77.8, 86.8]</w:t>
+            </w:r>
+          </w:p>
+        </w:tc>
+        <w:tc>
+          <w:tcPr>
+            <w:tcW w:type="dxa" w:w="1130"/>
             <w:vAlign w:val="center"/>
           </w:tcPr>
           <w:p>
@@ -1202,13 +1414,13 @@
                 <w:b w:val="0"/>
                 <w:sz w:val="14"/>
               </w:rPr>
-              <w:t>0.392 [0.283, 0.406]</w:t>
-            </w:r>
-          </w:p>
-        </w:tc>
-        <w:tc>
-          <w:tcPr>
-            <w:tcW w:type="dxa" w:w="1335"/>
+              <w:t>75.6% [72.0, 86.0]</w:t>
+            </w:r>
+          </w:p>
+        </w:tc>
+        <w:tc>
+          <w:tcPr>
+            <w:tcW w:type="dxa" w:w="1130"/>
             <w:vAlign w:val="center"/>
           </w:tcPr>
           <w:p>
@@ -1220,13 +1432,13 @@
                 <w:b w:val="0"/>
                 <w:sz w:val="14"/>
               </w:rPr>
-              <w:t>0.756 [0.720, 0.860]</w:t>
-            </w:r>
-          </w:p>
-        </w:tc>
-        <w:tc>
-          <w:tcPr>
-            <w:tcW w:type="dxa" w:w="1335"/>
+              <w:t>88.3% [75.6, 95.2]</w:t>
+            </w:r>
+          </w:p>
+        </w:tc>
+        <w:tc>
+          <w:tcPr>
+            <w:tcW w:type="dxa" w:w="1130"/>
             <w:vAlign w:val="center"/>
           </w:tcPr>
           <w:p>
@@ -1238,13 +1450,13 @@
                 <w:b w:val="0"/>
                 <w:sz w:val="14"/>
               </w:rPr>
-              <w:t>0.883 [0.756, 0.952]</w:t>
-            </w:r>
-          </w:p>
-        </w:tc>
-        <w:tc>
-          <w:tcPr>
-            <w:tcW w:type="dxa" w:w="1335"/>
+              <w:t>80.9% [74.4, 85.8]</w:t>
+            </w:r>
+          </w:p>
+        </w:tc>
+        <w:tc>
+          <w:tcPr>
+            <w:tcW w:type="dxa" w:w="1130"/>
             <w:vAlign w:val="center"/>
           </w:tcPr>
           <w:p>
@@ -1256,13 +1468,13 @@
                 <w:b w:val="0"/>
                 <w:sz w:val="14"/>
               </w:rPr>
-              <w:t>0.820 [0.778, 0.868]</w:t>
-            </w:r>
-          </w:p>
-        </w:tc>
-        <w:tc>
-          <w:tcPr>
-            <w:tcW w:type="dxa" w:w="1335"/>
+              <w:t>83.0% [79.6, 87.1]</w:t>
+            </w:r>
+          </w:p>
+        </w:tc>
+        <w:tc>
+          <w:tcPr>
+            <w:tcW w:type="dxa" w:w="1130"/>
             <w:vAlign w:val="center"/>
           </w:tcPr>
           <w:p>
@@ -1274,15 +1486,61 @@
                 <w:b w:val="0"/>
                 <w:sz w:val="14"/>
               </w:rPr>
-              <w:t>0.768 [0.735, 0.858]</w:t>
+              <w:t>80.0% [71.6, 86.4]</w:t>
+            </w:r>
+          </w:p>
+        </w:tc>
+        <w:tc>
+          <w:tcPr>
+            <w:tcW w:type="dxa" w:w="1130"/>
+            <w:vAlign w:val="center"/>
+          </w:tcPr>
+          <w:p>
+            <w:pPr>
+              <w:jc w:val="center"/>
+            </w:pPr>
+            <w:r>
+              <w:rPr>
+                <w:b w:val="0"/>
+                <w:sz w:val="14"/>
+              </w:rPr>
+              <w:t>86.0% [78.3, 94.4]</w:t>
             </w:r>
           </w:p>
         </w:tc>
       </w:tr>
+    </w:tbl>
+    <w:p/>
+    <w:p>
+      <w:r>
+        <w:rPr>
+          <w:b/>
+        </w:rPr>
+        <w:t>Panel B. Part 1 stable bootstrap LASSO coefficients (selection frequency ≥70%)</w:t>
+      </w:r>
+    </w:p>
+    <w:tbl>
+      <w:tblPr>
+        <w:tblStyle w:val="TableGrid"/>
+        <w:tblW w:type="auto" w:w="0"/>
+        <w:tblLayout w:type="autofit"/>
+        <w:tblLook w:firstColumn="1" w:firstRow="1" w:lastColumn="0" w:lastRow="0" w:noHBand="0" w:noVBand="1" w:val="04A0"/>
+      </w:tblPr>
+      <w:tblGrid>
+        <w:gridCol w:w="2448"/>
+        <w:gridCol w:w="2448"/>
+        <w:gridCol w:w="2448"/>
+        <w:gridCol w:w="2448"/>
+        <w:gridCol w:w="2448"/>
+        <w:gridCol w:w="2448"/>
+      </w:tblGrid>
       <w:tr>
-        <w:tc>
-          <w:tcPr>
-            <w:tcW w:type="dxa" w:w="1335"/>
+        <w:trPr>
+          <w:shd w:val="clear" w:color="auto" w:fill="1F4E78"/>
+        </w:trPr>
+        <w:tc>
+          <w:tcPr>
+            <w:tcW w:type="dxa" w:w="2448"/>
             <w:vAlign w:val="center"/>
           </w:tcPr>
           <w:p>
@@ -1291,16 +1549,17 @@
             </w:pPr>
             <w:r>
               <w:rPr>
-                <w:b w:val="0"/>
-                <w:sz w:val="14"/>
-              </w:rPr>
-              <w:t>1</w:t>
-            </w:r>
-          </w:p>
-        </w:tc>
-        <w:tc>
-          <w:tcPr>
-            <w:tcW w:type="dxa" w:w="1335"/>
+                <w:b/>
+                <w:color w:val="FFFFFF"/>
+                <w:sz w:val="14"/>
+              </w:rPr>
+              <w:t>Predictor</w:t>
+            </w:r>
+          </w:p>
+        </w:tc>
+        <w:tc>
+          <w:tcPr>
+            <w:tcW w:type="dxa" w:w="2448"/>
             <w:vAlign w:val="center"/>
           </w:tcPr>
           <w:p>
@@ -1309,16 +1568,17 @@
             </w:pPr>
             <w:r>
               <w:rPr>
-                <w:b w:val="0"/>
-                <w:sz w:val="14"/>
-              </w:rPr>
-              <w:t>RESTORE</w:t>
-            </w:r>
-          </w:p>
-        </w:tc>
-        <w:tc>
-          <w:tcPr>
-            <w:tcW w:type="dxa" w:w="1335"/>
+                <w:b/>
+                <w:color w:val="FFFFFF"/>
+                <w:sz w:val="14"/>
+              </w:rPr>
+              <w:t>RESTORE (Model 5; 21 vars)</w:t>
+            </w:r>
+          </w:p>
+        </w:tc>
+        <w:tc>
+          <w:tcPr>
+            <w:tcW w:type="dxa" w:w="2448"/>
             <w:vAlign w:val="center"/>
           </w:tcPr>
           <w:p>
@@ -1327,16 +1587,17 @@
             </w:pPr>
             <w:r>
               <w:rPr>
-                <w:b w:val="0"/>
-                <w:sz w:val="14"/>
-              </w:rPr>
-              <w:t>REhabilitation STroke Outcome Recovery Estimator</w:t>
-            </w:r>
-          </w:p>
-        </w:tc>
-        <w:tc>
-          <w:tcPr>
-            <w:tcW w:type="dxa" w:w="1335"/>
+                <w:b/>
+                <w:color w:val="FFFFFF"/>
+                <w:sz w:val="14"/>
+              </w:rPr>
+              <w:t>COMPASS (Model 8; 44 vars)</w:t>
+            </w:r>
+          </w:p>
+        </w:tc>
+        <w:tc>
+          <w:tcPr>
+            <w:tcW w:type="dxa" w:w="2448"/>
             <w:vAlign w:val="center"/>
           </w:tcPr>
           <w:p>
@@ -1345,16 +1606,17 @@
             </w:pPr>
             <w:r>
               <w:rPr>
-                <w:b w:val="0"/>
-                <w:sz w:val="14"/>
-              </w:rPr>
-              <w:t>Model 5</w:t>
-            </w:r>
-          </w:p>
-        </w:tc>
-        <w:tc>
-          <w:tcPr>
-            <w:tcW w:type="dxa" w:w="1335"/>
+                <w:b/>
+                <w:color w:val="FFFFFF"/>
+                <w:sz w:val="14"/>
+              </w:rPr>
+              <w:t>CASCADE (Model 2; 59 vars)</w:t>
+            </w:r>
+          </w:p>
+        </w:tc>
+        <w:tc>
+          <w:tcPr>
+            <w:tcW w:type="dxa" w:w="2448"/>
             <w:vAlign w:val="center"/>
           </w:tcPr>
           <w:p>
@@ -1363,16 +1625,17 @@
             </w:pPr>
             <w:r>
               <w:rPr>
-                <w:b w:val="0"/>
-                <w:sz w:val="14"/>
-              </w:rPr>
-              <w:t>21 vars; with gait speed imputed; Demographics=2, Functional T1=10, T1T2 improvement=9</w:t>
-            </w:r>
-          </w:p>
-        </w:tc>
-        <w:tc>
-          <w:tcPr>
-            <w:tcW w:type="dxa" w:w="1335"/>
+                <w:b/>
+                <w:color w:val="FFFFFF"/>
+                <w:sz w:val="14"/>
+              </w:rPr>
+              <w:t>AIMS (Model 1; 12 vars)</w:t>
+            </w:r>
+          </w:p>
+        </w:tc>
+        <w:tc>
+          <w:tcPr>
+            <w:tcW w:type="dxa" w:w="2448"/>
             <w:vAlign w:val="center"/>
           </w:tcPr>
           <w:p>
@@ -1381,100 +1644,11 @@
             </w:pPr>
             <w:r>
               <w:rPr>
-                <w:b w:val="0"/>
-                <w:sz w:val="14"/>
-              </w:rPr>
-              <w:t>Worst</w:t>
-            </w:r>
-          </w:p>
-        </w:tc>
-        <w:tc>
-          <w:tcPr>
-            <w:tcW w:type="dxa" w:w="1335"/>
-            <w:vAlign w:val="center"/>
-          </w:tcPr>
-          <w:p>
-            <w:pPr>
-              <w:jc w:val="center"/>
-            </w:pPr>
-            <w:r>
-              <w:rPr>
-                <w:b w:val="0"/>
-                <w:sz w:val="14"/>
-              </w:rPr>
-              <w:t>0.399 [0.326, 0.742]</w:t>
-            </w:r>
-          </w:p>
-        </w:tc>
-        <w:tc>
-          <w:tcPr>
-            <w:tcW w:type="dxa" w:w="1335"/>
-            <w:vAlign w:val="center"/>
-          </w:tcPr>
-          <w:p>
-            <w:pPr>
-              <w:jc w:val="center"/>
-            </w:pPr>
-            <w:r>
-              <w:rPr>
-                <w:b w:val="0"/>
-                <w:sz w:val="14"/>
-              </w:rPr>
-              <w:t>0.881 [0.724, 0.913]</w:t>
-            </w:r>
-          </w:p>
-        </w:tc>
-        <w:tc>
-          <w:tcPr>
-            <w:tcW w:type="dxa" w:w="1335"/>
-            <w:vAlign w:val="center"/>
-          </w:tcPr>
-          <w:p>
-            <w:pPr>
-              <w:jc w:val="center"/>
-            </w:pPr>
-            <w:r>
-              <w:rPr>
-                <w:b w:val="0"/>
-                <w:sz w:val="14"/>
-              </w:rPr>
-              <w:t>0.774 [0.704, 0.907]</w:t>
-            </w:r>
-          </w:p>
-        </w:tc>
-        <w:tc>
-          <w:tcPr>
-            <w:tcW w:type="dxa" w:w="1335"/>
-            <w:vAlign w:val="center"/>
-          </w:tcPr>
-          <w:p>
-            <w:pPr>
-              <w:jc w:val="center"/>
-            </w:pPr>
-            <w:r>
-              <w:rPr>
-                <w:b w:val="0"/>
-                <w:sz w:val="14"/>
-              </w:rPr>
-              <w:t>0.828 [0.789, 0.871]</w:t>
-            </w:r>
-          </w:p>
-        </w:tc>
-        <w:tc>
-          <w:tcPr>
-            <w:tcW w:type="dxa" w:w="1335"/>
-            <w:vAlign w:val="center"/>
-          </w:tcPr>
-          <w:p>
-            <w:pPr>
-              <w:jc w:val="center"/>
-            </w:pPr>
-            <w:r>
-              <w:rPr>
-                <w:b w:val="0"/>
-                <w:sz w:val="14"/>
-              </w:rPr>
-              <w:t>0.866 [0.750, 0.896]</w:t>
+                <w:b/>
+                <w:color w:val="FFFFFF"/>
+                <w:sz w:val="14"/>
+              </w:rPr>
+              <w:t>BEDSIDE (Model 4; 4 vars)</w:t>
             </w:r>
           </w:p>
         </w:tc>
@@ -1485,7 +1659,7 @@
         </w:trPr>
         <w:tc>
           <w:tcPr>
-            <w:tcW w:type="dxa" w:w="1335"/>
+            <w:tcW w:type="dxa" w:w="2448"/>
             <w:vAlign w:val="center"/>
           </w:tcPr>
           <w:p>
@@ -1494,16 +1668,17 @@
             </w:pPr>
             <w:r>
               <w:rPr>
-                <w:b w:val="0"/>
-                <w:sz w:val="14"/>
-              </w:rPr>
-              <w:t>2</w:t>
-            </w:r>
-          </w:p>
-        </w:tc>
-        <w:tc>
-          <w:tcPr>
-            <w:tcW w:type="dxa" w:w="1335"/>
+                <w:b/>
+                <w:color w:val="FFFFFF"/>
+                <w:sz w:val="14"/>
+              </w:rPr>
+              <w:t>BBS1</w:t>
+            </w:r>
+          </w:p>
+        </w:tc>
+        <w:tc>
+          <w:tcPr>
+            <w:tcW w:type="dxa" w:w="2448"/>
             <w:vAlign w:val="center"/>
           </w:tcPr>
           <w:p>
@@ -1512,16 +1687,17 @@
             </w:pPr>
             <w:r>
               <w:rPr>
-                <w:b w:val="0"/>
-                <w:sz w:val="14"/>
-              </w:rPr>
-              <w:t>COMPASS</w:t>
-            </w:r>
-          </w:p>
-        </w:tc>
-        <w:tc>
-          <w:tcPr>
-            <w:tcW w:type="dxa" w:w="1335"/>
+                <w:b/>
+                <w:color w:val="FFFFFF"/>
+                <w:sz w:val="14"/>
+              </w:rPr>
+              <w:t>+77.72 (10.98) [57.21, 98.78]; 100%</w:t>
+            </w:r>
+          </w:p>
+        </w:tc>
+        <w:tc>
+          <w:tcPr>
+            <w:tcW w:type="dxa" w:w="2448"/>
             <w:vAlign w:val="center"/>
           </w:tcPr>
           <w:p>
@@ -1530,16 +1706,17 @@
             </w:pPr>
             <w:r>
               <w:rPr>
-                <w:b w:val="0"/>
-                <w:sz w:val="14"/>
-              </w:rPr>
-              <w:t>COMPrehensive Post-Acute Stroke Score</w:t>
-            </w:r>
-          </w:p>
-        </w:tc>
-        <w:tc>
-          <w:tcPr>
-            <w:tcW w:type="dxa" w:w="1335"/>
+                <w:b/>
+                <w:color w:val="FFFFFF"/>
+                <w:sz w:val="14"/>
+              </w:rPr>
+              <w:t>+62.54 (10.00) [42.40, 81.97]; 100%</w:t>
+            </w:r>
+          </w:p>
+        </w:tc>
+        <w:tc>
+          <w:tcPr>
+            <w:tcW w:type="dxa" w:w="2448"/>
             <w:vAlign w:val="center"/>
           </w:tcPr>
           <w:p>
@@ -1548,16 +1725,17 @@
             </w:pPr>
             <w:r>
               <w:rPr>
-                <w:b w:val="0"/>
-                <w:sz w:val="14"/>
-              </w:rPr>
-              <w:t>Model 8</w:t>
-            </w:r>
-          </w:p>
-        </w:tc>
-        <w:tc>
-          <w:tcPr>
-            <w:tcW w:type="dxa" w:w="1335"/>
+                <w:b/>
+                <w:color w:val="FFFFFF"/>
+                <w:sz w:val="14"/>
+              </w:rPr>
+              <w:t>+63.94 (9.52) [45.64, 81.84]; 100%</w:t>
+            </w:r>
+          </w:p>
+        </w:tc>
+        <w:tc>
+          <w:tcPr>
+            <w:tcW w:type="dxa" w:w="2448"/>
             <w:vAlign w:val="center"/>
           </w:tcPr>
           <w:p>
@@ -1566,16 +1744,17 @@
             </w:pPr>
             <w:r>
               <w:rPr>
-                <w:b w:val="0"/>
-                <w:sz w:val="14"/>
-              </w:rPr>
-              <w:t>44 vars; with gait speed imputed; Demographics=2, Stroke info=12, Comorbidities=16, Acute complications=4, Functional T1=10</w:t>
-            </w:r>
-          </w:p>
-        </w:tc>
-        <w:tc>
-          <w:tcPr>
-            <w:tcW w:type="dxa" w:w="1335"/>
+                <w:b/>
+                <w:color w:val="FFFFFF"/>
+                <w:sz w:val="14"/>
+              </w:rPr>
+              <w:t>+61.23 (9.53) [42.55, 79.89]; 100%</w:t>
+            </w:r>
+          </w:p>
+        </w:tc>
+        <w:tc>
+          <w:tcPr>
+            <w:tcW w:type="dxa" w:w="2448"/>
             <w:vAlign w:val="center"/>
           </w:tcPr>
           <w:p>
@@ -1584,100 +1763,11 @@
             </w:pPr>
             <w:r>
               <w:rPr>
-                <w:b w:val="0"/>
-                <w:sz w:val="14"/>
-              </w:rPr>
-              <w:t>Worst</w:t>
-            </w:r>
-          </w:p>
-        </w:tc>
-        <w:tc>
-          <w:tcPr>
-            <w:tcW w:type="dxa" w:w="1335"/>
-            <w:vAlign w:val="center"/>
-          </w:tcPr>
-          <w:p>
-            <w:pPr>
-              <w:jc w:val="center"/>
-            </w:pPr>
-            <w:r>
-              <w:rPr>
-                <w:b w:val="0"/>
-                <w:sz w:val="14"/>
-              </w:rPr>
-              <w:t>0.598 [0.426, 0.863]</w:t>
-            </w:r>
-          </w:p>
-        </w:tc>
-        <w:tc>
-          <w:tcPr>
-            <w:tcW w:type="dxa" w:w="1335"/>
-            <w:vAlign w:val="center"/>
-          </w:tcPr>
-          <w:p>
-            <w:pPr>
-              <w:jc w:val="center"/>
-            </w:pPr>
-            <w:r>
-              <w:rPr>
-                <w:b w:val="0"/>
-                <w:sz w:val="14"/>
-              </w:rPr>
-              <w:t>0.748 [0.593, 0.818]</w:t>
-            </w:r>
-          </w:p>
-        </w:tc>
-        <w:tc>
-          <w:tcPr>
-            <w:tcW w:type="dxa" w:w="1335"/>
-            <w:vAlign w:val="center"/>
-          </w:tcPr>
-          <w:p>
-            <w:pPr>
-              <w:jc w:val="center"/>
-            </w:pPr>
-            <w:r>
-              <w:rPr>
-                <w:b w:val="0"/>
-                <w:sz w:val="14"/>
-              </w:rPr>
-              <w:t>0.817 [0.733, 0.944]</w:t>
-            </w:r>
-          </w:p>
-        </w:tc>
-        <w:tc>
-          <w:tcPr>
-            <w:tcW w:type="dxa" w:w="1335"/>
-            <w:vAlign w:val="center"/>
-          </w:tcPr>
-          <w:p>
-            <w:pPr>
-              <w:jc w:val="center"/>
-            </w:pPr>
-            <w:r>
-              <w:rPr>
-                <w:b w:val="0"/>
-                <w:sz w:val="14"/>
-              </w:rPr>
-              <w:t>0.783 [0.748, 0.827]</w:t>
-            </w:r>
-          </w:p>
-        </w:tc>
-        <w:tc>
-          <w:tcPr>
-            <w:tcW w:type="dxa" w:w="1335"/>
-            <w:vAlign w:val="center"/>
-          </w:tcPr>
-          <w:p>
-            <w:pPr>
-              <w:jc w:val="center"/>
-            </w:pPr>
-            <w:r>
-              <w:rPr>
-                <w:b w:val="0"/>
-                <w:sz w:val="14"/>
-              </w:rPr>
-              <w:t>0.758 [0.643, 0.812]</w:t>
+                <w:b/>
+                <w:color w:val="FFFFFF"/>
+                <w:sz w:val="14"/>
+              </w:rPr>
+              <w:t>+68.60 (8.64) [52.39, 86.17]; 100%</w:t>
             </w:r>
           </w:p>
         </w:tc>
@@ -1685,7 +1775,7 @@
       <w:tr>
         <w:tc>
           <w:tcPr>
-            <w:tcW w:type="dxa" w:w="1335"/>
+            <w:tcW w:type="dxa" w:w="2448"/>
             <w:vAlign w:val="center"/>
           </w:tcPr>
           <w:p>
@@ -1697,13 +1787,13 @@
                 <w:b w:val="0"/>
                 <w:sz w:val="14"/>
               </w:rPr>
-              <w:t>3</w:t>
-            </w:r>
-          </w:p>
-        </w:tc>
-        <w:tc>
-          <w:tcPr>
-            <w:tcW w:type="dxa" w:w="1335"/>
+              <w:t>Age</w:t>
+            </w:r>
+          </w:p>
+        </w:tc>
+        <w:tc>
+          <w:tcPr>
+            <w:tcW w:type="dxa" w:w="2448"/>
             <w:vAlign w:val="center"/>
           </w:tcPr>
           <w:p>
@@ -1715,13 +1805,13 @@
                 <w:b w:val="0"/>
                 <w:sz w:val="14"/>
               </w:rPr>
-              <w:t>CASCADE</w:t>
-            </w:r>
-          </w:p>
-        </w:tc>
-        <w:tc>
-          <w:tcPr>
-            <w:tcW w:type="dxa" w:w="1335"/>
+              <w:t>-32.68 (6.55) [-45.10, -20.00]; 100%</w:t>
+            </w:r>
+          </w:p>
+        </w:tc>
+        <w:tc>
+          <w:tcPr>
+            <w:tcW w:type="dxa" w:w="2448"/>
             <w:vAlign w:val="center"/>
           </w:tcPr>
           <w:p>
@@ -1733,13 +1823,13 @@
                 <w:b w:val="0"/>
                 <w:sz w:val="14"/>
               </w:rPr>
-              <w:t>Clinical And Stroke Complexity Assessment for Discharge Endurance</w:t>
-            </w:r>
-          </w:p>
-        </w:tc>
-        <w:tc>
-          <w:tcPr>
-            <w:tcW w:type="dxa" w:w="1335"/>
+              <w:t>-33.85 (6.37) [-45.78, -21.18]; 100%</w:t>
+            </w:r>
+          </w:p>
+        </w:tc>
+        <w:tc>
+          <w:tcPr>
+            <w:tcW w:type="dxa" w:w="2448"/>
             <w:vAlign w:val="center"/>
           </w:tcPr>
           <w:p>
@@ -1751,13 +1841,13 @@
                 <w:b w:val="0"/>
                 <w:sz w:val="14"/>
               </w:rPr>
-              <w:t>Model 2</w:t>
-            </w:r>
-          </w:p>
-        </w:tc>
-        <w:tc>
-          <w:tcPr>
-            <w:tcW w:type="dxa" w:w="1335"/>
+              <w:t>-33.53 (6.22) [-45.19, -20.87]; 100%</w:t>
+            </w:r>
+          </w:p>
+        </w:tc>
+        <w:tc>
+          <w:tcPr>
+            <w:tcW w:type="dxa" w:w="2448"/>
             <w:vAlign w:val="center"/>
           </w:tcPr>
           <w:p>
@@ -1769,13 +1859,13 @@
                 <w:b w:val="0"/>
                 <w:sz w:val="14"/>
               </w:rPr>
-              <w:t>59 vars; with gait speed imputed; Demographics=2, Stroke info=12, Comorbidities=16, Acute complications=4, NIHSS out=15, Functional T1=10</w:t>
-            </w:r>
-          </w:p>
-        </w:tc>
-        <w:tc>
-          <w:tcPr>
-            <w:tcW w:type="dxa" w:w="1335"/>
+              <w:t>-39.64 (6.32) [-52.01, -27.24]; 100%</w:t>
+            </w:r>
+          </w:p>
+        </w:tc>
+        <w:tc>
+          <w:tcPr>
+            <w:tcW w:type="dxa" w:w="2448"/>
             <w:vAlign w:val="center"/>
           </w:tcPr>
           <w:p>
@@ -1787,97 +1877,7 @@
                 <w:b w:val="0"/>
                 <w:sz w:val="14"/>
               </w:rPr>
-              <w:t>Worst</w:t>
-            </w:r>
-          </w:p>
-        </w:tc>
-        <w:tc>
-          <w:tcPr>
-            <w:tcW w:type="dxa" w:w="1335"/>
-            <w:vAlign w:val="center"/>
-          </w:tcPr>
-          <w:p>
-            <w:pPr>
-              <w:jc w:val="center"/>
-            </w:pPr>
-            <w:r>
-              <w:rPr>
-                <w:b w:val="0"/>
-                <w:sz w:val="14"/>
-              </w:rPr>
-              <w:t>0.695 [0.667, 0.929]</w:t>
-            </w:r>
-          </w:p>
-        </w:tc>
-        <w:tc>
-          <w:tcPr>
-            <w:tcW w:type="dxa" w:w="1335"/>
-            <w:vAlign w:val="center"/>
-          </w:tcPr>
-          <w:p>
-            <w:pPr>
-              <w:jc w:val="center"/>
-            </w:pPr>
-            <w:r>
-              <w:rPr>
-                <w:b w:val="0"/>
-                <w:sz w:val="14"/>
-              </w:rPr>
-              <w:t>0.720 [0.561, 0.769]</w:t>
-            </w:r>
-          </w:p>
-        </w:tc>
-        <w:tc>
-          <w:tcPr>
-            <w:tcW w:type="dxa" w:w="1335"/>
-            <w:vAlign w:val="center"/>
-          </w:tcPr>
-          <w:p>
-            <w:pPr>
-              <w:jc w:val="center"/>
-            </w:pPr>
-            <w:r>
-              <w:rPr>
-                <w:b w:val="0"/>
-                <w:sz w:val="14"/>
-              </w:rPr>
-              <w:t>0.763 [0.685, 0.921]</w:t>
-            </w:r>
-          </w:p>
-        </w:tc>
-        <w:tc>
-          <w:tcPr>
-            <w:tcW w:type="dxa" w:w="1335"/>
-            <w:vAlign w:val="center"/>
-          </w:tcPr>
-          <w:p>
-            <w:pPr>
-              <w:jc w:val="center"/>
-            </w:pPr>
-            <w:r>
-              <w:rPr>
-                <w:b w:val="0"/>
-                <w:sz w:val="14"/>
-              </w:rPr>
-              <w:t>0.742 [0.705, 0.788]</w:t>
-            </w:r>
-          </w:p>
-        </w:tc>
-        <w:tc>
-          <w:tcPr>
-            <w:tcW w:type="dxa" w:w="1335"/>
-            <w:vAlign w:val="center"/>
-          </w:tcPr>
-          <w:p>
-            <w:pPr>
-              <w:jc w:val="center"/>
-            </w:pPr>
-            <w:r>
-              <w:rPr>
-                <w:b w:val="0"/>
-                <w:sz w:val="14"/>
-              </w:rPr>
-              <w:t>0.727 [0.610, 0.773]</w:t>
+              <w:t>-35.10 (5.92) [-46.15, -23.68]; 100%</w:t>
             </w:r>
           </w:p>
         </w:tc>
@@ -1888,7 +1888,7 @@
         </w:trPr>
         <w:tc>
           <w:tcPr>
-            <w:tcW w:type="dxa" w:w="1335"/>
+            <w:tcW w:type="dxa" w:w="2448"/>
             <w:vAlign w:val="center"/>
           </w:tcPr>
           <w:p>
@@ -1900,13 +1900,13 @@
                 <w:b w:val="0"/>
                 <w:sz w:val="14"/>
               </w:rPr>
-              <w:t>4</w:t>
-            </w:r>
-          </w:p>
-        </w:tc>
-        <w:tc>
-          <w:tcPr>
-            <w:tcW w:type="dxa" w:w="1335"/>
+              <w:t>Gait_Speed_1_Imputed</w:t>
+            </w:r>
+          </w:p>
+        </w:tc>
+        <w:tc>
+          <w:tcPr>
+            <w:tcW w:type="dxa" w:w="2448"/>
             <w:vAlign w:val="center"/>
           </w:tcPr>
           <w:p>
@@ -1918,13 +1918,13 @@
                 <w:b w:val="0"/>
                 <w:sz w:val="14"/>
               </w:rPr>
-              <w:t>AIMS</w:t>
-            </w:r>
-          </w:p>
-        </w:tc>
-        <w:tc>
-          <w:tcPr>
-            <w:tcW w:type="dxa" w:w="1335"/>
+              <w:t>+35.60 (9.03) [18.88, 54.17]; 100%</w:t>
+            </w:r>
+          </w:p>
+        </w:tc>
+        <w:tc>
+          <w:tcPr>
+            <w:tcW w:type="dxa" w:w="2448"/>
             <w:vAlign w:val="center"/>
           </w:tcPr>
           <w:p>
@@ -1936,13 +1936,13 @@
                 <w:b w:val="0"/>
                 <w:sz w:val="14"/>
               </w:rPr>
-              <w:t>Admission Impairment Mobility Score</w:t>
-            </w:r>
-          </w:p>
-        </w:tc>
-        <w:tc>
-          <w:tcPr>
-            <w:tcW w:type="dxa" w:w="1335"/>
+              <w:t>+30.26 (8.63) [13.79, 47.14]; 100%</w:t>
+            </w:r>
+          </w:p>
+        </w:tc>
+        <w:tc>
+          <w:tcPr>
+            <w:tcW w:type="dxa" w:w="2448"/>
             <w:vAlign w:val="center"/>
           </w:tcPr>
           <w:p>
@@ -1954,13 +1954,13 @@
                 <w:b w:val="0"/>
                 <w:sz w:val="14"/>
               </w:rPr>
-              <w:t>Model 1</w:t>
-            </w:r>
-          </w:p>
-        </w:tc>
-        <w:tc>
-          <w:tcPr>
-            <w:tcW w:type="dxa" w:w="1335"/>
+              <w:t>+28.54 (8.50) [12.01, 45.78]; 100%</w:t>
+            </w:r>
+          </w:p>
+        </w:tc>
+        <w:tc>
+          <w:tcPr>
+            <w:tcW w:type="dxa" w:w="2448"/>
             <w:vAlign w:val="center"/>
           </w:tcPr>
           <w:p>
@@ -1972,13 +1972,13 @@
                 <w:b w:val="0"/>
                 <w:sz w:val="14"/>
               </w:rPr>
-              <w:t>12 vars; with gait speed imputed; Demographics=2, Functional T1=10</w:t>
-            </w:r>
-          </w:p>
-        </w:tc>
-        <w:tc>
-          <w:tcPr>
-            <w:tcW w:type="dxa" w:w="1335"/>
+              <w:t>+33.06 (8.46) [16.66, 49.35]; 100%</w:t>
+            </w:r>
+          </w:p>
+        </w:tc>
+        <w:tc>
+          <w:tcPr>
+            <w:tcW w:type="dxa" w:w="2448"/>
             <w:vAlign w:val="center"/>
           </w:tcPr>
           <w:p>
@@ -1990,97 +1990,7 @@
                 <w:b w:val="0"/>
                 <w:sz w:val="14"/>
               </w:rPr>
-              <w:t>Worst</w:t>
-            </w:r>
-          </w:p>
-        </w:tc>
-        <w:tc>
-          <w:tcPr>
-            <w:tcW w:type="dxa" w:w="1335"/>
-            <w:vAlign w:val="center"/>
-          </w:tcPr>
-          <w:p>
-            <w:pPr>
-              <w:jc w:val="center"/>
-            </w:pPr>
-            <w:r>
-              <w:rPr>
-                <w:b w:val="0"/>
-                <w:sz w:val="14"/>
-              </w:rPr>
-              <w:t>0.493 [0.301, 0.578]</w:t>
-            </w:r>
-          </w:p>
-        </w:tc>
-        <w:tc>
-          <w:tcPr>
-            <w:tcW w:type="dxa" w:w="1335"/>
-            <w:vAlign w:val="center"/>
-          </w:tcPr>
-          <w:p>
-            <w:pPr>
-              <w:jc w:val="center"/>
-            </w:pPr>
-            <w:r>
-              <w:rPr>
-                <w:b w:val="0"/>
-                <w:sz w:val="14"/>
-              </w:rPr>
-              <w:t>0.756 [0.698, 0.876]</w:t>
-            </w:r>
-          </w:p>
-        </w:tc>
-        <w:tc>
-          <w:tcPr>
-            <w:tcW w:type="dxa" w:w="1335"/>
-            <w:vAlign w:val="center"/>
-          </w:tcPr>
-          <w:p>
-            <w:pPr>
-              <w:jc w:val="center"/>
-            </w:pPr>
-            <w:r>
-              <w:rPr>
-                <w:b w:val="0"/>
-                <w:sz w:val="14"/>
-              </w:rPr>
-              <w:t>0.871 [0.747, 0.947]</w:t>
-            </w:r>
-          </w:p>
-        </w:tc>
-        <w:tc>
-          <w:tcPr>
-            <w:tcW w:type="dxa" w:w="1335"/>
-            <w:vAlign w:val="center"/>
-          </w:tcPr>
-          <w:p>
-            <w:pPr>
-              <w:jc w:val="center"/>
-            </w:pPr>
-            <w:r>
-              <w:rPr>
-                <w:b w:val="0"/>
-                <w:sz w:val="14"/>
-              </w:rPr>
-              <w:t>0.813 [0.781, 0.855]</w:t>
-            </w:r>
-          </w:p>
-        </w:tc>
-        <w:tc>
-          <w:tcPr>
-            <w:tcW w:type="dxa" w:w="1335"/>
-            <w:vAlign w:val="center"/>
-          </w:tcPr>
-          <w:p>
-            <w:pPr>
-              <w:jc w:val="center"/>
-            </w:pPr>
-            <w:r>
-              <w:rPr>
-                <w:b w:val="0"/>
-                <w:sz w:val="14"/>
-              </w:rPr>
-              <w:t>0.773 [0.728, 0.864]</w:t>
+              <w:t>+38.29 (8.29) [20.56, 53.03]; 100%</w:t>
             </w:r>
           </w:p>
         </w:tc>
@@ -2088,7 +1998,7 @@
       <w:tr>
         <w:tc>
           <w:tcPr>
-            <w:tcW w:type="dxa" w:w="1335"/>
+            <w:tcW w:type="dxa" w:w="2448"/>
             <w:vAlign w:val="center"/>
           </w:tcPr>
           <w:p>
@@ -2100,13 +2010,13 @@
                 <w:b w:val="0"/>
                 <w:sz w:val="14"/>
               </w:rPr>
-              <w:t>5</w:t>
-            </w:r>
-          </w:p>
-        </w:tc>
-        <w:tc>
-          <w:tcPr>
-            <w:tcW w:type="dxa" w:w="1335"/>
+              <w:t>Sex, F0 M1</w:t>
+            </w:r>
+          </w:p>
+        </w:tc>
+        <w:tc>
+          <w:tcPr>
+            <w:tcW w:type="dxa" w:w="2448"/>
             <w:vAlign w:val="center"/>
           </w:tcPr>
           <w:p>
@@ -2118,13 +2028,13 @@
                 <w:b w:val="0"/>
                 <w:sz w:val="14"/>
               </w:rPr>
-              <w:t>BEDSIDE</w:t>
-            </w:r>
-          </w:p>
-        </w:tc>
-        <w:tc>
-          <w:tcPr>
-            <w:tcW w:type="dxa" w:w="1335"/>
+              <w:t>+16.86 (5.19) [7.29, 27.10]; 100%</w:t>
+            </w:r>
+          </w:p>
+        </w:tc>
+        <w:tc>
+          <w:tcPr>
+            <w:tcW w:type="dxa" w:w="2448"/>
             <w:vAlign w:val="center"/>
           </w:tcPr>
           <w:p>
@@ -2136,13 +2046,13 @@
                 <w:b w:val="0"/>
                 <w:sz w:val="14"/>
               </w:rPr>
-              <w:t>Balance-Enhanced Demographic Speed Index for Discharge Endurance</w:t>
-            </w:r>
-          </w:p>
-        </w:tc>
-        <w:tc>
-          <w:tcPr>
-            <w:tcW w:type="dxa" w:w="1335"/>
+              <w:t>+15.90 (5.16) [6.10, 25.81]; 100%</w:t>
+            </w:r>
+          </w:p>
+        </w:tc>
+        <w:tc>
+          <w:tcPr>
+            <w:tcW w:type="dxa" w:w="2448"/>
             <w:vAlign w:val="center"/>
           </w:tcPr>
           <w:p>
@@ -2154,13 +2064,13 @@
                 <w:b w:val="0"/>
                 <w:sz w:val="14"/>
               </w:rPr>
-              <w:t>Model 4</w:t>
-            </w:r>
-          </w:p>
-        </w:tc>
-        <w:tc>
-          <w:tcPr>
-            <w:tcW w:type="dxa" w:w="1335"/>
+              <w:t>+15.85 (5.14) [6.07, 25.75]; 100%</w:t>
+            </w:r>
+          </w:p>
+        </w:tc>
+        <w:tc>
+          <w:tcPr>
+            <w:tcW w:type="dxa" w:w="2448"/>
             <w:vAlign w:val="center"/>
           </w:tcPr>
           <w:p>
@@ -2172,13 +2082,13 @@
                 <w:b w:val="0"/>
                 <w:sz w:val="14"/>
               </w:rPr>
-              <w:t>4 vars; with gait speed imputed; Demographics=2, Functional T1=2</w:t>
-            </w:r>
-          </w:p>
-        </w:tc>
-        <w:tc>
-          <w:tcPr>
-            <w:tcW w:type="dxa" w:w="1335"/>
+              <w:t>+15.51 (5.24) [5.19, 25.25]; 100%</w:t>
+            </w:r>
+          </w:p>
+        </w:tc>
+        <w:tc>
+          <w:tcPr>
+            <w:tcW w:type="dxa" w:w="2448"/>
             <w:vAlign w:val="center"/>
           </w:tcPr>
           <w:p>
@@ -2190,13 +2100,36 @@
                 <w:b w:val="0"/>
                 <w:sz w:val="14"/>
               </w:rPr>
-              <w:t>Worst</w:t>
-            </w:r>
-          </w:p>
-        </w:tc>
-        <w:tc>
-          <w:tcPr>
-            <w:tcW w:type="dxa" w:w="1335"/>
+              <w:t>+17.59 (5.35) [7.43, 27.98]; 100%</w:t>
+            </w:r>
+          </w:p>
+        </w:tc>
+      </w:tr>
+      <w:tr>
+        <w:trPr>
+          <w:shd w:val="clear" w:color="auto" w:fill="EEF4FA"/>
+        </w:trPr>
+        <w:tc>
+          <w:tcPr>
+            <w:tcW w:type="dxa" w:w="2448"/>
+            <w:vAlign w:val="center"/>
+          </w:tcPr>
+          <w:p>
+            <w:pPr>
+              <w:jc w:val="left"/>
+            </w:pPr>
+            <w:r>
+              <w:rPr>
+                <w:b w:val="0"/>
+                <w:sz w:val="14"/>
+              </w:rPr>
+              <w:t>FuglUE1</w:t>
+            </w:r>
+          </w:p>
+        </w:tc>
+        <w:tc>
+          <w:tcPr>
+            <w:tcW w:type="dxa" w:w="2448"/>
             <w:vAlign w:val="center"/>
           </w:tcPr>
           <w:p>
@@ -2208,13 +2141,13 @@
                 <w:b w:val="0"/>
                 <w:sz w:val="14"/>
               </w:rPr>
-              <w:t>0.373 [0.282, 0.531]</w:t>
-            </w:r>
-          </w:p>
-        </w:tc>
-        <w:tc>
-          <w:tcPr>
-            <w:tcW w:type="dxa" w:w="1335"/>
+              <w:t>+27.72 (8.43) [11.02, 43.70]; 100%</w:t>
+            </w:r>
+          </w:p>
+        </w:tc>
+        <w:tc>
+          <w:tcPr>
+            <w:tcW w:type="dxa" w:w="2448"/>
             <w:vAlign w:val="center"/>
           </w:tcPr>
           <w:p>
@@ -2226,13 +2159,13 @@
                 <w:b w:val="0"/>
                 <w:sz w:val="14"/>
               </w:rPr>
-              <w:t>0.800 [0.716, 0.864]</w:t>
-            </w:r>
-          </w:p>
-        </w:tc>
-        <w:tc>
-          <w:tcPr>
-            <w:tcW w:type="dxa" w:w="1335"/>
+              <w:t>+21.26 (6.67) [7.80, 34.22]; 100%</w:t>
+            </w:r>
+          </w:p>
+        </w:tc>
+        <w:tc>
+          <w:tcPr>
+            <w:tcW w:type="dxa" w:w="2448"/>
             <w:vAlign w:val="center"/>
           </w:tcPr>
           <w:p>
@@ -2244,13 +2177,13 @@
                 <w:b w:val="0"/>
                 <w:sz w:val="14"/>
               </w:rPr>
-              <w:t>0.860 [0.783, 0.944]</w:t>
-            </w:r>
-          </w:p>
-        </w:tc>
-        <w:tc>
-          <w:tcPr>
-            <w:tcW w:type="dxa" w:w="1335"/>
+              <w:t>+17.06 (7.30) [2.63, 31.61]; 99%</w:t>
+            </w:r>
+          </w:p>
+        </w:tc>
+        <w:tc>
+          <w:tcPr>
+            <w:tcW w:type="dxa" w:w="2448"/>
             <w:vAlign w:val="center"/>
           </w:tcPr>
           <w:p>
@@ -2262,13 +2195,13 @@
                 <w:b w:val="0"/>
                 <w:sz w:val="14"/>
               </w:rPr>
-              <w:t>0.830 [0.796, 0.871]</w:t>
-            </w:r>
-          </w:p>
-        </w:tc>
-        <w:tc>
-          <w:tcPr>
-            <w:tcW w:type="dxa" w:w="1335"/>
+              <w:t>+23.74 (7.18) [10.07, 37.45]; 100%</w:t>
+            </w:r>
+          </w:p>
+        </w:tc>
+        <w:tc>
+          <w:tcPr>
+            <w:tcW w:type="dxa" w:w="2448"/>
             <w:vAlign w:val="center"/>
           </w:tcPr>
           <w:p>
@@ -2280,7 +2213,3798 @@
                 <w:b w:val="0"/>
                 <w:sz w:val="14"/>
               </w:rPr>
-              <w:t>0.809 [0.744, 0.858]</w:t>
+              <w:t>—</w:t>
+            </w:r>
+          </w:p>
+        </w:tc>
+      </w:tr>
+      <w:tr>
+        <w:tc>
+          <w:tcPr>
+            <w:tcW w:type="dxa" w:w="2448"/>
+            <w:vAlign w:val="center"/>
+          </w:tcPr>
+          <w:p>
+            <w:pPr>
+              <w:jc w:val="left"/>
+            </w:pPr>
+            <w:r>
+              <w:rPr>
+                <w:b w:val="0"/>
+                <w:sz w:val="14"/>
+              </w:rPr>
+              <w:t>EuroQoL5D1</w:t>
+            </w:r>
+          </w:p>
+        </w:tc>
+        <w:tc>
+          <w:tcPr>
+            <w:tcW w:type="dxa" w:w="2448"/>
+            <w:vAlign w:val="center"/>
+          </w:tcPr>
+          <w:p>
+            <w:pPr>
+              <w:jc w:val="center"/>
+            </w:pPr>
+            <w:r>
+              <w:rPr>
+                <w:b w:val="0"/>
+                <w:sz w:val="14"/>
+              </w:rPr>
+              <w:t>+24.16 (8.19) [9.05, 41.29]; 100%</w:t>
+            </w:r>
+          </w:p>
+        </w:tc>
+        <w:tc>
+          <w:tcPr>
+            <w:tcW w:type="dxa" w:w="2448"/>
+            <w:vAlign w:val="center"/>
+          </w:tcPr>
+          <w:p>
+            <w:pPr>
+              <w:jc w:val="center"/>
+            </w:pPr>
+            <w:r>
+              <w:rPr>
+                <w:b w:val="0"/>
+                <w:sz w:val="14"/>
+              </w:rPr>
+              <w:t>+8.18 (5.35) [0.00, 18.52]; 92%</w:t>
+            </w:r>
+          </w:p>
+        </w:tc>
+        <w:tc>
+          <w:tcPr>
+            <w:tcW w:type="dxa" w:w="2448"/>
+            <w:vAlign w:val="center"/>
+          </w:tcPr>
+          <w:p>
+            <w:pPr>
+              <w:jc w:val="center"/>
+            </w:pPr>
+            <w:r>
+              <w:rPr>
+                <w:b w:val="0"/>
+                <w:sz w:val="14"/>
+              </w:rPr>
+              <w:t>+8.49 (5.58) [0.00, 19.64]; 91%</w:t>
+            </w:r>
+          </w:p>
+        </w:tc>
+        <w:tc>
+          <w:tcPr>
+            <w:tcW w:type="dxa" w:w="2448"/>
+            <w:vAlign w:val="center"/>
+          </w:tcPr>
+          <w:p>
+            <w:pPr>
+              <w:jc w:val="center"/>
+            </w:pPr>
+            <w:r>
+              <w:rPr>
+                <w:b w:val="0"/>
+                <w:sz w:val="14"/>
+              </w:rPr>
+              <w:t>+10.67 (5.68) [0.00, 21.48]; 95%</w:t>
+            </w:r>
+          </w:p>
+        </w:tc>
+        <w:tc>
+          <w:tcPr>
+            <w:tcW w:type="dxa" w:w="2448"/>
+            <w:vAlign w:val="center"/>
+          </w:tcPr>
+          <w:p>
+            <w:pPr>
+              <w:jc w:val="center"/>
+            </w:pPr>
+            <w:r>
+              <w:rPr>
+                <w:b w:val="0"/>
+                <w:sz w:val="14"/>
+              </w:rPr>
+              <w:t>—</w:t>
+            </w:r>
+          </w:p>
+        </w:tc>
+      </w:tr>
+      <w:tr>
+        <w:trPr>
+          <w:shd w:val="clear" w:color="auto" w:fill="EEF4FA"/>
+        </w:trPr>
+        <w:tc>
+          <w:tcPr>
+            <w:tcW w:type="dxa" w:w="2448"/>
+            <w:vAlign w:val="center"/>
+          </w:tcPr>
+          <w:p>
+            <w:pPr>
+              <w:jc w:val="left"/>
+            </w:pPr>
+            <w:r>
+              <w:rPr>
+                <w:b w:val="0"/>
+                <w:sz w:val="14"/>
+              </w:rPr>
+              <w:t>MNA1</w:t>
+            </w:r>
+          </w:p>
+        </w:tc>
+        <w:tc>
+          <w:tcPr>
+            <w:tcW w:type="dxa" w:w="2448"/>
+            <w:vAlign w:val="center"/>
+          </w:tcPr>
+          <w:p>
+            <w:pPr>
+              <w:jc w:val="center"/>
+            </w:pPr>
+            <w:r>
+              <w:rPr>
+                <w:b w:val="0"/>
+                <w:sz w:val="14"/>
+              </w:rPr>
+              <w:t>-10.94 (6.00) [-22.38, 0.00]; 96%</w:t>
+            </w:r>
+          </w:p>
+        </w:tc>
+        <w:tc>
+          <w:tcPr>
+            <w:tcW w:type="dxa" w:w="2448"/>
+            <w:vAlign w:val="center"/>
+          </w:tcPr>
+          <w:p>
+            <w:pPr>
+              <w:jc w:val="center"/>
+            </w:pPr>
+            <w:r>
+              <w:rPr>
+                <w:b w:val="0"/>
+                <w:sz w:val="14"/>
+              </w:rPr>
+              <w:t>-14.68 (5.77) [-26.00, -3.16]; 99%</w:t>
+            </w:r>
+          </w:p>
+        </w:tc>
+        <w:tc>
+          <w:tcPr>
+            <w:tcW w:type="dxa" w:w="2448"/>
+            <w:vAlign w:val="center"/>
+          </w:tcPr>
+          <w:p>
+            <w:pPr>
+              <w:jc w:val="center"/>
+            </w:pPr>
+            <w:r>
+              <w:rPr>
+                <w:b w:val="0"/>
+                <w:sz w:val="14"/>
+              </w:rPr>
+              <w:t>-14.96 (5.65) [-25.87, -3.05]; 99%</w:t>
+            </w:r>
+          </w:p>
+        </w:tc>
+        <w:tc>
+          <w:tcPr>
+            <w:tcW w:type="dxa" w:w="2448"/>
+            <w:vAlign w:val="center"/>
+          </w:tcPr>
+          <w:p>
+            <w:pPr>
+              <w:jc w:val="center"/>
+            </w:pPr>
+            <w:r>
+              <w:rPr>
+                <w:b w:val="0"/>
+                <w:sz w:val="14"/>
+              </w:rPr>
+              <w:t>-11.89 (5.42) [-22.08, 0.00]; 97%</w:t>
+            </w:r>
+          </w:p>
+        </w:tc>
+        <w:tc>
+          <w:tcPr>
+            <w:tcW w:type="dxa" w:w="2448"/>
+            <w:vAlign w:val="center"/>
+          </w:tcPr>
+          <w:p>
+            <w:pPr>
+              <w:jc w:val="center"/>
+            </w:pPr>
+            <w:r>
+              <w:rPr>
+                <w:b w:val="0"/>
+                <w:sz w:val="14"/>
+              </w:rPr>
+              <w:t>—</w:t>
+            </w:r>
+          </w:p>
+        </w:tc>
+      </w:tr>
+      <w:tr>
+        <w:tc>
+          <w:tcPr>
+            <w:tcW w:type="dxa" w:w="2448"/>
+            <w:vAlign w:val="center"/>
+          </w:tcPr>
+          <w:p>
+            <w:pPr>
+              <w:jc w:val="left"/>
+            </w:pPr>
+            <w:r>
+              <w:rPr>
+                <w:b w:val="0"/>
+                <w:sz w:val="14"/>
+              </w:rPr>
+              <w:t>MRS1</w:t>
+            </w:r>
+          </w:p>
+        </w:tc>
+        <w:tc>
+          <w:tcPr>
+            <w:tcW w:type="dxa" w:w="2448"/>
+            <w:vAlign w:val="center"/>
+          </w:tcPr>
+          <w:p>
+            <w:pPr>
+              <w:jc w:val="center"/>
+            </w:pPr>
+            <w:r>
+              <w:rPr>
+                <w:b w:val="0"/>
+                <w:sz w:val="14"/>
+              </w:rPr>
+              <w:t>-16.46 (7.94) [-31.61, -0.92]; 98%</w:t>
+            </w:r>
+          </w:p>
+        </w:tc>
+        <w:tc>
+          <w:tcPr>
+            <w:tcW w:type="dxa" w:w="2448"/>
+            <w:vAlign w:val="center"/>
+          </w:tcPr>
+          <w:p>
+            <w:pPr>
+              <w:jc w:val="center"/>
+            </w:pPr>
+            <w:r>
+              <w:rPr>
+                <w:b w:val="0"/>
+                <w:sz w:val="14"/>
+              </w:rPr>
+              <w:t>-9.56 (6.27) [-21.49, 0.00]; 91%</w:t>
+            </w:r>
+          </w:p>
+        </w:tc>
+        <w:tc>
+          <w:tcPr>
+            <w:tcW w:type="dxa" w:w="2448"/>
+            <w:vAlign w:val="center"/>
+          </w:tcPr>
+          <w:p>
+            <w:pPr>
+              <w:jc w:val="center"/>
+            </w:pPr>
+            <w:r>
+              <w:rPr>
+                <w:b w:val="0"/>
+                <w:sz w:val="14"/>
+              </w:rPr>
+              <w:t>-9.21 (6.49) [-22.46, 0.00]; 89%</w:t>
+            </w:r>
+          </w:p>
+        </w:tc>
+        <w:tc>
+          <w:tcPr>
+            <w:tcW w:type="dxa" w:w="2448"/>
+            <w:vAlign w:val="center"/>
+          </w:tcPr>
+          <w:p>
+            <w:pPr>
+              <w:jc w:val="center"/>
+            </w:pPr>
+            <w:r>
+              <w:rPr>
+                <w:b w:val="0"/>
+                <w:sz w:val="14"/>
+              </w:rPr>
+              <w:t>-6.42 (6.08) [-19.72, 0.54]; 82%</w:t>
+            </w:r>
+          </w:p>
+        </w:tc>
+        <w:tc>
+          <w:tcPr>
+            <w:tcW w:type="dxa" w:w="2448"/>
+            <w:vAlign w:val="center"/>
+          </w:tcPr>
+          <w:p>
+            <w:pPr>
+              <w:jc w:val="center"/>
+            </w:pPr>
+            <w:r>
+              <w:rPr>
+                <w:b w:val="0"/>
+                <w:sz w:val="14"/>
+              </w:rPr>
+              <w:t>—</w:t>
+            </w:r>
+          </w:p>
+        </w:tc>
+      </w:tr>
+      <w:tr>
+        <w:trPr>
+          <w:shd w:val="clear" w:color="auto" w:fill="EEF4FA"/>
+        </w:trPr>
+        <w:tc>
+          <w:tcPr>
+            <w:tcW w:type="dxa" w:w="2448"/>
+            <w:vAlign w:val="center"/>
+          </w:tcPr>
+          <w:p>
+            <w:pPr>
+              <w:jc w:val="left"/>
+            </w:pPr>
+            <w:r>
+              <w:rPr>
+                <w:b w:val="0"/>
+                <w:sz w:val="14"/>
+              </w:rPr>
+              <w:t>IADL1</w:t>
+            </w:r>
+          </w:p>
+        </w:tc>
+        <w:tc>
+          <w:tcPr>
+            <w:tcW w:type="dxa" w:w="2448"/>
+            <w:vAlign w:val="center"/>
+          </w:tcPr>
+          <w:p>
+            <w:pPr>
+              <w:jc w:val="center"/>
+            </w:pPr>
+            <w:r>
+              <w:rPr>
+                <w:b w:val="0"/>
+                <w:sz w:val="14"/>
+              </w:rPr>
+              <w:t>+0.46 (5.92) [-10.61, 13.35]; 77%</w:t>
+            </w:r>
+          </w:p>
+        </w:tc>
+        <w:tc>
+          <w:tcPr>
+            <w:tcW w:type="dxa" w:w="2448"/>
+            <w:vAlign w:val="center"/>
+          </w:tcPr>
+          <w:p>
+            <w:pPr>
+              <w:jc w:val="center"/>
+            </w:pPr>
+            <w:r>
+              <w:rPr>
+                <w:b w:val="0"/>
+                <w:sz w:val="14"/>
+              </w:rPr>
+              <w:t>-5.48 (5.09) [-16.65, 0.00]; 78%</w:t>
+            </w:r>
+          </w:p>
+        </w:tc>
+        <w:tc>
+          <w:tcPr>
+            <w:tcW w:type="dxa" w:w="2448"/>
+            <w:vAlign w:val="center"/>
+          </w:tcPr>
+          <w:p>
+            <w:pPr>
+              <w:jc w:val="center"/>
+            </w:pPr>
+            <w:r>
+              <w:rPr>
+                <w:b w:val="0"/>
+                <w:sz w:val="14"/>
+              </w:rPr>
+              <w:t>-4.48 (4.91) [-15.97, 0.25]; 71%</w:t>
+            </w:r>
+          </w:p>
+        </w:tc>
+        <w:tc>
+          <w:tcPr>
+            <w:tcW w:type="dxa" w:w="2448"/>
+            <w:vAlign w:val="center"/>
+          </w:tcPr>
+          <w:p>
+            <w:pPr>
+              <w:jc w:val="center"/>
+            </w:pPr>
+            <w:r>
+              <w:rPr>
+                <w:b w:val="0"/>
+                <w:sz w:val="14"/>
+              </w:rPr>
+              <w:t>-5.10 (5.20) [-16.64, 1.53]; 77%</w:t>
+            </w:r>
+          </w:p>
+        </w:tc>
+        <w:tc>
+          <w:tcPr>
+            <w:tcW w:type="dxa" w:w="2448"/>
+            <w:vAlign w:val="center"/>
+          </w:tcPr>
+          <w:p>
+            <w:pPr>
+              <w:jc w:val="center"/>
+            </w:pPr>
+            <w:r>
+              <w:rPr>
+                <w:b w:val="0"/>
+                <w:sz w:val="14"/>
+              </w:rPr>
+              <w:t>—</w:t>
+            </w:r>
+          </w:p>
+        </w:tc>
+      </w:tr>
+      <w:tr>
+        <w:tc>
+          <w:tcPr>
+            <w:tcW w:type="dxa" w:w="2448"/>
+            <w:vAlign w:val="center"/>
+          </w:tcPr>
+          <w:p>
+            <w:pPr>
+              <w:jc w:val="left"/>
+            </w:pPr>
+            <w:r>
+              <w:rPr>
+                <w:b w:val="0"/>
+                <w:sz w:val="14"/>
+              </w:rPr>
+              <w:t>GIB</w:t>
+            </w:r>
+          </w:p>
+        </w:tc>
+        <w:tc>
+          <w:tcPr>
+            <w:tcW w:type="dxa" w:w="2448"/>
+            <w:vAlign w:val="center"/>
+          </w:tcPr>
+          <w:p>
+            <w:pPr>
+              <w:jc w:val="center"/>
+            </w:pPr>
+            <w:r>
+              <w:rPr>
+                <w:b w:val="0"/>
+                <w:sz w:val="14"/>
+              </w:rPr>
+              <w:t>—</w:t>
+            </w:r>
+          </w:p>
+        </w:tc>
+        <w:tc>
+          <w:tcPr>
+            <w:tcW w:type="dxa" w:w="2448"/>
+            <w:vAlign w:val="center"/>
+          </w:tcPr>
+          <w:p>
+            <w:pPr>
+              <w:jc w:val="center"/>
+            </w:pPr>
+            <w:r>
+              <w:rPr>
+                <w:b w:val="0"/>
+                <w:sz w:val="14"/>
+              </w:rPr>
+              <w:t>+13.70 (4.31) [5.26, 22.12]; 100%</w:t>
+            </w:r>
+          </w:p>
+        </w:tc>
+        <w:tc>
+          <w:tcPr>
+            <w:tcW w:type="dxa" w:w="2448"/>
+            <w:vAlign w:val="center"/>
+          </w:tcPr>
+          <w:p>
+            <w:pPr>
+              <w:jc w:val="center"/>
+            </w:pPr>
+            <w:r>
+              <w:rPr>
+                <w:b w:val="0"/>
+                <w:sz w:val="14"/>
+              </w:rPr>
+              <w:t>+14.84 (5.10) [5.10, 24.19]; 100%</w:t>
+            </w:r>
+          </w:p>
+        </w:tc>
+        <w:tc>
+          <w:tcPr>
+            <w:tcW w:type="dxa" w:w="2448"/>
+            <w:vAlign w:val="center"/>
+          </w:tcPr>
+          <w:p>
+            <w:pPr>
+              <w:jc w:val="center"/>
+            </w:pPr>
+            <w:r>
+              <w:rPr>
+                <w:b w:val="0"/>
+                <w:sz w:val="14"/>
+              </w:rPr>
+              <w:t>—</w:t>
+            </w:r>
+          </w:p>
+        </w:tc>
+        <w:tc>
+          <w:tcPr>
+            <w:tcW w:type="dxa" w:w="2448"/>
+            <w:vAlign w:val="center"/>
+          </w:tcPr>
+          <w:p>
+            <w:pPr>
+              <w:jc w:val="center"/>
+            </w:pPr>
+            <w:r>
+              <w:rPr>
+                <w:b w:val="0"/>
+                <w:sz w:val="14"/>
+              </w:rPr>
+              <w:t>—</w:t>
+            </w:r>
+          </w:p>
+        </w:tc>
+      </w:tr>
+      <w:tr>
+        <w:trPr>
+          <w:shd w:val="clear" w:color="auto" w:fill="EEF4FA"/>
+        </w:trPr>
+        <w:tc>
+          <w:tcPr>
+            <w:tcW w:type="dxa" w:w="2448"/>
+            <w:vAlign w:val="center"/>
+          </w:tcPr>
+          <w:p>
+            <w:pPr>
+              <w:jc w:val="left"/>
+            </w:pPr>
+            <w:r>
+              <w:rPr>
+                <w:b w:val="0"/>
+                <w:sz w:val="14"/>
+              </w:rPr>
+              <w:t>OldStroke</w:t>
+            </w:r>
+          </w:p>
+        </w:tc>
+        <w:tc>
+          <w:tcPr>
+            <w:tcW w:type="dxa" w:w="2448"/>
+            <w:vAlign w:val="center"/>
+          </w:tcPr>
+          <w:p>
+            <w:pPr>
+              <w:jc w:val="center"/>
+            </w:pPr>
+            <w:r>
+              <w:rPr>
+                <w:b w:val="0"/>
+                <w:sz w:val="14"/>
+              </w:rPr>
+              <w:t>—</w:t>
+            </w:r>
+          </w:p>
+        </w:tc>
+        <w:tc>
+          <w:tcPr>
+            <w:tcW w:type="dxa" w:w="2448"/>
+            <w:vAlign w:val="center"/>
+          </w:tcPr>
+          <w:p>
+            <w:pPr>
+              <w:jc w:val="center"/>
+            </w:pPr>
+            <w:r>
+              <w:rPr>
+                <w:b w:val="0"/>
+                <w:sz w:val="14"/>
+              </w:rPr>
+              <w:t>-14.49 (5.38) [-24.60, -3.41]; 100%</w:t>
+            </w:r>
+          </w:p>
+        </w:tc>
+        <w:tc>
+          <w:tcPr>
+            <w:tcW w:type="dxa" w:w="2448"/>
+            <w:vAlign w:val="center"/>
+          </w:tcPr>
+          <w:p>
+            <w:pPr>
+              <w:jc w:val="center"/>
+            </w:pPr>
+            <w:r>
+              <w:rPr>
+                <w:b w:val="0"/>
+                <w:sz w:val="14"/>
+              </w:rPr>
+              <w:t>-14.82 (5.27) [-25.78, -4.86]; 100%</w:t>
+            </w:r>
+          </w:p>
+        </w:tc>
+        <w:tc>
+          <w:tcPr>
+            <w:tcW w:type="dxa" w:w="2448"/>
+            <w:vAlign w:val="center"/>
+          </w:tcPr>
+          <w:p>
+            <w:pPr>
+              <w:jc w:val="center"/>
+            </w:pPr>
+            <w:r>
+              <w:rPr>
+                <w:b w:val="0"/>
+                <w:sz w:val="14"/>
+              </w:rPr>
+              <w:t>—</w:t>
+            </w:r>
+          </w:p>
+        </w:tc>
+        <w:tc>
+          <w:tcPr>
+            <w:tcW w:type="dxa" w:w="2448"/>
+            <w:vAlign w:val="center"/>
+          </w:tcPr>
+          <w:p>
+            <w:pPr>
+              <w:jc w:val="center"/>
+            </w:pPr>
+            <w:r>
+              <w:rPr>
+                <w:b w:val="0"/>
+                <w:sz w:val="14"/>
+              </w:rPr>
+              <w:t>—</w:t>
+            </w:r>
+          </w:p>
+        </w:tc>
+      </w:tr>
+      <w:tr>
+        <w:tc>
+          <w:tcPr>
+            <w:tcW w:type="dxa" w:w="2448"/>
+            <w:vAlign w:val="center"/>
+          </w:tcPr>
+          <w:p>
+            <w:pPr>
+              <w:jc w:val="left"/>
+            </w:pPr>
+            <w:r>
+              <w:rPr>
+                <w:b w:val="0"/>
+                <w:sz w:val="14"/>
+              </w:rPr>
+              <w:t>Dyslipidemia</w:t>
+            </w:r>
+          </w:p>
+        </w:tc>
+        <w:tc>
+          <w:tcPr>
+            <w:tcW w:type="dxa" w:w="2448"/>
+            <w:vAlign w:val="center"/>
+          </w:tcPr>
+          <w:p>
+            <w:pPr>
+              <w:jc w:val="center"/>
+            </w:pPr>
+            <w:r>
+              <w:rPr>
+                <w:b w:val="0"/>
+                <w:sz w:val="14"/>
+              </w:rPr>
+              <w:t>—</w:t>
+            </w:r>
+          </w:p>
+        </w:tc>
+        <w:tc>
+          <w:tcPr>
+            <w:tcW w:type="dxa" w:w="2448"/>
+            <w:vAlign w:val="center"/>
+          </w:tcPr>
+          <w:p>
+            <w:pPr>
+              <w:jc w:val="center"/>
+            </w:pPr>
+            <w:r>
+              <w:rPr>
+                <w:b w:val="0"/>
+                <w:sz w:val="14"/>
+              </w:rPr>
+              <w:t>+9.62 (5.41) [0.00, 20.17]; 96%</w:t>
+            </w:r>
+          </w:p>
+        </w:tc>
+        <w:tc>
+          <w:tcPr>
+            <w:tcW w:type="dxa" w:w="2448"/>
+            <w:vAlign w:val="center"/>
+          </w:tcPr>
+          <w:p>
+            <w:pPr>
+              <w:jc w:val="center"/>
+            </w:pPr>
+            <w:r>
+              <w:rPr>
+                <w:b w:val="0"/>
+                <w:sz w:val="14"/>
+              </w:rPr>
+              <w:t>+9.11 (5.17) [0.00, 19.70]; 96%</w:t>
+            </w:r>
+          </w:p>
+        </w:tc>
+        <w:tc>
+          <w:tcPr>
+            <w:tcW w:type="dxa" w:w="2448"/>
+            <w:vAlign w:val="center"/>
+          </w:tcPr>
+          <w:p>
+            <w:pPr>
+              <w:jc w:val="center"/>
+            </w:pPr>
+            <w:r>
+              <w:rPr>
+                <w:b w:val="0"/>
+                <w:sz w:val="14"/>
+              </w:rPr>
+              <w:t>—</w:t>
+            </w:r>
+          </w:p>
+        </w:tc>
+        <w:tc>
+          <w:tcPr>
+            <w:tcW w:type="dxa" w:w="2448"/>
+            <w:vAlign w:val="center"/>
+          </w:tcPr>
+          <w:p>
+            <w:pPr>
+              <w:jc w:val="center"/>
+            </w:pPr>
+            <w:r>
+              <w:rPr>
+                <w:b w:val="0"/>
+                <w:sz w:val="14"/>
+              </w:rPr>
+              <w:t>—</w:t>
+            </w:r>
+          </w:p>
+        </w:tc>
+      </w:tr>
+      <w:tr>
+        <w:trPr>
+          <w:shd w:val="clear" w:color="auto" w:fill="EEF4FA"/>
+        </w:trPr>
+        <w:tc>
+          <w:tcPr>
+            <w:tcW w:type="dxa" w:w="2448"/>
+            <w:vAlign w:val="center"/>
+          </w:tcPr>
+          <w:p>
+            <w:pPr>
+              <w:jc w:val="left"/>
+            </w:pPr>
+            <w:r>
+              <w:rPr>
+                <w:b w:val="0"/>
+                <w:sz w:val="14"/>
+              </w:rPr>
+              <w:t>Loc_Subcortical</w:t>
+            </w:r>
+          </w:p>
+        </w:tc>
+        <w:tc>
+          <w:tcPr>
+            <w:tcW w:type="dxa" w:w="2448"/>
+            <w:vAlign w:val="center"/>
+          </w:tcPr>
+          <w:p>
+            <w:pPr>
+              <w:jc w:val="center"/>
+            </w:pPr>
+            <w:r>
+              <w:rPr>
+                <w:b w:val="0"/>
+                <w:sz w:val="14"/>
+              </w:rPr>
+              <w:t>—</w:t>
+            </w:r>
+          </w:p>
+        </w:tc>
+        <w:tc>
+          <w:tcPr>
+            <w:tcW w:type="dxa" w:w="2448"/>
+            <w:vAlign w:val="center"/>
+          </w:tcPr>
+          <w:p>
+            <w:pPr>
+              <w:jc w:val="center"/>
+            </w:pPr>
+            <w:r>
+              <w:rPr>
+                <w:b w:val="0"/>
+                <w:sz w:val="14"/>
+              </w:rPr>
+              <w:t>-11.13 (5.77) [-21.97, 0.00]; 96%</w:t>
+            </w:r>
+          </w:p>
+        </w:tc>
+        <w:tc>
+          <w:tcPr>
+            <w:tcW w:type="dxa" w:w="2448"/>
+            <w:vAlign w:val="center"/>
+          </w:tcPr>
+          <w:p>
+            <w:pPr>
+              <w:jc w:val="center"/>
+            </w:pPr>
+            <w:r>
+              <w:rPr>
+                <w:b w:val="0"/>
+                <w:sz w:val="14"/>
+              </w:rPr>
+              <w:t>-9.32 (5.50) [-20.20, 0.00]; 94%</w:t>
+            </w:r>
+          </w:p>
+        </w:tc>
+        <w:tc>
+          <w:tcPr>
+            <w:tcW w:type="dxa" w:w="2448"/>
+            <w:vAlign w:val="center"/>
+          </w:tcPr>
+          <w:p>
+            <w:pPr>
+              <w:jc w:val="center"/>
+            </w:pPr>
+            <w:r>
+              <w:rPr>
+                <w:b w:val="0"/>
+                <w:sz w:val="14"/>
+              </w:rPr>
+              <w:t>—</w:t>
+            </w:r>
+          </w:p>
+        </w:tc>
+        <w:tc>
+          <w:tcPr>
+            <w:tcW w:type="dxa" w:w="2448"/>
+            <w:vAlign w:val="center"/>
+          </w:tcPr>
+          <w:p>
+            <w:pPr>
+              <w:jc w:val="center"/>
+            </w:pPr>
+            <w:r>
+              <w:rPr>
+                <w:b w:val="0"/>
+                <w:sz w:val="14"/>
+              </w:rPr>
+              <w:t>—</w:t>
+            </w:r>
+          </w:p>
+        </w:tc>
+      </w:tr>
+      <w:tr>
+        <w:tc>
+          <w:tcPr>
+            <w:tcW w:type="dxa" w:w="2448"/>
+            <w:vAlign w:val="center"/>
+          </w:tcPr>
+          <w:p>
+            <w:pPr>
+              <w:jc w:val="left"/>
+            </w:pPr>
+            <w:r>
+              <w:rPr>
+                <w:b w:val="0"/>
+                <w:sz w:val="14"/>
+              </w:rPr>
+              <w:t>CKD</w:t>
+            </w:r>
+          </w:p>
+        </w:tc>
+        <w:tc>
+          <w:tcPr>
+            <w:tcW w:type="dxa" w:w="2448"/>
+            <w:vAlign w:val="center"/>
+          </w:tcPr>
+          <w:p>
+            <w:pPr>
+              <w:jc w:val="center"/>
+            </w:pPr>
+            <w:r>
+              <w:rPr>
+                <w:b w:val="0"/>
+                <w:sz w:val="14"/>
+              </w:rPr>
+              <w:t>—</w:t>
+            </w:r>
+          </w:p>
+        </w:tc>
+        <w:tc>
+          <w:tcPr>
+            <w:tcW w:type="dxa" w:w="2448"/>
+            <w:vAlign w:val="center"/>
+          </w:tcPr>
+          <w:p>
+            <w:pPr>
+              <w:jc w:val="center"/>
+            </w:pPr>
+            <w:r>
+              <w:rPr>
+                <w:b w:val="0"/>
+                <w:sz w:val="14"/>
+              </w:rPr>
+              <w:t>-6.79 (4.21) [-14.90, 0.00]; 93%</w:t>
+            </w:r>
+          </w:p>
+        </w:tc>
+        <w:tc>
+          <w:tcPr>
+            <w:tcW w:type="dxa" w:w="2448"/>
+            <w:vAlign w:val="center"/>
+          </w:tcPr>
+          <w:p>
+            <w:pPr>
+              <w:jc w:val="center"/>
+            </w:pPr>
+            <w:r>
+              <w:rPr>
+                <w:b w:val="0"/>
+                <w:sz w:val="14"/>
+              </w:rPr>
+              <w:t>-6.77 (4.67) [-16.54, 0.00]; 89%</w:t>
+            </w:r>
+          </w:p>
+        </w:tc>
+        <w:tc>
+          <w:tcPr>
+            <w:tcW w:type="dxa" w:w="2448"/>
+            <w:vAlign w:val="center"/>
+          </w:tcPr>
+          <w:p>
+            <w:pPr>
+              <w:jc w:val="center"/>
+            </w:pPr>
+            <w:r>
+              <w:rPr>
+                <w:b w:val="0"/>
+                <w:sz w:val="14"/>
+              </w:rPr>
+              <w:t>—</w:t>
+            </w:r>
+          </w:p>
+        </w:tc>
+        <w:tc>
+          <w:tcPr>
+            <w:tcW w:type="dxa" w:w="2448"/>
+            <w:vAlign w:val="center"/>
+          </w:tcPr>
+          <w:p>
+            <w:pPr>
+              <w:jc w:val="center"/>
+            </w:pPr>
+            <w:r>
+              <w:rPr>
+                <w:b w:val="0"/>
+                <w:sz w:val="14"/>
+              </w:rPr>
+              <w:t>—</w:t>
+            </w:r>
+          </w:p>
+        </w:tc>
+      </w:tr>
+      <w:tr>
+        <w:trPr>
+          <w:shd w:val="clear" w:color="auto" w:fill="EEF4FA"/>
+        </w:trPr>
+        <w:tc>
+          <w:tcPr>
+            <w:tcW w:type="dxa" w:w="2448"/>
+            <w:vAlign w:val="center"/>
+          </w:tcPr>
+          <w:p>
+            <w:pPr>
+              <w:jc w:val="left"/>
+            </w:pPr>
+            <w:r>
+              <w:rPr>
+                <w:b w:val="0"/>
+                <w:sz w:val="14"/>
+              </w:rPr>
+              <w:t>Dementia</w:t>
+            </w:r>
+          </w:p>
+        </w:tc>
+        <w:tc>
+          <w:tcPr>
+            <w:tcW w:type="dxa" w:w="2448"/>
+            <w:vAlign w:val="center"/>
+          </w:tcPr>
+          <w:p>
+            <w:pPr>
+              <w:jc w:val="center"/>
+            </w:pPr>
+            <w:r>
+              <w:rPr>
+                <w:b w:val="0"/>
+                <w:sz w:val="14"/>
+              </w:rPr>
+              <w:t>—</w:t>
+            </w:r>
+          </w:p>
+        </w:tc>
+        <w:tc>
+          <w:tcPr>
+            <w:tcW w:type="dxa" w:w="2448"/>
+            <w:vAlign w:val="center"/>
+          </w:tcPr>
+          <w:p>
+            <w:pPr>
+              <w:jc w:val="center"/>
+            </w:pPr>
+            <w:r>
+              <w:rPr>
+                <w:b w:val="0"/>
+                <w:sz w:val="14"/>
+              </w:rPr>
+              <w:t>-6.01 (3.84) [-13.66, 0.00]; 93%</w:t>
+            </w:r>
+          </w:p>
+        </w:tc>
+        <w:tc>
+          <w:tcPr>
+            <w:tcW w:type="dxa" w:w="2448"/>
+            <w:vAlign w:val="center"/>
+          </w:tcPr>
+          <w:p>
+            <w:pPr>
+              <w:jc w:val="center"/>
+            </w:pPr>
+            <w:r>
+              <w:rPr>
+                <w:b w:val="0"/>
+                <w:sz w:val="14"/>
+              </w:rPr>
+              <w:t>-4.39 (3.63) [-12.39, 0.00]; 84%</w:t>
+            </w:r>
+          </w:p>
+        </w:tc>
+        <w:tc>
+          <w:tcPr>
+            <w:tcW w:type="dxa" w:w="2448"/>
+            <w:vAlign w:val="center"/>
+          </w:tcPr>
+          <w:p>
+            <w:pPr>
+              <w:jc w:val="center"/>
+            </w:pPr>
+            <w:r>
+              <w:rPr>
+                <w:b w:val="0"/>
+                <w:sz w:val="14"/>
+              </w:rPr>
+              <w:t>—</w:t>
+            </w:r>
+          </w:p>
+        </w:tc>
+        <w:tc>
+          <w:tcPr>
+            <w:tcW w:type="dxa" w:w="2448"/>
+            <w:vAlign w:val="center"/>
+          </w:tcPr>
+          <w:p>
+            <w:pPr>
+              <w:jc w:val="center"/>
+            </w:pPr>
+            <w:r>
+              <w:rPr>
+                <w:b w:val="0"/>
+                <w:sz w:val="14"/>
+              </w:rPr>
+              <w:t>—</w:t>
+            </w:r>
+          </w:p>
+        </w:tc>
+      </w:tr>
+      <w:tr>
+        <w:tc>
+          <w:tcPr>
+            <w:tcW w:type="dxa" w:w="2448"/>
+            <w:vAlign w:val="center"/>
+          </w:tcPr>
+          <w:p>
+            <w:pPr>
+              <w:jc w:val="left"/>
+            </w:pPr>
+            <w:r>
+              <w:rPr>
+                <w:b w:val="0"/>
+                <w:sz w:val="14"/>
+              </w:rPr>
+              <w:t>ACA</w:t>
+            </w:r>
+          </w:p>
+        </w:tc>
+        <w:tc>
+          <w:tcPr>
+            <w:tcW w:type="dxa" w:w="2448"/>
+            <w:vAlign w:val="center"/>
+          </w:tcPr>
+          <w:p>
+            <w:pPr>
+              <w:jc w:val="center"/>
+            </w:pPr>
+            <w:r>
+              <w:rPr>
+                <w:b w:val="0"/>
+                <w:sz w:val="14"/>
+              </w:rPr>
+              <w:t>—</w:t>
+            </w:r>
+          </w:p>
+        </w:tc>
+        <w:tc>
+          <w:tcPr>
+            <w:tcW w:type="dxa" w:w="2448"/>
+            <w:vAlign w:val="center"/>
+          </w:tcPr>
+          <w:p>
+            <w:pPr>
+              <w:jc w:val="center"/>
+            </w:pPr>
+            <w:r>
+              <w:rPr>
+                <w:b w:val="0"/>
+                <w:sz w:val="14"/>
+              </w:rPr>
+              <w:t>+6.88 (5.31) [0.00, 18.22]; 87%</w:t>
+            </w:r>
+          </w:p>
+        </w:tc>
+        <w:tc>
+          <w:tcPr>
+            <w:tcW w:type="dxa" w:w="2448"/>
+            <w:vAlign w:val="center"/>
+          </w:tcPr>
+          <w:p>
+            <w:pPr>
+              <w:jc w:val="center"/>
+            </w:pPr>
+            <w:r>
+              <w:rPr>
+                <w:b w:val="0"/>
+                <w:sz w:val="14"/>
+              </w:rPr>
+              <w:t>+8.23 (5.87) [0.00, 21.71]; 91%</w:t>
+            </w:r>
+          </w:p>
+        </w:tc>
+        <w:tc>
+          <w:tcPr>
+            <w:tcW w:type="dxa" w:w="2448"/>
+            <w:vAlign w:val="center"/>
+          </w:tcPr>
+          <w:p>
+            <w:pPr>
+              <w:jc w:val="center"/>
+            </w:pPr>
+            <w:r>
+              <w:rPr>
+                <w:b w:val="0"/>
+                <w:sz w:val="14"/>
+              </w:rPr>
+              <w:t>—</w:t>
+            </w:r>
+          </w:p>
+        </w:tc>
+        <w:tc>
+          <w:tcPr>
+            <w:tcW w:type="dxa" w:w="2448"/>
+            <w:vAlign w:val="center"/>
+          </w:tcPr>
+          <w:p>
+            <w:pPr>
+              <w:jc w:val="center"/>
+            </w:pPr>
+            <w:r>
+              <w:rPr>
+                <w:b w:val="0"/>
+                <w:sz w:val="14"/>
+              </w:rPr>
+              <w:t>—</w:t>
+            </w:r>
+          </w:p>
+        </w:tc>
+      </w:tr>
+      <w:tr>
+        <w:trPr>
+          <w:shd w:val="clear" w:color="auto" w:fill="EEF4FA"/>
+        </w:trPr>
+        <w:tc>
+          <w:tcPr>
+            <w:tcW w:type="dxa" w:w="2448"/>
+            <w:vAlign w:val="center"/>
+          </w:tcPr>
+          <w:p>
+            <w:pPr>
+              <w:jc w:val="left"/>
+            </w:pPr>
+            <w:r>
+              <w:rPr>
+                <w:b w:val="0"/>
+                <w:sz w:val="14"/>
+              </w:rPr>
+              <w:t>Side_Right</w:t>
+            </w:r>
+          </w:p>
+        </w:tc>
+        <w:tc>
+          <w:tcPr>
+            <w:tcW w:type="dxa" w:w="2448"/>
+            <w:vAlign w:val="center"/>
+          </w:tcPr>
+          <w:p>
+            <w:pPr>
+              <w:jc w:val="center"/>
+            </w:pPr>
+            <w:r>
+              <w:rPr>
+                <w:b w:val="0"/>
+                <w:sz w:val="14"/>
+              </w:rPr>
+              <w:t>—</w:t>
+            </w:r>
+          </w:p>
+        </w:tc>
+        <w:tc>
+          <w:tcPr>
+            <w:tcW w:type="dxa" w:w="2448"/>
+            <w:vAlign w:val="center"/>
+          </w:tcPr>
+          <w:p>
+            <w:pPr>
+              <w:jc w:val="center"/>
+            </w:pPr>
+            <w:r>
+              <w:rPr>
+                <w:b w:val="0"/>
+                <w:sz w:val="14"/>
+              </w:rPr>
+              <w:t>+10.17 (6.37) [0.00, 22.32]; 89%</w:t>
+            </w:r>
+          </w:p>
+        </w:tc>
+        <w:tc>
+          <w:tcPr>
+            <w:tcW w:type="dxa" w:w="2448"/>
+            <w:vAlign w:val="center"/>
+          </w:tcPr>
+          <w:p>
+            <w:pPr>
+              <w:jc w:val="center"/>
+            </w:pPr>
+            <w:r>
+              <w:rPr>
+                <w:b w:val="0"/>
+                <w:sz w:val="14"/>
+              </w:rPr>
+              <w:t>+11.21 (7.93) [0.00, 26.91]; 87%</w:t>
+            </w:r>
+          </w:p>
+        </w:tc>
+        <w:tc>
+          <w:tcPr>
+            <w:tcW w:type="dxa" w:w="2448"/>
+            <w:vAlign w:val="center"/>
+          </w:tcPr>
+          <w:p>
+            <w:pPr>
+              <w:jc w:val="center"/>
+            </w:pPr>
+            <w:r>
+              <w:rPr>
+                <w:b w:val="0"/>
+                <w:sz w:val="14"/>
+              </w:rPr>
+              <w:t>—</w:t>
+            </w:r>
+          </w:p>
+        </w:tc>
+        <w:tc>
+          <w:tcPr>
+            <w:tcW w:type="dxa" w:w="2448"/>
+            <w:vAlign w:val="center"/>
+          </w:tcPr>
+          <w:p>
+            <w:pPr>
+              <w:jc w:val="center"/>
+            </w:pPr>
+            <w:r>
+              <w:rPr>
+                <w:b w:val="0"/>
+                <w:sz w:val="14"/>
+              </w:rPr>
+              <w:t>—</w:t>
+            </w:r>
+          </w:p>
+        </w:tc>
+      </w:tr>
+      <w:tr>
+        <w:tc>
+          <w:tcPr>
+            <w:tcW w:type="dxa" w:w="2448"/>
+            <w:vAlign w:val="center"/>
+          </w:tcPr>
+          <w:p>
+            <w:pPr>
+              <w:jc w:val="left"/>
+            </w:pPr>
+            <w:r>
+              <w:rPr>
+                <w:b w:val="0"/>
+                <w:sz w:val="14"/>
+              </w:rPr>
+              <w:t>Undetermined</w:t>
+            </w:r>
+          </w:p>
+        </w:tc>
+        <w:tc>
+          <w:tcPr>
+            <w:tcW w:type="dxa" w:w="2448"/>
+            <w:vAlign w:val="center"/>
+          </w:tcPr>
+          <w:p>
+            <w:pPr>
+              <w:jc w:val="center"/>
+            </w:pPr>
+            <w:r>
+              <w:rPr>
+                <w:b w:val="0"/>
+                <w:sz w:val="14"/>
+              </w:rPr>
+              <w:t>—</w:t>
+            </w:r>
+          </w:p>
+        </w:tc>
+        <w:tc>
+          <w:tcPr>
+            <w:tcW w:type="dxa" w:w="2448"/>
+            <w:vAlign w:val="center"/>
+          </w:tcPr>
+          <w:p>
+            <w:pPr>
+              <w:jc w:val="center"/>
+            </w:pPr>
+            <w:r>
+              <w:rPr>
+                <w:b w:val="0"/>
+                <w:sz w:val="14"/>
+              </w:rPr>
+              <w:t>-5.60 (4.25) [-14.26, 0.00]; 87%</w:t>
+            </w:r>
+          </w:p>
+        </w:tc>
+        <w:tc>
+          <w:tcPr>
+            <w:tcW w:type="dxa" w:w="2448"/>
+            <w:vAlign w:val="center"/>
+          </w:tcPr>
+          <w:p>
+            <w:pPr>
+              <w:jc w:val="center"/>
+            </w:pPr>
+            <w:r>
+              <w:rPr>
+                <w:b w:val="0"/>
+                <w:sz w:val="14"/>
+              </w:rPr>
+              <w:t>-5.68 (4.14) [-14.66, 0.00]; 88%</w:t>
+            </w:r>
+          </w:p>
+        </w:tc>
+        <w:tc>
+          <w:tcPr>
+            <w:tcW w:type="dxa" w:w="2448"/>
+            <w:vAlign w:val="center"/>
+          </w:tcPr>
+          <w:p>
+            <w:pPr>
+              <w:jc w:val="center"/>
+            </w:pPr>
+            <w:r>
+              <w:rPr>
+                <w:b w:val="0"/>
+                <w:sz w:val="14"/>
+              </w:rPr>
+              <w:t>—</w:t>
+            </w:r>
+          </w:p>
+        </w:tc>
+        <w:tc>
+          <w:tcPr>
+            <w:tcW w:type="dxa" w:w="2448"/>
+            <w:vAlign w:val="center"/>
+          </w:tcPr>
+          <w:p>
+            <w:pPr>
+              <w:jc w:val="center"/>
+            </w:pPr>
+            <w:r>
+              <w:rPr>
+                <w:b w:val="0"/>
+                <w:sz w:val="14"/>
+              </w:rPr>
+              <w:t>—</w:t>
+            </w:r>
+          </w:p>
+        </w:tc>
+      </w:tr>
+      <w:tr>
+        <w:trPr>
+          <w:shd w:val="clear" w:color="auto" w:fill="EEF4FA"/>
+        </w:trPr>
+        <w:tc>
+          <w:tcPr>
+            <w:tcW w:type="dxa" w:w="2448"/>
+            <w:vAlign w:val="center"/>
+          </w:tcPr>
+          <w:p>
+            <w:pPr>
+              <w:jc w:val="left"/>
+            </w:pPr>
+            <w:r>
+              <w:rPr>
+                <w:b w:val="0"/>
+                <w:sz w:val="14"/>
+              </w:rPr>
+              <w:t>CAD</w:t>
+            </w:r>
+          </w:p>
+        </w:tc>
+        <w:tc>
+          <w:tcPr>
+            <w:tcW w:type="dxa" w:w="2448"/>
+            <w:vAlign w:val="center"/>
+          </w:tcPr>
+          <w:p>
+            <w:pPr>
+              <w:jc w:val="center"/>
+            </w:pPr>
+            <w:r>
+              <w:rPr>
+                <w:b w:val="0"/>
+                <w:sz w:val="14"/>
+              </w:rPr>
+              <w:t>—</w:t>
+            </w:r>
+          </w:p>
+        </w:tc>
+        <w:tc>
+          <w:tcPr>
+            <w:tcW w:type="dxa" w:w="2448"/>
+            <w:vAlign w:val="center"/>
+          </w:tcPr>
+          <w:p>
+            <w:pPr>
+              <w:jc w:val="center"/>
+            </w:pPr>
+            <w:r>
+              <w:rPr>
+                <w:b w:val="0"/>
+                <w:sz w:val="14"/>
+              </w:rPr>
+              <w:t>+7.21 (5.63) [0.00, 18.35]; 87%</w:t>
+            </w:r>
+          </w:p>
+        </w:tc>
+        <w:tc>
+          <w:tcPr>
+            <w:tcW w:type="dxa" w:w="2448"/>
+            <w:vAlign w:val="center"/>
+          </w:tcPr>
+          <w:p>
+            <w:pPr>
+              <w:jc w:val="center"/>
+            </w:pPr>
+            <w:r>
+              <w:rPr>
+                <w:b w:val="0"/>
+                <w:sz w:val="14"/>
+              </w:rPr>
+              <w:t>+5.30 (4.62) [0.00, 15.14]; 80%</w:t>
+            </w:r>
+          </w:p>
+        </w:tc>
+        <w:tc>
+          <w:tcPr>
+            <w:tcW w:type="dxa" w:w="2448"/>
+            <w:vAlign w:val="center"/>
+          </w:tcPr>
+          <w:p>
+            <w:pPr>
+              <w:jc w:val="center"/>
+            </w:pPr>
+            <w:r>
+              <w:rPr>
+                <w:b w:val="0"/>
+                <w:sz w:val="14"/>
+              </w:rPr>
+              <w:t>—</w:t>
+            </w:r>
+          </w:p>
+        </w:tc>
+        <w:tc>
+          <w:tcPr>
+            <w:tcW w:type="dxa" w:w="2448"/>
+            <w:vAlign w:val="center"/>
+          </w:tcPr>
+          <w:p>
+            <w:pPr>
+              <w:jc w:val="center"/>
+            </w:pPr>
+            <w:r>
+              <w:rPr>
+                <w:b w:val="0"/>
+                <w:sz w:val="14"/>
+              </w:rPr>
+              <w:t>—</w:t>
+            </w:r>
+          </w:p>
+        </w:tc>
+      </w:tr>
+      <w:tr>
+        <w:tc>
+          <w:tcPr>
+            <w:tcW w:type="dxa" w:w="2448"/>
+            <w:vAlign w:val="center"/>
+          </w:tcPr>
+          <w:p>
+            <w:pPr>
+              <w:jc w:val="left"/>
+            </w:pPr>
+            <w:r>
+              <w:rPr>
+                <w:b w:val="0"/>
+                <w:sz w:val="14"/>
+              </w:rPr>
+              <w:t>Cellulitis</w:t>
+            </w:r>
+          </w:p>
+        </w:tc>
+        <w:tc>
+          <w:tcPr>
+            <w:tcW w:type="dxa" w:w="2448"/>
+            <w:vAlign w:val="center"/>
+          </w:tcPr>
+          <w:p>
+            <w:pPr>
+              <w:jc w:val="center"/>
+            </w:pPr>
+            <w:r>
+              <w:rPr>
+                <w:b w:val="0"/>
+                <w:sz w:val="14"/>
+              </w:rPr>
+              <w:t>—</w:t>
+            </w:r>
+          </w:p>
+        </w:tc>
+        <w:tc>
+          <w:tcPr>
+            <w:tcW w:type="dxa" w:w="2448"/>
+            <w:vAlign w:val="center"/>
+          </w:tcPr>
+          <w:p>
+            <w:pPr>
+              <w:jc w:val="center"/>
+            </w:pPr>
+            <w:r>
+              <w:rPr>
+                <w:b w:val="0"/>
+                <w:sz w:val="14"/>
+              </w:rPr>
+              <w:t>-4.85 (4.03) [-13.65, 0.00]; 83%</w:t>
+            </w:r>
+          </w:p>
+        </w:tc>
+        <w:tc>
+          <w:tcPr>
+            <w:tcW w:type="dxa" w:w="2448"/>
+            <w:vAlign w:val="center"/>
+          </w:tcPr>
+          <w:p>
+            <w:pPr>
+              <w:jc w:val="center"/>
+            </w:pPr>
+            <w:r>
+              <w:rPr>
+                <w:b w:val="0"/>
+                <w:sz w:val="14"/>
+              </w:rPr>
+              <w:t>-5.37 (4.21) [-14.37, 0.00]; 86%</w:t>
+            </w:r>
+          </w:p>
+        </w:tc>
+        <w:tc>
+          <w:tcPr>
+            <w:tcW w:type="dxa" w:w="2448"/>
+            <w:vAlign w:val="center"/>
+          </w:tcPr>
+          <w:p>
+            <w:pPr>
+              <w:jc w:val="center"/>
+            </w:pPr>
+            <w:r>
+              <w:rPr>
+                <w:b w:val="0"/>
+                <w:sz w:val="14"/>
+              </w:rPr>
+              <w:t>—</w:t>
+            </w:r>
+          </w:p>
+        </w:tc>
+        <w:tc>
+          <w:tcPr>
+            <w:tcW w:type="dxa" w:w="2448"/>
+            <w:vAlign w:val="center"/>
+          </w:tcPr>
+          <w:p>
+            <w:pPr>
+              <w:jc w:val="center"/>
+            </w:pPr>
+            <w:r>
+              <w:rPr>
+                <w:b w:val="0"/>
+                <w:sz w:val="14"/>
+              </w:rPr>
+              <w:t>—</w:t>
+            </w:r>
+          </w:p>
+        </w:tc>
+      </w:tr>
+      <w:tr>
+        <w:trPr>
+          <w:shd w:val="clear" w:color="auto" w:fill="EEF4FA"/>
+        </w:trPr>
+        <w:tc>
+          <w:tcPr>
+            <w:tcW w:type="dxa" w:w="2448"/>
+            <w:vAlign w:val="center"/>
+          </w:tcPr>
+          <w:p>
+            <w:pPr>
+              <w:jc w:val="left"/>
+            </w:pPr>
+            <w:r>
+              <w:rPr>
+                <w:b w:val="0"/>
+                <w:sz w:val="14"/>
+              </w:rPr>
+              <w:t>LVS</w:t>
+            </w:r>
+          </w:p>
+        </w:tc>
+        <w:tc>
+          <w:tcPr>
+            <w:tcW w:type="dxa" w:w="2448"/>
+            <w:vAlign w:val="center"/>
+          </w:tcPr>
+          <w:p>
+            <w:pPr>
+              <w:jc w:val="center"/>
+            </w:pPr>
+            <w:r>
+              <w:rPr>
+                <w:b w:val="0"/>
+                <w:sz w:val="14"/>
+              </w:rPr>
+              <w:t>—</w:t>
+            </w:r>
+          </w:p>
+        </w:tc>
+        <w:tc>
+          <w:tcPr>
+            <w:tcW w:type="dxa" w:w="2448"/>
+            <w:vAlign w:val="center"/>
+          </w:tcPr>
+          <w:p>
+            <w:pPr>
+              <w:jc w:val="center"/>
+            </w:pPr>
+            <w:r>
+              <w:rPr>
+                <w:b w:val="0"/>
+                <w:sz w:val="14"/>
+              </w:rPr>
+              <w:t>+5.55 (4.95) [-0.68, 15.83]; 84%</w:t>
+            </w:r>
+          </w:p>
+        </w:tc>
+        <w:tc>
+          <w:tcPr>
+            <w:tcW w:type="dxa" w:w="2448"/>
+            <w:vAlign w:val="center"/>
+          </w:tcPr>
+          <w:p>
+            <w:pPr>
+              <w:jc w:val="center"/>
+            </w:pPr>
+            <w:r>
+              <w:rPr>
+                <w:b w:val="0"/>
+                <w:sz w:val="14"/>
+              </w:rPr>
+              <w:t>+4.85 (4.66) [-0.22, 15.12]; 80%</w:t>
+            </w:r>
+          </w:p>
+        </w:tc>
+        <w:tc>
+          <w:tcPr>
+            <w:tcW w:type="dxa" w:w="2448"/>
+            <w:vAlign w:val="center"/>
+          </w:tcPr>
+          <w:p>
+            <w:pPr>
+              <w:jc w:val="center"/>
+            </w:pPr>
+            <w:r>
+              <w:rPr>
+                <w:b w:val="0"/>
+                <w:sz w:val="14"/>
+              </w:rPr>
+              <w:t>—</w:t>
+            </w:r>
+          </w:p>
+        </w:tc>
+        <w:tc>
+          <w:tcPr>
+            <w:tcW w:type="dxa" w:w="2448"/>
+            <w:vAlign w:val="center"/>
+          </w:tcPr>
+          <w:p>
+            <w:pPr>
+              <w:jc w:val="center"/>
+            </w:pPr>
+            <w:r>
+              <w:rPr>
+                <w:b w:val="0"/>
+                <w:sz w:val="14"/>
+              </w:rPr>
+              <w:t>—</w:t>
+            </w:r>
+          </w:p>
+        </w:tc>
+      </w:tr>
+      <w:tr>
+        <w:tc>
+          <w:tcPr>
+            <w:tcW w:type="dxa" w:w="2448"/>
+            <w:vAlign w:val="center"/>
+          </w:tcPr>
+          <w:p>
+            <w:pPr>
+              <w:jc w:val="left"/>
+            </w:pPr>
+            <w:r>
+              <w:rPr>
+                <w:b w:val="0"/>
+                <w:sz w:val="14"/>
+              </w:rPr>
+              <w:t>BBS_T1T2_Change</w:t>
+            </w:r>
+          </w:p>
+        </w:tc>
+        <w:tc>
+          <w:tcPr>
+            <w:tcW w:type="dxa" w:w="2448"/>
+            <w:vAlign w:val="center"/>
+          </w:tcPr>
+          <w:p>
+            <w:pPr>
+              <w:jc w:val="center"/>
+            </w:pPr>
+            <w:r>
+              <w:rPr>
+                <w:b w:val="0"/>
+                <w:sz w:val="14"/>
+              </w:rPr>
+              <w:t>+32.51 (7.95) [17.14, 48.24]; 100%</w:t>
+            </w:r>
+          </w:p>
+        </w:tc>
+        <w:tc>
+          <w:tcPr>
+            <w:tcW w:type="dxa" w:w="2448"/>
+            <w:vAlign w:val="center"/>
+          </w:tcPr>
+          <w:p>
+            <w:pPr>
+              <w:jc w:val="center"/>
+            </w:pPr>
+            <w:r>
+              <w:rPr>
+                <w:b w:val="0"/>
+                <w:sz w:val="14"/>
+              </w:rPr>
+              <w:t>—</w:t>
+            </w:r>
+          </w:p>
+        </w:tc>
+        <w:tc>
+          <w:tcPr>
+            <w:tcW w:type="dxa" w:w="2448"/>
+            <w:vAlign w:val="center"/>
+          </w:tcPr>
+          <w:p>
+            <w:pPr>
+              <w:jc w:val="center"/>
+            </w:pPr>
+            <w:r>
+              <w:rPr>
+                <w:b w:val="0"/>
+                <w:sz w:val="14"/>
+              </w:rPr>
+              <w:t>—</w:t>
+            </w:r>
+          </w:p>
+        </w:tc>
+        <w:tc>
+          <w:tcPr>
+            <w:tcW w:type="dxa" w:w="2448"/>
+            <w:vAlign w:val="center"/>
+          </w:tcPr>
+          <w:p>
+            <w:pPr>
+              <w:jc w:val="center"/>
+            </w:pPr>
+            <w:r>
+              <w:rPr>
+                <w:b w:val="0"/>
+                <w:sz w:val="14"/>
+              </w:rPr>
+              <w:t>—</w:t>
+            </w:r>
+          </w:p>
+        </w:tc>
+        <w:tc>
+          <w:tcPr>
+            <w:tcW w:type="dxa" w:w="2448"/>
+            <w:vAlign w:val="center"/>
+          </w:tcPr>
+          <w:p>
+            <w:pPr>
+              <w:jc w:val="center"/>
+            </w:pPr>
+            <w:r>
+              <w:rPr>
+                <w:b w:val="0"/>
+                <w:sz w:val="14"/>
+              </w:rPr>
+              <w:t>—</w:t>
+            </w:r>
+          </w:p>
+        </w:tc>
+      </w:tr>
+      <w:tr>
+        <w:trPr>
+          <w:shd w:val="clear" w:color="auto" w:fill="EEF4FA"/>
+        </w:trPr>
+        <w:tc>
+          <w:tcPr>
+            <w:tcW w:type="dxa" w:w="2448"/>
+            <w:vAlign w:val="center"/>
+          </w:tcPr>
+          <w:p>
+            <w:pPr>
+              <w:jc w:val="left"/>
+            </w:pPr>
+            <w:r>
+              <w:rPr>
+                <w:b w:val="0"/>
+                <w:sz w:val="14"/>
+              </w:rPr>
+              <w:t>MRS_T1T2_Change</w:t>
+            </w:r>
+          </w:p>
+        </w:tc>
+        <w:tc>
+          <w:tcPr>
+            <w:tcW w:type="dxa" w:w="2448"/>
+            <w:vAlign w:val="center"/>
+          </w:tcPr>
+          <w:p>
+            <w:pPr>
+              <w:jc w:val="center"/>
+            </w:pPr>
+            <w:r>
+              <w:rPr>
+                <w:b w:val="0"/>
+                <w:sz w:val="14"/>
+              </w:rPr>
+              <w:t>-24.47 (8.79) [-41.33, -8.29]; 99%</w:t>
+            </w:r>
+          </w:p>
+        </w:tc>
+        <w:tc>
+          <w:tcPr>
+            <w:tcW w:type="dxa" w:w="2448"/>
+            <w:vAlign w:val="center"/>
+          </w:tcPr>
+          <w:p>
+            <w:pPr>
+              <w:jc w:val="center"/>
+            </w:pPr>
+            <w:r>
+              <w:rPr>
+                <w:b w:val="0"/>
+                <w:sz w:val="14"/>
+              </w:rPr>
+              <w:t>—</w:t>
+            </w:r>
+          </w:p>
+        </w:tc>
+        <w:tc>
+          <w:tcPr>
+            <w:tcW w:type="dxa" w:w="2448"/>
+            <w:vAlign w:val="center"/>
+          </w:tcPr>
+          <w:p>
+            <w:pPr>
+              <w:jc w:val="center"/>
+            </w:pPr>
+            <w:r>
+              <w:rPr>
+                <w:b w:val="0"/>
+                <w:sz w:val="14"/>
+              </w:rPr>
+              <w:t>—</w:t>
+            </w:r>
+          </w:p>
+        </w:tc>
+        <w:tc>
+          <w:tcPr>
+            <w:tcW w:type="dxa" w:w="2448"/>
+            <w:vAlign w:val="center"/>
+          </w:tcPr>
+          <w:p>
+            <w:pPr>
+              <w:jc w:val="center"/>
+            </w:pPr>
+            <w:r>
+              <w:rPr>
+                <w:b w:val="0"/>
+                <w:sz w:val="14"/>
+              </w:rPr>
+              <w:t>—</w:t>
+            </w:r>
+          </w:p>
+        </w:tc>
+        <w:tc>
+          <w:tcPr>
+            <w:tcW w:type="dxa" w:w="2448"/>
+            <w:vAlign w:val="center"/>
+          </w:tcPr>
+          <w:p>
+            <w:pPr>
+              <w:jc w:val="center"/>
+            </w:pPr>
+            <w:r>
+              <w:rPr>
+                <w:b w:val="0"/>
+                <w:sz w:val="14"/>
+              </w:rPr>
+              <w:t>—</w:t>
+            </w:r>
+          </w:p>
+        </w:tc>
+      </w:tr>
+      <w:tr>
+        <w:tc>
+          <w:tcPr>
+            <w:tcW w:type="dxa" w:w="2448"/>
+            <w:vAlign w:val="center"/>
+          </w:tcPr>
+          <w:p>
+            <w:pPr>
+              <w:jc w:val="left"/>
+            </w:pPr>
+            <w:r>
+              <w:rPr>
+                <w:b w:val="0"/>
+                <w:sz w:val="14"/>
+              </w:rPr>
+              <w:t>IADL_T1T2_Change</w:t>
+            </w:r>
+          </w:p>
+        </w:tc>
+        <w:tc>
+          <w:tcPr>
+            <w:tcW w:type="dxa" w:w="2448"/>
+            <w:vAlign w:val="center"/>
+          </w:tcPr>
+          <w:p>
+            <w:pPr>
+              <w:jc w:val="center"/>
+            </w:pPr>
+            <w:r>
+              <w:rPr>
+                <w:b w:val="0"/>
+                <w:sz w:val="14"/>
+              </w:rPr>
+              <w:t>+14.76 (6.54) [1.88, 27.87]; 99%</w:t>
+            </w:r>
+          </w:p>
+        </w:tc>
+        <w:tc>
+          <w:tcPr>
+            <w:tcW w:type="dxa" w:w="2448"/>
+            <w:vAlign w:val="center"/>
+          </w:tcPr>
+          <w:p>
+            <w:pPr>
+              <w:jc w:val="center"/>
+            </w:pPr>
+            <w:r>
+              <w:rPr>
+                <w:b w:val="0"/>
+                <w:sz w:val="14"/>
+              </w:rPr>
+              <w:t>—</w:t>
+            </w:r>
+          </w:p>
+        </w:tc>
+        <w:tc>
+          <w:tcPr>
+            <w:tcW w:type="dxa" w:w="2448"/>
+            <w:vAlign w:val="center"/>
+          </w:tcPr>
+          <w:p>
+            <w:pPr>
+              <w:jc w:val="center"/>
+            </w:pPr>
+            <w:r>
+              <w:rPr>
+                <w:b w:val="0"/>
+                <w:sz w:val="14"/>
+              </w:rPr>
+              <w:t>—</w:t>
+            </w:r>
+          </w:p>
+        </w:tc>
+        <w:tc>
+          <w:tcPr>
+            <w:tcW w:type="dxa" w:w="2448"/>
+            <w:vAlign w:val="center"/>
+          </w:tcPr>
+          <w:p>
+            <w:pPr>
+              <w:jc w:val="center"/>
+            </w:pPr>
+            <w:r>
+              <w:rPr>
+                <w:b w:val="0"/>
+                <w:sz w:val="14"/>
+              </w:rPr>
+              <w:t>—</w:t>
+            </w:r>
+          </w:p>
+        </w:tc>
+        <w:tc>
+          <w:tcPr>
+            <w:tcW w:type="dxa" w:w="2448"/>
+            <w:vAlign w:val="center"/>
+          </w:tcPr>
+          <w:p>
+            <w:pPr>
+              <w:jc w:val="center"/>
+            </w:pPr>
+            <w:r>
+              <w:rPr>
+                <w:b w:val="0"/>
+                <w:sz w:val="14"/>
+              </w:rPr>
+              <w:t>—</w:t>
+            </w:r>
+          </w:p>
+        </w:tc>
+      </w:tr>
+      <w:tr>
+        <w:trPr>
+          <w:shd w:val="clear" w:color="auto" w:fill="EEF4FA"/>
+        </w:trPr>
+        <w:tc>
+          <w:tcPr>
+            <w:tcW w:type="dxa" w:w="2448"/>
+            <w:vAlign w:val="center"/>
+          </w:tcPr>
+          <w:p>
+            <w:pPr>
+              <w:jc w:val="left"/>
+            </w:pPr>
+            <w:r>
+              <w:rPr>
+                <w:b w:val="0"/>
+                <w:sz w:val="14"/>
+              </w:rPr>
+              <w:t>EOMOut</w:t>
+            </w:r>
+          </w:p>
+        </w:tc>
+        <w:tc>
+          <w:tcPr>
+            <w:tcW w:type="dxa" w:w="2448"/>
+            <w:vAlign w:val="center"/>
+          </w:tcPr>
+          <w:p>
+            <w:pPr>
+              <w:jc w:val="center"/>
+            </w:pPr>
+            <w:r>
+              <w:rPr>
+                <w:b w:val="0"/>
+                <w:sz w:val="14"/>
+              </w:rPr>
+              <w:t>—</w:t>
+            </w:r>
+          </w:p>
+        </w:tc>
+        <w:tc>
+          <w:tcPr>
+            <w:tcW w:type="dxa" w:w="2448"/>
+            <w:vAlign w:val="center"/>
+          </w:tcPr>
+          <w:p>
+            <w:pPr>
+              <w:jc w:val="center"/>
+            </w:pPr>
+            <w:r>
+              <w:rPr>
+                <w:b w:val="0"/>
+                <w:sz w:val="14"/>
+              </w:rPr>
+              <w:t>—</w:t>
+            </w:r>
+          </w:p>
+        </w:tc>
+        <w:tc>
+          <w:tcPr>
+            <w:tcW w:type="dxa" w:w="2448"/>
+            <w:vAlign w:val="center"/>
+          </w:tcPr>
+          <w:p>
+            <w:pPr>
+              <w:jc w:val="center"/>
+            </w:pPr>
+            <w:r>
+              <w:rPr>
+                <w:b w:val="0"/>
+                <w:sz w:val="14"/>
+              </w:rPr>
+              <w:t>+14.31 (6.43) [1.74, 26.68]; 99%</w:t>
+            </w:r>
+          </w:p>
+        </w:tc>
+        <w:tc>
+          <w:tcPr>
+            <w:tcW w:type="dxa" w:w="2448"/>
+            <w:vAlign w:val="center"/>
+          </w:tcPr>
+          <w:p>
+            <w:pPr>
+              <w:jc w:val="center"/>
+            </w:pPr>
+            <w:r>
+              <w:rPr>
+                <w:b w:val="0"/>
+                <w:sz w:val="14"/>
+              </w:rPr>
+              <w:t>—</w:t>
+            </w:r>
+          </w:p>
+        </w:tc>
+        <w:tc>
+          <w:tcPr>
+            <w:tcW w:type="dxa" w:w="2448"/>
+            <w:vAlign w:val="center"/>
+          </w:tcPr>
+          <w:p>
+            <w:pPr>
+              <w:jc w:val="center"/>
+            </w:pPr>
+            <w:r>
+              <w:rPr>
+                <w:b w:val="0"/>
+                <w:sz w:val="14"/>
+              </w:rPr>
+              <w:t>—</w:t>
+            </w:r>
+          </w:p>
+        </w:tc>
+      </w:tr>
+      <w:tr>
+        <w:tc>
+          <w:tcPr>
+            <w:tcW w:type="dxa" w:w="2448"/>
+            <w:vAlign w:val="center"/>
+          </w:tcPr>
+          <w:p>
+            <w:pPr>
+              <w:jc w:val="left"/>
+            </w:pPr>
+            <w:r>
+              <w:rPr>
+                <w:b w:val="0"/>
+                <w:sz w:val="14"/>
+              </w:rPr>
+              <w:t>FuglUE_T1T2_Change</w:t>
+            </w:r>
+          </w:p>
+        </w:tc>
+        <w:tc>
+          <w:tcPr>
+            <w:tcW w:type="dxa" w:w="2448"/>
+            <w:vAlign w:val="center"/>
+          </w:tcPr>
+          <w:p>
+            <w:pPr>
+              <w:jc w:val="center"/>
+            </w:pPr>
+            <w:r>
+              <w:rPr>
+                <w:b w:val="0"/>
+                <w:sz w:val="14"/>
+              </w:rPr>
+              <w:t>+13.52 (6.23) [0.24, 25.45]; 98%</w:t>
+            </w:r>
+          </w:p>
+        </w:tc>
+        <w:tc>
+          <w:tcPr>
+            <w:tcW w:type="dxa" w:w="2448"/>
+            <w:vAlign w:val="center"/>
+          </w:tcPr>
+          <w:p>
+            <w:pPr>
+              <w:jc w:val="center"/>
+            </w:pPr>
+            <w:r>
+              <w:rPr>
+                <w:b w:val="0"/>
+                <w:sz w:val="14"/>
+              </w:rPr>
+              <w:t>—</w:t>
+            </w:r>
+          </w:p>
+        </w:tc>
+        <w:tc>
+          <w:tcPr>
+            <w:tcW w:type="dxa" w:w="2448"/>
+            <w:vAlign w:val="center"/>
+          </w:tcPr>
+          <w:p>
+            <w:pPr>
+              <w:jc w:val="center"/>
+            </w:pPr>
+            <w:r>
+              <w:rPr>
+                <w:b w:val="0"/>
+                <w:sz w:val="14"/>
+              </w:rPr>
+              <w:t>—</w:t>
+            </w:r>
+          </w:p>
+        </w:tc>
+        <w:tc>
+          <w:tcPr>
+            <w:tcW w:type="dxa" w:w="2448"/>
+            <w:vAlign w:val="center"/>
+          </w:tcPr>
+          <w:p>
+            <w:pPr>
+              <w:jc w:val="center"/>
+            </w:pPr>
+            <w:r>
+              <w:rPr>
+                <w:b w:val="0"/>
+                <w:sz w:val="14"/>
+              </w:rPr>
+              <w:t>—</w:t>
+            </w:r>
+          </w:p>
+        </w:tc>
+        <w:tc>
+          <w:tcPr>
+            <w:tcW w:type="dxa" w:w="2448"/>
+            <w:vAlign w:val="center"/>
+          </w:tcPr>
+          <w:p>
+            <w:pPr>
+              <w:jc w:val="center"/>
+            </w:pPr>
+            <w:r>
+              <w:rPr>
+                <w:b w:val="0"/>
+                <w:sz w:val="14"/>
+              </w:rPr>
+              <w:t>—</w:t>
+            </w:r>
+          </w:p>
+        </w:tc>
+      </w:tr>
+      <w:tr>
+        <w:trPr>
+          <w:shd w:val="clear" w:color="auto" w:fill="EEF4FA"/>
+        </w:trPr>
+        <w:tc>
+          <w:tcPr>
+            <w:tcW w:type="dxa" w:w="2448"/>
+            <w:vAlign w:val="center"/>
+          </w:tcPr>
+          <w:p>
+            <w:pPr>
+              <w:jc w:val="left"/>
+            </w:pPr>
+            <w:r>
+              <w:rPr>
+                <w:b w:val="0"/>
+                <w:sz w:val="14"/>
+              </w:rPr>
+              <w:t>EuroQoL5D_T1T2_Change</w:t>
+            </w:r>
+          </w:p>
+        </w:tc>
+        <w:tc>
+          <w:tcPr>
+            <w:tcW w:type="dxa" w:w="2448"/>
+            <w:vAlign w:val="center"/>
+          </w:tcPr>
+          <w:p>
+            <w:pPr>
+              <w:jc w:val="center"/>
+            </w:pPr>
+            <w:r>
+              <w:rPr>
+                <w:b w:val="0"/>
+                <w:sz w:val="14"/>
+              </w:rPr>
+              <w:t>+14.08 (7.54) [0.00, 29.30]; 96%</w:t>
+            </w:r>
+          </w:p>
+        </w:tc>
+        <w:tc>
+          <w:tcPr>
+            <w:tcW w:type="dxa" w:w="2448"/>
+            <w:vAlign w:val="center"/>
+          </w:tcPr>
+          <w:p>
+            <w:pPr>
+              <w:jc w:val="center"/>
+            </w:pPr>
+            <w:r>
+              <w:rPr>
+                <w:b w:val="0"/>
+                <w:sz w:val="14"/>
+              </w:rPr>
+              <w:t>—</w:t>
+            </w:r>
+          </w:p>
+        </w:tc>
+        <w:tc>
+          <w:tcPr>
+            <w:tcW w:type="dxa" w:w="2448"/>
+            <w:vAlign w:val="center"/>
+          </w:tcPr>
+          <w:p>
+            <w:pPr>
+              <w:jc w:val="center"/>
+            </w:pPr>
+            <w:r>
+              <w:rPr>
+                <w:b w:val="0"/>
+                <w:sz w:val="14"/>
+              </w:rPr>
+              <w:t>—</w:t>
+            </w:r>
+          </w:p>
+        </w:tc>
+        <w:tc>
+          <w:tcPr>
+            <w:tcW w:type="dxa" w:w="2448"/>
+            <w:vAlign w:val="center"/>
+          </w:tcPr>
+          <w:p>
+            <w:pPr>
+              <w:jc w:val="center"/>
+            </w:pPr>
+            <w:r>
+              <w:rPr>
+                <w:b w:val="0"/>
+                <w:sz w:val="14"/>
+              </w:rPr>
+              <w:t>—</w:t>
+            </w:r>
+          </w:p>
+        </w:tc>
+        <w:tc>
+          <w:tcPr>
+            <w:tcW w:type="dxa" w:w="2448"/>
+            <w:vAlign w:val="center"/>
+          </w:tcPr>
+          <w:p>
+            <w:pPr>
+              <w:jc w:val="center"/>
+            </w:pPr>
+            <w:r>
+              <w:rPr>
+                <w:b w:val="0"/>
+                <w:sz w:val="14"/>
+              </w:rPr>
+              <w:t>—</w:t>
+            </w:r>
+          </w:p>
+        </w:tc>
+      </w:tr>
+      <w:tr>
+        <w:tc>
+          <w:tcPr>
+            <w:tcW w:type="dxa" w:w="2448"/>
+            <w:vAlign w:val="center"/>
+          </w:tcPr>
+          <w:p>
+            <w:pPr>
+              <w:jc w:val="left"/>
+            </w:pPr>
+            <w:r>
+              <w:rPr>
+                <w:b w:val="0"/>
+                <w:sz w:val="14"/>
+              </w:rPr>
+              <w:t>MNA_T1T2_Change</w:t>
+            </w:r>
+          </w:p>
+        </w:tc>
+        <w:tc>
+          <w:tcPr>
+            <w:tcW w:type="dxa" w:w="2448"/>
+            <w:vAlign w:val="center"/>
+          </w:tcPr>
+          <w:p>
+            <w:pPr>
+              <w:jc w:val="center"/>
+            </w:pPr>
+            <w:r>
+              <w:rPr>
+                <w:b w:val="0"/>
+                <w:sz w:val="14"/>
+              </w:rPr>
+              <w:t>+8.10 (5.07) [-0.18, 18.34]; 95%</w:t>
+            </w:r>
+          </w:p>
+        </w:tc>
+        <w:tc>
+          <w:tcPr>
+            <w:tcW w:type="dxa" w:w="2448"/>
+            <w:vAlign w:val="center"/>
+          </w:tcPr>
+          <w:p>
+            <w:pPr>
+              <w:jc w:val="center"/>
+            </w:pPr>
+            <w:r>
+              <w:rPr>
+                <w:b w:val="0"/>
+                <w:sz w:val="14"/>
+              </w:rPr>
+              <w:t>—</w:t>
+            </w:r>
+          </w:p>
+        </w:tc>
+        <w:tc>
+          <w:tcPr>
+            <w:tcW w:type="dxa" w:w="2448"/>
+            <w:vAlign w:val="center"/>
+          </w:tcPr>
+          <w:p>
+            <w:pPr>
+              <w:jc w:val="center"/>
+            </w:pPr>
+            <w:r>
+              <w:rPr>
+                <w:b w:val="0"/>
+                <w:sz w:val="14"/>
+              </w:rPr>
+              <w:t>—</w:t>
+            </w:r>
+          </w:p>
+        </w:tc>
+        <w:tc>
+          <w:tcPr>
+            <w:tcW w:type="dxa" w:w="2448"/>
+            <w:vAlign w:val="center"/>
+          </w:tcPr>
+          <w:p>
+            <w:pPr>
+              <w:jc w:val="center"/>
+            </w:pPr>
+            <w:r>
+              <w:rPr>
+                <w:b w:val="0"/>
+                <w:sz w:val="14"/>
+              </w:rPr>
+              <w:t>—</w:t>
+            </w:r>
+          </w:p>
+        </w:tc>
+        <w:tc>
+          <w:tcPr>
+            <w:tcW w:type="dxa" w:w="2448"/>
+            <w:vAlign w:val="center"/>
+          </w:tcPr>
+          <w:p>
+            <w:pPr>
+              <w:jc w:val="center"/>
+            </w:pPr>
+            <w:r>
+              <w:rPr>
+                <w:b w:val="0"/>
+                <w:sz w:val="14"/>
+              </w:rPr>
+              <w:t>—</w:t>
+            </w:r>
+          </w:p>
+        </w:tc>
+      </w:tr>
+      <w:tr>
+        <w:trPr>
+          <w:shd w:val="clear" w:color="auto" w:fill="EEF4FA"/>
+        </w:trPr>
+        <w:tc>
+          <w:tcPr>
+            <w:tcW w:type="dxa" w:w="2448"/>
+            <w:vAlign w:val="center"/>
+          </w:tcPr>
+          <w:p>
+            <w:pPr>
+              <w:jc w:val="left"/>
+            </w:pPr>
+            <w:r>
+              <w:rPr>
+                <w:b w:val="0"/>
+                <w:sz w:val="14"/>
+              </w:rPr>
+              <w:t>BI_T1T2_Change</w:t>
+            </w:r>
+          </w:p>
+        </w:tc>
+        <w:tc>
+          <w:tcPr>
+            <w:tcW w:type="dxa" w:w="2448"/>
+            <w:vAlign w:val="center"/>
+          </w:tcPr>
+          <w:p>
+            <w:pPr>
+              <w:jc w:val="center"/>
+            </w:pPr>
+            <w:r>
+              <w:rPr>
+                <w:b w:val="0"/>
+                <w:sz w:val="14"/>
+              </w:rPr>
+              <w:t>-10.27 (8.06) [-27.60, 0.28]; 90%</w:t>
+            </w:r>
+          </w:p>
+        </w:tc>
+        <w:tc>
+          <w:tcPr>
+            <w:tcW w:type="dxa" w:w="2448"/>
+            <w:vAlign w:val="center"/>
+          </w:tcPr>
+          <w:p>
+            <w:pPr>
+              <w:jc w:val="center"/>
+            </w:pPr>
+            <w:r>
+              <w:rPr>
+                <w:b w:val="0"/>
+                <w:sz w:val="14"/>
+              </w:rPr>
+              <w:t>—</w:t>
+            </w:r>
+          </w:p>
+        </w:tc>
+        <w:tc>
+          <w:tcPr>
+            <w:tcW w:type="dxa" w:w="2448"/>
+            <w:vAlign w:val="center"/>
+          </w:tcPr>
+          <w:p>
+            <w:pPr>
+              <w:jc w:val="center"/>
+            </w:pPr>
+            <w:r>
+              <w:rPr>
+                <w:b w:val="0"/>
+                <w:sz w:val="14"/>
+              </w:rPr>
+              <w:t>—</w:t>
+            </w:r>
+          </w:p>
+        </w:tc>
+        <w:tc>
+          <w:tcPr>
+            <w:tcW w:type="dxa" w:w="2448"/>
+            <w:vAlign w:val="center"/>
+          </w:tcPr>
+          <w:p>
+            <w:pPr>
+              <w:jc w:val="center"/>
+            </w:pPr>
+            <w:r>
+              <w:rPr>
+                <w:b w:val="0"/>
+                <w:sz w:val="14"/>
+              </w:rPr>
+              <w:t>—</w:t>
+            </w:r>
+          </w:p>
+        </w:tc>
+        <w:tc>
+          <w:tcPr>
+            <w:tcW w:type="dxa" w:w="2448"/>
+            <w:vAlign w:val="center"/>
+          </w:tcPr>
+          <w:p>
+            <w:pPr>
+              <w:jc w:val="center"/>
+            </w:pPr>
+            <w:r>
+              <w:rPr>
+                <w:b w:val="0"/>
+                <w:sz w:val="14"/>
+              </w:rPr>
+              <w:t>—</w:t>
+            </w:r>
+          </w:p>
+        </w:tc>
+      </w:tr>
+      <w:tr>
+        <w:tc>
+          <w:tcPr>
+            <w:tcW w:type="dxa" w:w="2448"/>
+            <w:vAlign w:val="center"/>
+          </w:tcPr>
+          <w:p>
+            <w:pPr>
+              <w:jc w:val="left"/>
+            </w:pPr>
+            <w:r>
+              <w:rPr>
+                <w:b w:val="0"/>
+                <w:sz w:val="14"/>
+              </w:rPr>
+              <w:t>FuglSEN_T1T2_Change</w:t>
+            </w:r>
+          </w:p>
+        </w:tc>
+        <w:tc>
+          <w:tcPr>
+            <w:tcW w:type="dxa" w:w="2448"/>
+            <w:vAlign w:val="center"/>
+          </w:tcPr>
+          <w:p>
+            <w:pPr>
+              <w:jc w:val="center"/>
+            </w:pPr>
+            <w:r>
+              <w:rPr>
+                <w:b w:val="0"/>
+                <w:sz w:val="14"/>
+              </w:rPr>
+              <w:t>-5.89 (5.36) [-17.09, 3.03]; 89%</w:t>
+            </w:r>
+          </w:p>
+        </w:tc>
+        <w:tc>
+          <w:tcPr>
+            <w:tcW w:type="dxa" w:w="2448"/>
+            <w:vAlign w:val="center"/>
+          </w:tcPr>
+          <w:p>
+            <w:pPr>
+              <w:jc w:val="center"/>
+            </w:pPr>
+            <w:r>
+              <w:rPr>
+                <w:b w:val="0"/>
+                <w:sz w:val="14"/>
+              </w:rPr>
+              <w:t>—</w:t>
+            </w:r>
+          </w:p>
+        </w:tc>
+        <w:tc>
+          <w:tcPr>
+            <w:tcW w:type="dxa" w:w="2448"/>
+            <w:vAlign w:val="center"/>
+          </w:tcPr>
+          <w:p>
+            <w:pPr>
+              <w:jc w:val="center"/>
+            </w:pPr>
+            <w:r>
+              <w:rPr>
+                <w:b w:val="0"/>
+                <w:sz w:val="14"/>
+              </w:rPr>
+              <w:t>—</w:t>
+            </w:r>
+          </w:p>
+        </w:tc>
+        <w:tc>
+          <w:tcPr>
+            <w:tcW w:type="dxa" w:w="2448"/>
+            <w:vAlign w:val="center"/>
+          </w:tcPr>
+          <w:p>
+            <w:pPr>
+              <w:jc w:val="center"/>
+            </w:pPr>
+            <w:r>
+              <w:rPr>
+                <w:b w:val="0"/>
+                <w:sz w:val="14"/>
+              </w:rPr>
+              <w:t>—</w:t>
+            </w:r>
+          </w:p>
+        </w:tc>
+        <w:tc>
+          <w:tcPr>
+            <w:tcW w:type="dxa" w:w="2448"/>
+            <w:vAlign w:val="center"/>
+          </w:tcPr>
+          <w:p>
+            <w:pPr>
+              <w:jc w:val="center"/>
+            </w:pPr>
+            <w:r>
+              <w:rPr>
+                <w:b w:val="0"/>
+                <w:sz w:val="14"/>
+              </w:rPr>
+              <w:t>—</w:t>
+            </w:r>
+          </w:p>
+        </w:tc>
+      </w:tr>
+      <w:tr>
+        <w:trPr>
+          <w:shd w:val="clear" w:color="auto" w:fill="EEF4FA"/>
+        </w:trPr>
+        <w:tc>
+          <w:tcPr>
+            <w:tcW w:type="dxa" w:w="2448"/>
+            <w:vAlign w:val="center"/>
+          </w:tcPr>
+          <w:p>
+            <w:pPr>
+              <w:jc w:val="left"/>
+            </w:pPr>
+            <w:r>
+              <w:rPr>
+                <w:b w:val="0"/>
+                <w:sz w:val="14"/>
+              </w:rPr>
+              <w:t>FuglSEN1</w:t>
+            </w:r>
+          </w:p>
+        </w:tc>
+        <w:tc>
+          <w:tcPr>
+            <w:tcW w:type="dxa" w:w="2448"/>
+            <w:vAlign w:val="center"/>
+          </w:tcPr>
+          <w:p>
+            <w:pPr>
+              <w:jc w:val="center"/>
+            </w:pPr>
+            <w:r>
+              <w:rPr>
+                <w:b w:val="0"/>
+                <w:sz w:val="14"/>
+              </w:rPr>
+              <w:t>-4.67 (5.58) [-16.48, 4.58]; 83%</w:t>
+            </w:r>
+          </w:p>
+        </w:tc>
+        <w:tc>
+          <w:tcPr>
+            <w:tcW w:type="dxa" w:w="2448"/>
+            <w:vAlign w:val="center"/>
+          </w:tcPr>
+          <w:p>
+            <w:pPr>
+              <w:jc w:val="center"/>
+            </w:pPr>
+            <w:r>
+              <w:rPr>
+                <w:b w:val="0"/>
+                <w:sz w:val="14"/>
+              </w:rPr>
+              <w:t>—</w:t>
+            </w:r>
+          </w:p>
+        </w:tc>
+        <w:tc>
+          <w:tcPr>
+            <w:tcW w:type="dxa" w:w="2448"/>
+            <w:vAlign w:val="center"/>
+          </w:tcPr>
+          <w:p>
+            <w:pPr>
+              <w:jc w:val="center"/>
+            </w:pPr>
+            <w:r>
+              <w:rPr>
+                <w:b w:val="0"/>
+                <w:sz w:val="14"/>
+              </w:rPr>
+              <w:t>—</w:t>
+            </w:r>
+          </w:p>
+        </w:tc>
+        <w:tc>
+          <w:tcPr>
+            <w:tcW w:type="dxa" w:w="2448"/>
+            <w:vAlign w:val="center"/>
+          </w:tcPr>
+          <w:p>
+            <w:pPr>
+              <w:jc w:val="center"/>
+            </w:pPr>
+            <w:r>
+              <w:rPr>
+                <w:b w:val="0"/>
+                <w:sz w:val="14"/>
+              </w:rPr>
+              <w:t>—</w:t>
+            </w:r>
+          </w:p>
+        </w:tc>
+        <w:tc>
+          <w:tcPr>
+            <w:tcW w:type="dxa" w:w="2448"/>
+            <w:vAlign w:val="center"/>
+          </w:tcPr>
+          <w:p>
+            <w:pPr>
+              <w:jc w:val="center"/>
+            </w:pPr>
+            <w:r>
+              <w:rPr>
+                <w:b w:val="0"/>
+                <w:sz w:val="14"/>
+              </w:rPr>
+              <w:t>—</w:t>
+            </w:r>
+          </w:p>
+        </w:tc>
+      </w:tr>
+      <w:tr>
+        <w:tc>
+          <w:tcPr>
+            <w:tcW w:type="dxa" w:w="2448"/>
+            <w:vAlign w:val="center"/>
+          </w:tcPr>
+          <w:p>
+            <w:pPr>
+              <w:jc w:val="left"/>
+            </w:pPr>
+            <w:r>
+              <w:rPr>
+                <w:b w:val="0"/>
+                <w:sz w:val="14"/>
+              </w:rPr>
+              <w:t>LLOut</w:t>
+            </w:r>
+          </w:p>
+        </w:tc>
+        <w:tc>
+          <w:tcPr>
+            <w:tcW w:type="dxa" w:w="2448"/>
+            <w:vAlign w:val="center"/>
+          </w:tcPr>
+          <w:p>
+            <w:pPr>
+              <w:jc w:val="center"/>
+            </w:pPr>
+            <w:r>
+              <w:rPr>
+                <w:b w:val="0"/>
+                <w:sz w:val="14"/>
+              </w:rPr>
+              <w:t>—</w:t>
+            </w:r>
+          </w:p>
+        </w:tc>
+        <w:tc>
+          <w:tcPr>
+            <w:tcW w:type="dxa" w:w="2448"/>
+            <w:vAlign w:val="center"/>
+          </w:tcPr>
+          <w:p>
+            <w:pPr>
+              <w:jc w:val="center"/>
+            </w:pPr>
+            <w:r>
+              <w:rPr>
+                <w:b w:val="0"/>
+                <w:sz w:val="14"/>
+              </w:rPr>
+              <w:t>—</w:t>
+            </w:r>
+          </w:p>
+        </w:tc>
+        <w:tc>
+          <w:tcPr>
+            <w:tcW w:type="dxa" w:w="2448"/>
+            <w:vAlign w:val="center"/>
+          </w:tcPr>
+          <w:p>
+            <w:pPr>
+              <w:jc w:val="center"/>
+            </w:pPr>
+            <w:r>
+              <w:rPr>
+                <w:b w:val="0"/>
+                <w:sz w:val="14"/>
+              </w:rPr>
+              <w:t>-8.56 (7.15) [-23.20, 0.00]; 80%</w:t>
+            </w:r>
+          </w:p>
+        </w:tc>
+        <w:tc>
+          <w:tcPr>
+            <w:tcW w:type="dxa" w:w="2448"/>
+            <w:vAlign w:val="center"/>
+          </w:tcPr>
+          <w:p>
+            <w:pPr>
+              <w:jc w:val="center"/>
+            </w:pPr>
+            <w:r>
+              <w:rPr>
+                <w:b w:val="0"/>
+                <w:sz w:val="14"/>
+              </w:rPr>
+              <w:t>—</w:t>
+            </w:r>
+          </w:p>
+        </w:tc>
+        <w:tc>
+          <w:tcPr>
+            <w:tcW w:type="dxa" w:w="2448"/>
+            <w:vAlign w:val="center"/>
+          </w:tcPr>
+          <w:p>
+            <w:pPr>
+              <w:jc w:val="center"/>
+            </w:pPr>
+            <w:r>
+              <w:rPr>
+                <w:b w:val="0"/>
+                <w:sz w:val="14"/>
+              </w:rPr>
+              <w:t>—</w:t>
+            </w:r>
+          </w:p>
+        </w:tc>
+      </w:tr>
+      <w:tr>
+        <w:trPr>
+          <w:shd w:val="clear" w:color="auto" w:fill="EEF4FA"/>
+        </w:trPr>
+        <w:tc>
+          <w:tcPr>
+            <w:tcW w:type="dxa" w:w="2448"/>
+            <w:vAlign w:val="center"/>
+          </w:tcPr>
+          <w:p>
+            <w:pPr>
+              <w:jc w:val="left"/>
+            </w:pPr>
+            <w:r>
+              <w:rPr>
+                <w:b w:val="0"/>
+                <w:sz w:val="14"/>
+              </w:rPr>
+              <w:t>NeglectOut</w:t>
+            </w:r>
+          </w:p>
+        </w:tc>
+        <w:tc>
+          <w:tcPr>
+            <w:tcW w:type="dxa" w:w="2448"/>
+            <w:vAlign w:val="center"/>
+          </w:tcPr>
+          <w:p>
+            <w:pPr>
+              <w:jc w:val="center"/>
+            </w:pPr>
+            <w:r>
+              <w:rPr>
+                <w:b w:val="0"/>
+                <w:sz w:val="14"/>
+              </w:rPr>
+              <w:t>—</w:t>
+            </w:r>
+          </w:p>
+        </w:tc>
+        <w:tc>
+          <w:tcPr>
+            <w:tcW w:type="dxa" w:w="2448"/>
+            <w:vAlign w:val="center"/>
+          </w:tcPr>
+          <w:p>
+            <w:pPr>
+              <w:jc w:val="center"/>
+            </w:pPr>
+            <w:r>
+              <w:rPr>
+                <w:b w:val="0"/>
+                <w:sz w:val="14"/>
+              </w:rPr>
+              <w:t>—</w:t>
+            </w:r>
+          </w:p>
+        </w:tc>
+        <w:tc>
+          <w:tcPr>
+            <w:tcW w:type="dxa" w:w="2448"/>
+            <w:vAlign w:val="center"/>
+          </w:tcPr>
+          <w:p>
+            <w:pPr>
+              <w:jc w:val="center"/>
+            </w:pPr>
+            <w:r>
+              <w:rPr>
+                <w:b w:val="0"/>
+                <w:sz w:val="14"/>
+              </w:rPr>
+              <w:t>-1.03 (6.75) [-14.16, 13.09]; 79%</w:t>
+            </w:r>
+          </w:p>
+        </w:tc>
+        <w:tc>
+          <w:tcPr>
+            <w:tcW w:type="dxa" w:w="2448"/>
+            <w:vAlign w:val="center"/>
+          </w:tcPr>
+          <w:p>
+            <w:pPr>
+              <w:jc w:val="center"/>
+            </w:pPr>
+            <w:r>
+              <w:rPr>
+                <w:b w:val="0"/>
+                <w:sz w:val="14"/>
+              </w:rPr>
+              <w:t>—</w:t>
+            </w:r>
+          </w:p>
+        </w:tc>
+        <w:tc>
+          <w:tcPr>
+            <w:tcW w:type="dxa" w:w="2448"/>
+            <w:vAlign w:val="center"/>
+          </w:tcPr>
+          <w:p>
+            <w:pPr>
+              <w:jc w:val="center"/>
+            </w:pPr>
+            <w:r>
+              <w:rPr>
+                <w:b w:val="0"/>
+                <w:sz w:val="14"/>
+              </w:rPr>
+              <w:t>—</w:t>
+            </w:r>
+          </w:p>
+        </w:tc>
+      </w:tr>
+      <w:tr>
+        <w:tc>
+          <w:tcPr>
+            <w:tcW w:type="dxa" w:w="2448"/>
+            <w:vAlign w:val="center"/>
+          </w:tcPr>
+          <w:p>
+            <w:pPr>
+              <w:jc w:val="left"/>
+            </w:pPr>
+            <w:r>
+              <w:rPr>
+                <w:b w:val="0"/>
+                <w:sz w:val="14"/>
+              </w:rPr>
+              <w:t>FOIS_T1T2_Change</w:t>
+            </w:r>
+          </w:p>
+        </w:tc>
+        <w:tc>
+          <w:tcPr>
+            <w:tcW w:type="dxa" w:w="2448"/>
+            <w:vAlign w:val="center"/>
+          </w:tcPr>
+          <w:p>
+            <w:pPr>
+              <w:jc w:val="center"/>
+            </w:pPr>
+            <w:r>
+              <w:rPr>
+                <w:b w:val="0"/>
+                <w:sz w:val="14"/>
+              </w:rPr>
+              <w:t>+3.50 (6.86) [-8.42, 19.73]; 76%</w:t>
+            </w:r>
+          </w:p>
+        </w:tc>
+        <w:tc>
+          <w:tcPr>
+            <w:tcW w:type="dxa" w:w="2448"/>
+            <w:vAlign w:val="center"/>
+          </w:tcPr>
+          <w:p>
+            <w:pPr>
+              <w:jc w:val="center"/>
+            </w:pPr>
+            <w:r>
+              <w:rPr>
+                <w:b w:val="0"/>
+                <w:sz w:val="14"/>
+              </w:rPr>
+              <w:t>—</w:t>
+            </w:r>
+          </w:p>
+        </w:tc>
+        <w:tc>
+          <w:tcPr>
+            <w:tcW w:type="dxa" w:w="2448"/>
+            <w:vAlign w:val="center"/>
+          </w:tcPr>
+          <w:p>
+            <w:pPr>
+              <w:jc w:val="center"/>
+            </w:pPr>
+            <w:r>
+              <w:rPr>
+                <w:b w:val="0"/>
+                <w:sz w:val="14"/>
+              </w:rPr>
+              <w:t>—</w:t>
+            </w:r>
+          </w:p>
+        </w:tc>
+        <w:tc>
+          <w:tcPr>
+            <w:tcW w:type="dxa" w:w="2448"/>
+            <w:vAlign w:val="center"/>
+          </w:tcPr>
+          <w:p>
+            <w:pPr>
+              <w:jc w:val="center"/>
+            </w:pPr>
+            <w:r>
+              <w:rPr>
+                <w:b w:val="0"/>
+                <w:sz w:val="14"/>
+              </w:rPr>
+              <w:t>—</w:t>
+            </w:r>
+          </w:p>
+        </w:tc>
+        <w:tc>
+          <w:tcPr>
+            <w:tcW w:type="dxa" w:w="2448"/>
+            <w:vAlign w:val="center"/>
+          </w:tcPr>
+          <w:p>
+            <w:pPr>
+              <w:jc w:val="center"/>
+            </w:pPr>
+            <w:r>
+              <w:rPr>
+                <w:b w:val="0"/>
+                <w:sz w:val="14"/>
+              </w:rPr>
+              <w:t>—</w:t>
+            </w:r>
+          </w:p>
+        </w:tc>
+      </w:tr>
+      <w:tr>
+        <w:trPr>
+          <w:shd w:val="clear" w:color="auto" w:fill="EEF4FA"/>
+        </w:trPr>
+        <w:tc>
+          <w:tcPr>
+            <w:tcW w:type="dxa" w:w="2448"/>
+            <w:vAlign w:val="center"/>
+          </w:tcPr>
+          <w:p>
+            <w:pPr>
+              <w:jc w:val="left"/>
+            </w:pPr>
+            <w:r>
+              <w:rPr>
+                <w:b w:val="0"/>
+                <w:sz w:val="14"/>
+              </w:rPr>
+              <w:t>Gout</w:t>
+            </w:r>
+          </w:p>
+        </w:tc>
+        <w:tc>
+          <w:tcPr>
+            <w:tcW w:type="dxa" w:w="2448"/>
+            <w:vAlign w:val="center"/>
+          </w:tcPr>
+          <w:p>
+            <w:pPr>
+              <w:jc w:val="center"/>
+            </w:pPr>
+            <w:r>
+              <w:rPr>
+                <w:b w:val="0"/>
+                <w:sz w:val="14"/>
+              </w:rPr>
+              <w:t>—</w:t>
+            </w:r>
+          </w:p>
+        </w:tc>
+        <w:tc>
+          <w:tcPr>
+            <w:tcW w:type="dxa" w:w="2448"/>
+            <w:vAlign w:val="center"/>
+          </w:tcPr>
+          <w:p>
+            <w:pPr>
+              <w:jc w:val="center"/>
+            </w:pPr>
+            <w:r>
+              <w:rPr>
+                <w:b w:val="0"/>
+                <w:sz w:val="14"/>
+              </w:rPr>
+              <w:t>+3.83 (4.77) [-3.68, 14.75]; 76%</w:t>
+            </w:r>
+          </w:p>
+        </w:tc>
+        <w:tc>
+          <w:tcPr>
+            <w:tcW w:type="dxa" w:w="2448"/>
+            <w:vAlign w:val="center"/>
+          </w:tcPr>
+          <w:p>
+            <w:pPr>
+              <w:jc w:val="center"/>
+            </w:pPr>
+            <w:r>
+              <w:rPr>
+                <w:b w:val="0"/>
+                <w:sz w:val="14"/>
+              </w:rPr>
+              <w:t>—</w:t>
+            </w:r>
+          </w:p>
+        </w:tc>
+        <w:tc>
+          <w:tcPr>
+            <w:tcW w:type="dxa" w:w="2448"/>
+            <w:vAlign w:val="center"/>
+          </w:tcPr>
+          <w:p>
+            <w:pPr>
+              <w:jc w:val="center"/>
+            </w:pPr>
+            <w:r>
+              <w:rPr>
+                <w:b w:val="0"/>
+                <w:sz w:val="14"/>
+              </w:rPr>
+              <w:t>—</w:t>
+            </w:r>
+          </w:p>
+        </w:tc>
+        <w:tc>
+          <w:tcPr>
+            <w:tcW w:type="dxa" w:w="2448"/>
+            <w:vAlign w:val="center"/>
+          </w:tcPr>
+          <w:p>
+            <w:pPr>
+              <w:jc w:val="center"/>
+            </w:pPr>
+            <w:r>
+              <w:rPr>
+                <w:b w:val="0"/>
+                <w:sz w:val="14"/>
+              </w:rPr>
+              <w:t>—</w:t>
+            </w:r>
+          </w:p>
+        </w:tc>
+      </w:tr>
+      <w:tr>
+        <w:tc>
+          <w:tcPr>
+            <w:tcW w:type="dxa" w:w="2448"/>
+            <w:vAlign w:val="center"/>
+          </w:tcPr>
+          <w:p>
+            <w:pPr>
+              <w:jc w:val="left"/>
+            </w:pPr>
+            <w:r>
+              <w:rPr>
+                <w:b w:val="0"/>
+                <w:sz w:val="14"/>
+              </w:rPr>
+              <w:t>LanguageOut</w:t>
+            </w:r>
+          </w:p>
+        </w:tc>
+        <w:tc>
+          <w:tcPr>
+            <w:tcW w:type="dxa" w:w="2448"/>
+            <w:vAlign w:val="center"/>
+          </w:tcPr>
+          <w:p>
+            <w:pPr>
+              <w:jc w:val="center"/>
+            </w:pPr>
+            <w:r>
+              <w:rPr>
+                <w:b w:val="0"/>
+                <w:sz w:val="14"/>
+              </w:rPr>
+              <w:t>—</w:t>
+            </w:r>
+          </w:p>
+        </w:tc>
+        <w:tc>
+          <w:tcPr>
+            <w:tcW w:type="dxa" w:w="2448"/>
+            <w:vAlign w:val="center"/>
+          </w:tcPr>
+          <w:p>
+            <w:pPr>
+              <w:jc w:val="center"/>
+            </w:pPr>
+            <w:r>
+              <w:rPr>
+                <w:b w:val="0"/>
+                <w:sz w:val="14"/>
+              </w:rPr>
+              <w:t>—</w:t>
+            </w:r>
+          </w:p>
+        </w:tc>
+        <w:tc>
+          <w:tcPr>
+            <w:tcW w:type="dxa" w:w="2448"/>
+            <w:vAlign w:val="center"/>
+          </w:tcPr>
+          <w:p>
+            <w:pPr>
+              <w:jc w:val="center"/>
+            </w:pPr>
+            <w:r>
+              <w:rPr>
+                <w:b w:val="0"/>
+                <w:sz w:val="14"/>
+              </w:rPr>
+              <w:t>+4.90 (4.95) [0.00, 16.35]; 74%</w:t>
+            </w:r>
+          </w:p>
+        </w:tc>
+        <w:tc>
+          <w:tcPr>
+            <w:tcW w:type="dxa" w:w="2448"/>
+            <w:vAlign w:val="center"/>
+          </w:tcPr>
+          <w:p>
+            <w:pPr>
+              <w:jc w:val="center"/>
+            </w:pPr>
+            <w:r>
+              <w:rPr>
+                <w:b w:val="0"/>
+                <w:sz w:val="14"/>
+              </w:rPr>
+              <w:t>—</w:t>
+            </w:r>
+          </w:p>
+        </w:tc>
+        <w:tc>
+          <w:tcPr>
+            <w:tcW w:type="dxa" w:w="2448"/>
+            <w:vAlign w:val="center"/>
+          </w:tcPr>
+          <w:p>
+            <w:pPr>
+              <w:jc w:val="center"/>
+            </w:pPr>
+            <w:r>
+              <w:rPr>
+                <w:b w:val="0"/>
+                <w:sz w:val="14"/>
+              </w:rPr>
+              <w:t>—</w:t>
+            </w:r>
+          </w:p>
+        </w:tc>
+      </w:tr>
+      <w:tr>
+        <w:trPr>
+          <w:shd w:val="clear" w:color="auto" w:fill="EEF4FA"/>
+        </w:trPr>
+        <w:tc>
+          <w:tcPr>
+            <w:tcW w:type="dxa" w:w="2448"/>
+            <w:vAlign w:val="center"/>
+          </w:tcPr>
+          <w:p>
+            <w:pPr>
+              <w:jc w:val="left"/>
+            </w:pPr>
+            <w:r>
+              <w:rPr>
+                <w:b w:val="0"/>
+                <w:sz w:val="14"/>
+              </w:rPr>
+              <w:t>FOIS1</w:t>
+            </w:r>
+          </w:p>
+        </w:tc>
+        <w:tc>
+          <w:tcPr>
+            <w:tcW w:type="dxa" w:w="2448"/>
+            <w:vAlign w:val="center"/>
+          </w:tcPr>
+          <w:p>
+            <w:pPr>
+              <w:jc w:val="center"/>
+            </w:pPr>
+            <w:r>
+              <w:rPr>
+                <w:b w:val="0"/>
+                <w:sz w:val="14"/>
+              </w:rPr>
+              <w:t>—</w:t>
+            </w:r>
+          </w:p>
+        </w:tc>
+        <w:tc>
+          <w:tcPr>
+            <w:tcW w:type="dxa" w:w="2448"/>
+            <w:vAlign w:val="center"/>
+          </w:tcPr>
+          <w:p>
+            <w:pPr>
+              <w:jc w:val="center"/>
+            </w:pPr>
+            <w:r>
+              <w:rPr>
+                <w:b w:val="0"/>
+                <w:sz w:val="14"/>
+              </w:rPr>
+              <w:t>—</w:t>
+            </w:r>
+          </w:p>
+        </w:tc>
+        <w:tc>
+          <w:tcPr>
+            <w:tcW w:type="dxa" w:w="2448"/>
+            <w:vAlign w:val="center"/>
+          </w:tcPr>
+          <w:p>
+            <w:pPr>
+              <w:jc w:val="center"/>
+            </w:pPr>
+            <w:r>
+              <w:rPr>
+                <w:b w:val="0"/>
+                <w:sz w:val="14"/>
+              </w:rPr>
+              <w:t>+5.30 (5.49) [0.00, 18.28]; 73%</w:t>
+            </w:r>
+          </w:p>
+        </w:tc>
+        <w:tc>
+          <w:tcPr>
+            <w:tcW w:type="dxa" w:w="2448"/>
+            <w:vAlign w:val="center"/>
+          </w:tcPr>
+          <w:p>
+            <w:pPr>
+              <w:jc w:val="center"/>
+            </w:pPr>
+            <w:r>
+              <w:rPr>
+                <w:b w:val="0"/>
+                <w:sz w:val="14"/>
+              </w:rPr>
+              <w:t>—</w:t>
+            </w:r>
+          </w:p>
+        </w:tc>
+        <w:tc>
+          <w:tcPr>
+            <w:tcW w:type="dxa" w:w="2448"/>
+            <w:vAlign w:val="center"/>
+          </w:tcPr>
+          <w:p>
+            <w:pPr>
+              <w:jc w:val="center"/>
+            </w:pPr>
+            <w:r>
+              <w:rPr>
+                <w:b w:val="0"/>
+                <w:sz w:val="14"/>
+              </w:rPr>
+              <w:t>—</w:t>
+            </w:r>
+          </w:p>
+        </w:tc>
+      </w:tr>
+      <w:tr>
+        <w:tc>
+          <w:tcPr>
+            <w:tcW w:type="dxa" w:w="2448"/>
+            <w:vAlign w:val="center"/>
+          </w:tcPr>
+          <w:p>
+            <w:pPr>
+              <w:jc w:val="left"/>
+            </w:pPr>
+            <w:r>
+              <w:rPr>
+                <w:b w:val="0"/>
+                <w:sz w:val="14"/>
+              </w:rPr>
+              <w:t>RLOut</w:t>
+            </w:r>
+          </w:p>
+        </w:tc>
+        <w:tc>
+          <w:tcPr>
+            <w:tcW w:type="dxa" w:w="2448"/>
+            <w:vAlign w:val="center"/>
+          </w:tcPr>
+          <w:p>
+            <w:pPr>
+              <w:jc w:val="center"/>
+            </w:pPr>
+            <w:r>
+              <w:rPr>
+                <w:b w:val="0"/>
+                <w:sz w:val="14"/>
+              </w:rPr>
+              <w:t>—</w:t>
+            </w:r>
+          </w:p>
+        </w:tc>
+        <w:tc>
+          <w:tcPr>
+            <w:tcW w:type="dxa" w:w="2448"/>
+            <w:vAlign w:val="center"/>
+          </w:tcPr>
+          <w:p>
+            <w:pPr>
+              <w:jc w:val="center"/>
+            </w:pPr>
+            <w:r>
+              <w:rPr>
+                <w:b w:val="0"/>
+                <w:sz w:val="14"/>
+              </w:rPr>
+              <w:t>—</w:t>
+            </w:r>
+          </w:p>
+        </w:tc>
+        <w:tc>
+          <w:tcPr>
+            <w:tcW w:type="dxa" w:w="2448"/>
+            <w:vAlign w:val="center"/>
+          </w:tcPr>
+          <w:p>
+            <w:pPr>
+              <w:jc w:val="center"/>
+            </w:pPr>
+            <w:r>
+              <w:rPr>
+                <w:b w:val="0"/>
+                <w:sz w:val="14"/>
+              </w:rPr>
+              <w:t>-6.84 (7.27) [-23.95, 0.00]; 72%</w:t>
+            </w:r>
+          </w:p>
+        </w:tc>
+        <w:tc>
+          <w:tcPr>
+            <w:tcW w:type="dxa" w:w="2448"/>
+            <w:vAlign w:val="center"/>
+          </w:tcPr>
+          <w:p>
+            <w:pPr>
+              <w:jc w:val="center"/>
+            </w:pPr>
+            <w:r>
+              <w:rPr>
+                <w:b w:val="0"/>
+                <w:sz w:val="14"/>
+              </w:rPr>
+              <w:t>—</w:t>
+            </w:r>
+          </w:p>
+        </w:tc>
+        <w:tc>
+          <w:tcPr>
+            <w:tcW w:type="dxa" w:w="2448"/>
+            <w:vAlign w:val="center"/>
+          </w:tcPr>
+          <w:p>
+            <w:pPr>
+              <w:jc w:val="center"/>
+            </w:pPr>
+            <w:r>
+              <w:rPr>
+                <w:b w:val="0"/>
+                <w:sz w:val="14"/>
+              </w:rPr>
+              <w:t>—</w:t>
+            </w:r>
+          </w:p>
+        </w:tc>
+      </w:tr>
+      <w:tr>
+        <w:trPr>
+          <w:shd w:val="clear" w:color="auto" w:fill="EEF4FA"/>
+        </w:trPr>
+        <w:tc>
+          <w:tcPr>
+            <w:tcW w:type="dxa" w:w="2448"/>
+            <w:vAlign w:val="center"/>
+          </w:tcPr>
+          <w:p>
+            <w:pPr>
+              <w:jc w:val="left"/>
+            </w:pPr>
+            <w:r>
+              <w:rPr>
+                <w:b w:val="0"/>
+                <w:sz w:val="14"/>
+              </w:rPr>
+              <w:t>Psychiatric</w:t>
+            </w:r>
+          </w:p>
+        </w:tc>
+        <w:tc>
+          <w:tcPr>
+            <w:tcW w:type="dxa" w:w="2448"/>
+            <w:vAlign w:val="center"/>
+          </w:tcPr>
+          <w:p>
+            <w:pPr>
+              <w:jc w:val="center"/>
+            </w:pPr>
+            <w:r>
+              <w:rPr>
+                <w:b w:val="0"/>
+                <w:sz w:val="14"/>
+              </w:rPr>
+              <w:t>—</w:t>
+            </w:r>
+          </w:p>
+        </w:tc>
+        <w:tc>
+          <w:tcPr>
+            <w:tcW w:type="dxa" w:w="2448"/>
+            <w:vAlign w:val="center"/>
+          </w:tcPr>
+          <w:p>
+            <w:pPr>
+              <w:jc w:val="center"/>
+            </w:pPr>
+            <w:r>
+              <w:rPr>
+                <w:b w:val="0"/>
+                <w:sz w:val="14"/>
+              </w:rPr>
+              <w:t>-2.31 (2.66) [-8.77, 0.43]; 70%</w:t>
+            </w:r>
+          </w:p>
+        </w:tc>
+        <w:tc>
+          <w:tcPr>
+            <w:tcW w:type="dxa" w:w="2448"/>
+            <w:vAlign w:val="center"/>
+          </w:tcPr>
+          <w:p>
+            <w:pPr>
+              <w:jc w:val="center"/>
+            </w:pPr>
+            <w:r>
+              <w:rPr>
+                <w:b w:val="0"/>
+                <w:sz w:val="14"/>
+              </w:rPr>
+              <w:t>—</w:t>
+            </w:r>
+          </w:p>
+        </w:tc>
+        <w:tc>
+          <w:tcPr>
+            <w:tcW w:type="dxa" w:w="2448"/>
+            <w:vAlign w:val="center"/>
+          </w:tcPr>
+          <w:p>
+            <w:pPr>
+              <w:jc w:val="center"/>
+            </w:pPr>
+            <w:r>
+              <w:rPr>
+                <w:b w:val="0"/>
+                <w:sz w:val="14"/>
+              </w:rPr>
+              <w:t>—</w:t>
+            </w:r>
+          </w:p>
+        </w:tc>
+        <w:tc>
+          <w:tcPr>
+            <w:tcW w:type="dxa" w:w="2448"/>
+            <w:vAlign w:val="center"/>
+          </w:tcPr>
+          <w:p>
+            <w:pPr>
+              <w:jc w:val="center"/>
+            </w:pPr>
+            <w:r>
+              <w:rPr>
+                <w:b w:val="0"/>
+                <w:sz w:val="14"/>
+              </w:rPr>
+              <w:t>—</w:t>
             </w:r>
           </w:p>
         </w:tc>
@@ -2299,7 +6023,7 @@
         <w:rPr>
           <w:sz w:val="16"/>
         </w:rPr>
-        <w:t>PAC = post-acute care; IPCW = inverse probability of completion weighting; OOF = out-of-fold; CI = percentile bootstrap 95% confidence interval from 2,000 resamples of paired OOF probabilities and observed binary outcomes; the Youden cutpoint maximized sensitivity + specificity - 1.</w:t>
+        <w:t>PAC = post-acute care; IPCW = inverse probability of completion weighting; CI = percentile bootstrap 95% confidence interval; Se = sensitivity; Sp = specificity; BalAcc = balanced accuracy; NIHSS = National Institutes of Health Stroke Scale. Panel B cells are formatted as Boot Mean Coef (Boot SD) [95% CI]; selection frequency.</w:t>
       </w:r>
     </w:p>
     <w:sectPr>
